--- a/sefer-edition/book-rewrites/2024-09-29 — סְלִיחוֹת — חֶסֶד וֶאֱמֶת לִפְנֵי יוֹם הַדִּין — Sefer Edition — styled.docx
+++ b/sefer-edition/book-rewrites/2024-09-29 — סְלִיחוֹת — חֶסֶד וֶאֱמֶת לִפְנֵי יוֹם הַדִּין — Sefer Edition — styled.docx
@@ -71,7 +71,27 @@
           <w:color w:val="1A1A1A"/>
           <w:sz w:val="22"/>
         </w:rPr>
-        <w:t xml:space="preserve"> who kissed their wives and children on that first night of </w:t>
+        <w:t xml:space="preserve"> (</w:t>
+      </w:r>
+      <w:r>
+        <w:rPr>
+          <w:rFonts w:ascii="SBL Hebrew" w:hAnsi="SBL Hebrew" w:cs="SBL Hebrew" w:eastAsia="SBL Hebrew"/>
+          <w:b w:val="0"/>
+          <w:i w:val="0"/>
+          <w:color w:val="1A1A1A"/>
+          <w:sz w:val="22"/>
+        </w:rPr>
+        <w:t>כְּלַל יִשְׂרָאֵל</w:t>
+      </w:r>
+      <w:r>
+        <w:rPr>
+          <w:rFonts w:ascii="Georgia" w:hAnsi="Georgia" w:cs="SBL Hebrew" w:eastAsia="Georgia"/>
+          <w:b w:val="0"/>
+          <w:i w:val="0"/>
+          <w:color w:val="1A1A1A"/>
+          <w:sz w:val="22"/>
+        </w:rPr>
+        <w:t xml:space="preserve">) who kissed their wives and children on that first night of </w:t>
       </w:r>
       <w:r>
         <w:rPr>
@@ -91,7 +111,27 @@
           <w:color w:val="1A1A1A"/>
           <w:sz w:val="22"/>
         </w:rPr>
-        <w:t xml:space="preserve"> and turned north toward Lebanon — and for the widows, orphans, and captives of the war that followed </w:t>
+        <w:t xml:space="preserve"> (</w:t>
+      </w:r>
+      <w:r>
+        <w:rPr>
+          <w:rFonts w:ascii="SBL Hebrew" w:hAnsi="SBL Hebrew" w:cs="SBL Hebrew" w:eastAsia="SBL Hebrew"/>
+          <w:b w:val="0"/>
+          <w:i w:val="0"/>
+          <w:color w:val="1A1A1A"/>
+          <w:sz w:val="22"/>
+        </w:rPr>
+        <w:t>סְלִיחוֹת</w:t>
+      </w:r>
+      <w:r>
+        <w:rPr>
+          <w:rFonts w:ascii="Georgia" w:hAnsi="Georgia" w:cs="SBL Hebrew" w:eastAsia="Georgia"/>
+          <w:b w:val="0"/>
+          <w:i w:val="0"/>
+          <w:color w:val="1A1A1A"/>
+          <w:sz w:val="22"/>
+        </w:rPr>
+        <w:t xml:space="preserve">) and turned north toward Lebanon — and for the widows, orphans, and captives of the war that followed </w:t>
       </w:r>
       <w:r>
         <w:rPr>
@@ -111,7 +151,27 @@
           <w:color w:val="1A1A1A"/>
           <w:sz w:val="22"/>
         </w:rPr>
-        <w:t xml:space="preserve"> of </w:t>
+        <w:t xml:space="preserve"> (</w:t>
+      </w:r>
+      <w:r>
+        <w:rPr>
+          <w:rFonts w:ascii="SBL Hebrew" w:hAnsi="SBL Hebrew" w:cs="SBL Hebrew" w:eastAsia="SBL Hebrew"/>
+          <w:b w:val="0"/>
+          <w:i w:val="0"/>
+          <w:color w:val="1A1A1A"/>
+          <w:sz w:val="22"/>
+        </w:rPr>
+        <w:t>שִׂמְחַת תּוֹרָה</w:t>
+      </w:r>
+      <w:r>
+        <w:rPr>
+          <w:rFonts w:ascii="Georgia" w:hAnsi="Georgia" w:cs="SBL Hebrew" w:eastAsia="Georgia"/>
+          <w:b w:val="0"/>
+          <w:i w:val="0"/>
+          <w:color w:val="1A1A1A"/>
+          <w:sz w:val="22"/>
+        </w:rPr>
+        <w:t xml:space="preserve">) of </w:t>
       </w:r>
       <w:r>
         <w:rPr>
@@ -131,7 +191,27 @@
           <w:color w:val="1A1A1A"/>
           <w:sz w:val="22"/>
         </w:rPr>
-        <w:t>.</w:t>
+        <w:t xml:space="preserve"> (</w:t>
+      </w:r>
+      <w:r>
+        <w:rPr>
+          <w:rFonts w:ascii="SBL Hebrew" w:hAnsi="SBL Hebrew" w:cs="SBL Hebrew" w:eastAsia="SBL Hebrew"/>
+          <w:b w:val="0"/>
+          <w:i w:val="0"/>
+          <w:color w:val="1A1A1A"/>
+          <w:sz w:val="22"/>
+        </w:rPr>
+        <w:t>תשפ״ד</w:t>
+      </w:r>
+      <w:r>
+        <w:rPr>
+          <w:rFonts w:ascii="Georgia" w:hAnsi="Georgia" w:cs="SBL Hebrew" w:eastAsia="Georgia"/>
+          <w:b w:val="0"/>
+          <w:i w:val="0"/>
+          <w:color w:val="1A1A1A"/>
+          <w:sz w:val="22"/>
+        </w:rPr>
+        <w:t>).</w:t>
       </w:r>
     </w:p>
     <w:p>
@@ -200,7 +280,27 @@
           <w:color w:val="1A1A1A"/>
           <w:sz w:val="22"/>
         </w:rPr>
-        <w:t xml:space="preserve">, </w:t>
+        <w:t xml:space="preserve"> (</w:t>
+      </w:r>
+      <w:r>
+        <w:rPr>
+          <w:rFonts w:ascii="SBL Hebrew" w:hAnsi="SBL Hebrew" w:cs="SBL Hebrew" w:eastAsia="SBL Hebrew"/>
+          <w:b w:val="0"/>
+          <w:i w:val="0"/>
+          <w:color w:val="1A1A1A"/>
+          <w:sz w:val="22"/>
+        </w:rPr>
+        <w:t>הַבְּרִיסְקֶ׳ר רַב</w:t>
+      </w:r>
+      <w:r>
+        <w:rPr>
+          <w:rFonts w:ascii="Georgia" w:hAnsi="Georgia" w:cs="SBL Hebrew" w:eastAsia="Georgia"/>
+          <w:b w:val="0"/>
+          <w:i w:val="0"/>
+          <w:color w:val="1A1A1A"/>
+          <w:sz w:val="22"/>
+        </w:rPr>
+        <w:t xml:space="preserve">), </w:t>
       </w:r>
       <w:r>
         <w:rPr>
@@ -220,7 +320,27 @@
           <w:color w:val="1A1A1A"/>
           <w:sz w:val="22"/>
         </w:rPr>
-        <w:t>,</w:t>
+        <w:t xml:space="preserve"> (</w:t>
+      </w:r>
+      <w:r>
+        <w:rPr>
+          <w:rFonts w:ascii="SBL Hebrew" w:hAnsi="SBL Hebrew" w:cs="SBL Hebrew" w:eastAsia="SBL Hebrew"/>
+          <w:b w:val="0"/>
+          <w:i w:val="0"/>
+          <w:color w:val="1A1A1A"/>
+          <w:sz w:val="22"/>
+        </w:rPr>
+        <w:t>זֵכֶר צַדִּיק לִבְרָכָה</w:t>
+      </w:r>
+      <w:r>
+        <w:rPr>
+          <w:rFonts w:ascii="Georgia" w:hAnsi="Georgia" w:cs="SBL Hebrew" w:eastAsia="Georgia"/>
+          <w:b w:val="0"/>
+          <w:i w:val="0"/>
+          <w:color w:val="1A1A1A"/>
+          <w:sz w:val="22"/>
+        </w:rPr>
+        <w:t>),</w:t>
       </w:r>
       <w:r>
         <w:rPr>
@@ -259,7 +379,27 @@
           <w:color w:val="1A1A1A"/>
           <w:sz w:val="22"/>
         </w:rPr>
-        <w:t xml:space="preserve"> in his home </w:t>
+        <w:t xml:space="preserve"> (</w:t>
+      </w:r>
+      <w:r>
+        <w:rPr>
+          <w:rFonts w:ascii="SBL Hebrew" w:hAnsi="SBL Hebrew" w:cs="SBL Hebrew" w:eastAsia="SBL Hebrew"/>
+          <w:b w:val="0"/>
+          <w:i w:val="0"/>
+          <w:color w:val="1A1A1A"/>
+          <w:sz w:val="22"/>
+        </w:rPr>
+        <w:t>דְּרָשָׁה</w:t>
+      </w:r>
+      <w:r>
+        <w:rPr>
+          <w:rFonts w:ascii="Georgia" w:hAnsi="Georgia" w:cs="SBL Hebrew" w:eastAsia="Georgia"/>
+          <w:b w:val="0"/>
+          <w:i w:val="0"/>
+          <w:color w:val="1A1A1A"/>
+          <w:sz w:val="22"/>
+        </w:rPr>
+        <w:t xml:space="preserve">) in his home </w:t>
       </w:r>
       <w:r>
         <w:rPr>
@@ -279,7 +419,27 @@
           <w:color w:val="1A1A1A"/>
           <w:sz w:val="22"/>
         </w:rPr>
-        <w:t xml:space="preserve"> every </w:t>
+        <w:t xml:space="preserve"> (</w:t>
+      </w:r>
+      <w:r>
+        <w:rPr>
+          <w:rFonts w:ascii="SBL Hebrew" w:hAnsi="SBL Hebrew" w:cs="SBL Hebrew" w:eastAsia="SBL Hebrew"/>
+          <w:b w:val="0"/>
+          <w:i w:val="0"/>
+          <w:color w:val="1A1A1A"/>
+          <w:sz w:val="22"/>
+        </w:rPr>
+        <w:t>מִנְיָן</w:t>
+      </w:r>
+      <w:r>
+        <w:rPr>
+          <w:rFonts w:ascii="Georgia" w:hAnsi="Georgia" w:cs="SBL Hebrew" w:eastAsia="Georgia"/>
+          <w:b w:val="0"/>
+          <w:i w:val="0"/>
+          <w:color w:val="1A1A1A"/>
+          <w:sz w:val="22"/>
+        </w:rPr>
+        <w:t xml:space="preserve">) every </w:t>
       </w:r>
       <w:r>
         <w:rPr>
@@ -299,7 +459,27 @@
           <w:color w:val="1A1A1A"/>
           <w:sz w:val="22"/>
         </w:rPr>
-        <w:t xml:space="preserve"> before the first </w:t>
+        <w:t xml:space="preserve"> (</w:t>
+      </w:r>
+      <w:r>
+        <w:rPr>
+          <w:rFonts w:ascii="SBL Hebrew" w:hAnsi="SBL Hebrew" w:cs="SBL Hebrew" w:eastAsia="SBL Hebrew"/>
+          <w:b w:val="0"/>
+          <w:i w:val="0"/>
+          <w:color w:val="1A1A1A"/>
+          <w:sz w:val="22"/>
+        </w:rPr>
+        <w:t>מוֹצָאֵי שַׁבָּת</w:t>
+      </w:r>
+      <w:r>
+        <w:rPr>
+          <w:rFonts w:ascii="Georgia" w:hAnsi="Georgia" w:cs="SBL Hebrew" w:eastAsia="Georgia"/>
+          <w:b w:val="0"/>
+          <w:i w:val="0"/>
+          <w:color w:val="1A1A1A"/>
+          <w:sz w:val="22"/>
+        </w:rPr>
+        <w:t xml:space="preserve">) before the first </w:t>
       </w:r>
       <w:r>
         <w:rPr>
@@ -319,7 +499,27 @@
           <w:color w:val="1A1A1A"/>
           <w:sz w:val="22"/>
         </w:rPr>
-        <w:t xml:space="preserve">. The </w:t>
+        <w:t xml:space="preserve"> (</w:t>
+      </w:r>
+      <w:r>
+        <w:rPr>
+          <w:rFonts w:ascii="SBL Hebrew" w:hAnsi="SBL Hebrew" w:cs="SBL Hebrew" w:eastAsia="SBL Hebrew"/>
+          <w:b w:val="0"/>
+          <w:i w:val="0"/>
+          <w:color w:val="1A1A1A"/>
+          <w:sz w:val="22"/>
+        </w:rPr>
+        <w:t>סְלִיחוֹת</w:t>
+      </w:r>
+      <w:r>
+        <w:rPr>
+          <w:rFonts w:ascii="Georgia" w:hAnsi="Georgia" w:cs="SBL Hebrew" w:eastAsia="Georgia"/>
+          <w:b w:val="0"/>
+          <w:i w:val="0"/>
+          <w:color w:val="1A1A1A"/>
+          <w:sz w:val="22"/>
+        </w:rPr>
+        <w:t xml:space="preserve">). The </w:t>
       </w:r>
       <w:r>
         <w:rPr>
@@ -339,7 +539,27 @@
           <w:color w:val="1A1A1A"/>
           <w:sz w:val="22"/>
         </w:rPr>
-        <w:t xml:space="preserve"> that inaugurates the Ashkenazic </w:t>
+        <w:t xml:space="preserve"> (</w:t>
+      </w:r>
+      <w:r>
+        <w:rPr>
+          <w:rFonts w:ascii="SBL Hebrew" w:hAnsi="SBL Hebrew" w:cs="SBL Hebrew" w:eastAsia="SBL Hebrew"/>
+          <w:b w:val="0"/>
+          <w:i w:val="0"/>
+          <w:color w:val="1A1A1A"/>
+          <w:sz w:val="22"/>
+        </w:rPr>
+        <w:t>פִּזְמוֹן</w:t>
+      </w:r>
+      <w:r>
+        <w:rPr>
+          <w:rFonts w:ascii="Georgia" w:hAnsi="Georgia" w:cs="SBL Hebrew" w:eastAsia="Georgia"/>
+          <w:b w:val="0"/>
+          <w:i w:val="0"/>
+          <w:color w:val="1A1A1A"/>
+          <w:sz w:val="22"/>
+        </w:rPr>
+        <w:t xml:space="preserve">) that inaugurates the Ashkenazic </w:t>
       </w:r>
       <w:r>
         <w:rPr>
@@ -379,7 +599,27 @@
           <w:color w:val="1A1A1A"/>
           <w:sz w:val="22"/>
         </w:rPr>
-        <w:t xml:space="preserve"> trembling before the approaching </w:t>
+        <w:t xml:space="preserve"> (</w:t>
+      </w:r>
+      <w:r>
+        <w:rPr>
+          <w:rFonts w:ascii="SBL Hebrew" w:hAnsi="SBL Hebrew" w:cs="SBL Hebrew" w:eastAsia="SBL Hebrew"/>
+          <w:b w:val="0"/>
+          <w:i w:val="0"/>
+          <w:color w:val="1A1A1A"/>
+          <w:sz w:val="22"/>
+        </w:rPr>
+        <w:t>כְּלַל יִשְׂרָאֵל</w:t>
+      </w:r>
+      <w:r>
+        <w:rPr>
+          <w:rFonts w:ascii="Georgia" w:hAnsi="Georgia" w:cs="SBL Hebrew" w:eastAsia="Georgia"/>
+          <w:b w:val="0"/>
+          <w:i w:val="0"/>
+          <w:color w:val="1A1A1A"/>
+          <w:sz w:val="22"/>
+        </w:rPr>
+        <w:t xml:space="preserve">) trembling before the approaching </w:t>
       </w:r>
       <w:r>
         <w:rPr>
@@ -399,7 +639,27 @@
           <w:color w:val="1A1A1A"/>
           <w:sz w:val="22"/>
         </w:rPr>
-        <w:t xml:space="preserve"> — a trembling that, taken at face value, is difficult for the modern worshipper to summon on cue. To make that trembling real, the Brisker Rav offered a </w:t>
+        <w:t xml:space="preserve"> (</w:t>
+      </w:r>
+      <w:r>
+        <w:rPr>
+          <w:rFonts w:ascii="SBL Hebrew" w:hAnsi="SBL Hebrew" w:cs="SBL Hebrew" w:eastAsia="SBL Hebrew"/>
+          <w:b w:val="0"/>
+          <w:i w:val="0"/>
+          <w:color w:val="1A1A1A"/>
+          <w:sz w:val="22"/>
+        </w:rPr>
+        <w:t>יוֹם הַדִּין</w:t>
+      </w:r>
+      <w:r>
+        <w:rPr>
+          <w:rFonts w:ascii="Georgia" w:hAnsi="Georgia" w:cs="SBL Hebrew" w:eastAsia="Georgia"/>
+          <w:b w:val="0"/>
+          <w:i w:val="0"/>
+          <w:color w:val="1A1A1A"/>
+          <w:sz w:val="22"/>
+        </w:rPr>
+        <w:t xml:space="preserve">) — a trembling that, taken at face value, is difficult for the modern worshipper to summon on cue. To make that trembling real, the Brisker Rav offered a </w:t>
       </w:r>
       <w:r>
         <w:rPr>
@@ -419,7 +679,27 @@
           <w:color w:val="1A1A1A"/>
           <w:sz w:val="22"/>
         </w:rPr>
-        <w:t xml:space="preserve"> drawn from the world he himself remembered.</w:t>
+        <w:t xml:space="preserve"> (</w:t>
+      </w:r>
+      <w:r>
+        <w:rPr>
+          <w:rFonts w:ascii="SBL Hebrew" w:hAnsi="SBL Hebrew" w:cs="SBL Hebrew" w:eastAsia="SBL Hebrew"/>
+          <w:b w:val="0"/>
+          <w:i w:val="0"/>
+          <w:color w:val="1A1A1A"/>
+          <w:sz w:val="22"/>
+        </w:rPr>
+        <w:t>מָשָׁל</w:t>
+      </w:r>
+      <w:r>
+        <w:rPr>
+          <w:rFonts w:ascii="Georgia" w:hAnsi="Georgia" w:cs="SBL Hebrew" w:eastAsia="Georgia"/>
+          <w:b w:val="0"/>
+          <w:i w:val="0"/>
+          <w:color w:val="1A1A1A"/>
+          <w:sz w:val="22"/>
+        </w:rPr>
+        <w:t>) drawn from the world he himself remembered.</w:t>
       </w:r>
     </w:p>
     <w:p>
@@ -469,7 +749,27 @@
           <w:color w:val="1A1A1A"/>
           <w:sz w:val="22"/>
         </w:rPr>
-        <w:t xml:space="preserve"> of pre-war Europe, Jews were barred from a great many ordinary trades. Not a few turned to </w:t>
+        <w:t xml:space="preserve"> (</w:t>
+      </w:r>
+      <w:r>
+        <w:rPr>
+          <w:rFonts w:ascii="SBL Hebrew" w:hAnsi="SBL Hebrew" w:cs="SBL Hebrew" w:eastAsia="SBL Hebrew"/>
+          <w:b w:val="0"/>
+          <w:i w:val="0"/>
+          <w:color w:val="1A1A1A"/>
+          <w:sz w:val="22"/>
+        </w:rPr>
+        <w:t>אַלְטֶע הֵיים</w:t>
+      </w:r>
+      <w:r>
+        <w:rPr>
+          <w:rFonts w:ascii="Georgia" w:hAnsi="Georgia" w:cs="SBL Hebrew" w:eastAsia="Georgia"/>
+          <w:b w:val="0"/>
+          <w:i w:val="0"/>
+          <w:color w:val="1A1A1A"/>
+          <w:sz w:val="22"/>
+        </w:rPr>
+        <w:t xml:space="preserve">) of pre-war Europe, Jews were barred from a great many ordinary trades. Not a few turned to </w:t>
       </w:r>
       <w:r>
         <w:rPr>
@@ -509,7 +809,27 @@
           <w:color w:val="1A1A1A"/>
           <w:sz w:val="22"/>
         </w:rPr>
-        <w:t xml:space="preserve">. Picture, then, a Jew who has arranged a major deal: on a single moonless night he will smuggle costly merchandise from Poland into Hungary. He has engaged a </w:t>
+        <w:t xml:space="preserve"> (</w:t>
+      </w:r>
+      <w:r>
+        <w:rPr>
+          <w:rFonts w:ascii="SBL Hebrew" w:hAnsi="SBL Hebrew" w:cs="SBL Hebrew" w:eastAsia="SBL Hebrew"/>
+          <w:b w:val="0"/>
+          <w:i w:val="0"/>
+          <w:color w:val="1A1A1A"/>
+          <w:sz w:val="22"/>
+        </w:rPr>
+        <w:t>פַּרְנָסָה</w:t>
+      </w:r>
+      <w:r>
+        <w:rPr>
+          <w:rFonts w:ascii="Georgia" w:hAnsi="Georgia" w:cs="SBL Hebrew" w:eastAsia="Georgia"/>
+          <w:b w:val="0"/>
+          <w:i w:val="0"/>
+          <w:color w:val="1A1A1A"/>
+          <w:sz w:val="22"/>
+        </w:rPr>
+        <w:t xml:space="preserve">). Picture, then, a Jew who has arranged a major deal: on a single moonless night he will smuggle costly merchandise from Poland into Hungary. He has engaged a </w:t>
       </w:r>
       <w:r>
         <w:rPr>
@@ -529,7 +849,27 @@
           <w:color w:val="1A1A1A"/>
           <w:sz w:val="22"/>
         </w:rPr>
-        <w:t xml:space="preserve"> who knows the back roads. The crossing has been set for thirty days out.</w:t>
+        <w:t xml:space="preserve"> (</w:t>
+      </w:r>
+      <w:r>
+        <w:rPr>
+          <w:rFonts w:ascii="SBL Hebrew" w:hAnsi="SBL Hebrew" w:cs="SBL Hebrew" w:eastAsia="SBL Hebrew"/>
+          <w:b w:val="0"/>
+          <w:i w:val="0"/>
+          <w:color w:val="1A1A1A"/>
+          <w:sz w:val="22"/>
+        </w:rPr>
+        <w:t>בַּעַל עֲגָלָה</w:t>
+      </w:r>
+      <w:r>
+        <w:rPr>
+          <w:rFonts w:ascii="Georgia" w:hAnsi="Georgia" w:cs="SBL Hebrew" w:eastAsia="Georgia"/>
+          <w:b w:val="0"/>
+          <w:i w:val="0"/>
+          <w:color w:val="1A1A1A"/>
+          <w:sz w:val="22"/>
+        </w:rPr>
+        <w:t>) who knows the back roads. The crossing has been set for thirty days out.</w:t>
       </w:r>
     </w:p>
     <w:p>
@@ -639,7 +979,27 @@
           <w:color w:val="1A1A1A"/>
           <w:sz w:val="22"/>
         </w:rPr>
-        <w:t>, and returns to ordinary life. He prepares somewhat — but not with the merchant’s intensity.</w:t>
+        <w:t xml:space="preserve"> (</w:t>
+      </w:r>
+      <w:r>
+        <w:rPr>
+          <w:rFonts w:ascii="SBL Hebrew" w:hAnsi="SBL Hebrew" w:cs="SBL Hebrew" w:eastAsia="SBL Hebrew"/>
+          <w:b w:val="0"/>
+          <w:i w:val="0"/>
+          <w:color w:val="1A1A1A"/>
+          <w:sz w:val="22"/>
+        </w:rPr>
+        <w:t>קְנָס</w:t>
+      </w:r>
+      <w:r>
+        <w:rPr>
+          <w:rFonts w:ascii="Georgia" w:hAnsi="Georgia" w:cs="SBL Hebrew" w:eastAsia="Georgia"/>
+          <w:b w:val="0"/>
+          <w:i w:val="0"/>
+          <w:color w:val="1A1A1A"/>
+          <w:sz w:val="22"/>
+        </w:rPr>
+        <w:t>), and returns to ordinary life. He prepares somewhat — but not with the merchant’s intensity.</w:t>
       </w:r>
     </w:p>
     <w:p>
@@ -674,7 +1034,27 @@
           <w:color w:val="1A1A1A"/>
           <w:sz w:val="22"/>
         </w:rPr>
-        <w:t xml:space="preserve"> — has no awareness at all. It will pull the wagon across the border tonight or it will remain in the stable; either way, no preparation, no concept, no fear.</w:t>
+        <w:t xml:space="preserve"> (</w:t>
+      </w:r>
+      <w:r>
+        <w:rPr>
+          <w:rFonts w:ascii="SBL Hebrew" w:hAnsi="SBL Hebrew" w:cs="SBL Hebrew" w:eastAsia="SBL Hebrew"/>
+          <w:b w:val="0"/>
+          <w:i w:val="0"/>
+          <w:color w:val="1A1A1A"/>
+          <w:sz w:val="22"/>
+        </w:rPr>
+        <w:t>סוּס</w:t>
+      </w:r>
+      <w:r>
+        <w:rPr>
+          <w:rFonts w:ascii="Georgia" w:hAnsi="Georgia" w:cs="SBL Hebrew" w:eastAsia="Georgia"/>
+          <w:b w:val="0"/>
+          <w:i w:val="0"/>
+          <w:color w:val="1A1A1A"/>
+          <w:sz w:val="22"/>
+        </w:rPr>
+        <w:t>) — has no awareness at all. It will pull the wagon across the border tonight or it will remain in the stable; either way, no preparation, no concept, no fear.</w:t>
       </w:r>
     </w:p>
     <w:p>
@@ -724,7 +1104,27 @@
           <w:color w:val="1A1A1A"/>
           <w:sz w:val="22"/>
         </w:rPr>
-        <w:t xml:space="preserve"> is severe in its plainness. There are three ways to arrive at </w:t>
+        <w:t xml:space="preserve"> (</w:t>
+      </w:r>
+      <w:r>
+        <w:rPr>
+          <w:rFonts w:ascii="SBL Hebrew" w:hAnsi="SBL Hebrew" w:cs="SBL Hebrew" w:eastAsia="SBL Hebrew"/>
+          <w:b w:val="0"/>
+          <w:i w:val="0"/>
+          <w:color w:val="1A1A1A"/>
+          <w:sz w:val="22"/>
+        </w:rPr>
+        <w:t>נִמְשָׁל</w:t>
+      </w:r>
+      <w:r>
+        <w:rPr>
+          <w:rFonts w:ascii="Georgia" w:hAnsi="Georgia" w:cs="SBL Hebrew" w:eastAsia="Georgia"/>
+          <w:b w:val="0"/>
+          <w:i w:val="0"/>
+          <w:color w:val="1A1A1A"/>
+          <w:sz w:val="22"/>
+        </w:rPr>
+        <w:t xml:space="preserve">) is severe in its plainness. There are three ways to arrive at </w:t>
       </w:r>
       <w:r>
         <w:rPr>
@@ -789,7 +1189,27 @@
           <w:color w:val="1A1A1A"/>
           <w:sz w:val="22"/>
         </w:rPr>
-        <w:t xml:space="preserve"> is built for precisely this — weeping and </w:t>
+        <w:t xml:space="preserve"> (</w:t>
+      </w:r>
+      <w:r>
+        <w:rPr>
+          <w:rFonts w:ascii="SBL Hebrew" w:hAnsi="SBL Hebrew" w:cs="SBL Hebrew" w:eastAsia="SBL Hebrew"/>
+          <w:b w:val="0"/>
+          <w:i w:val="0"/>
+          <w:color w:val="1A1A1A"/>
+          <w:sz w:val="22"/>
+        </w:rPr>
+        <w:t>אֱלוּל</w:t>
+      </w:r>
+      <w:r>
+        <w:rPr>
+          <w:rFonts w:ascii="Georgia" w:hAnsi="Georgia" w:cs="SBL Hebrew" w:eastAsia="Georgia"/>
+          <w:b w:val="0"/>
+          <w:i w:val="0"/>
+          <w:color w:val="1A1A1A"/>
+          <w:sz w:val="22"/>
+        </w:rPr>
+        <w:t xml:space="preserve">) is built for precisely this — weeping and </w:t>
       </w:r>
       <w:r>
         <w:rPr>
@@ -809,7 +1229,27 @@
           <w:color w:val="1A1A1A"/>
           <w:sz w:val="22"/>
         </w:rPr>
-        <w:t xml:space="preserve">, </w:t>
+        <w:t xml:space="preserve"> (</w:t>
+      </w:r>
+      <w:r>
+        <w:rPr>
+          <w:rFonts w:ascii="SBL Hebrew" w:hAnsi="SBL Hebrew" w:cs="SBL Hebrew" w:eastAsia="SBL Hebrew"/>
+          <w:b w:val="0"/>
+          <w:i w:val="0"/>
+          <w:color w:val="1A1A1A"/>
+          <w:sz w:val="22"/>
+        </w:rPr>
+        <w:t>תְּשׁוּבָה</w:t>
+      </w:r>
+      <w:r>
+        <w:rPr>
+          <w:rFonts w:ascii="Georgia" w:hAnsi="Georgia" w:cs="SBL Hebrew" w:eastAsia="Georgia"/>
+          <w:b w:val="0"/>
+          <w:i w:val="0"/>
+          <w:color w:val="1A1A1A"/>
+          <w:sz w:val="22"/>
+        </w:rPr>
+        <w:t xml:space="preserve">), </w:t>
       </w:r>
       <w:r>
         <w:rPr>
@@ -829,7 +1269,27 @@
           <w:color w:val="1A1A1A"/>
           <w:sz w:val="22"/>
         </w:rPr>
-        <w:t xml:space="preserve"> and </w:t>
+        <w:t xml:space="preserve"> (</w:t>
+      </w:r>
+      <w:r>
+        <w:rPr>
+          <w:rFonts w:ascii="SBL Hebrew" w:hAnsi="SBL Hebrew" w:cs="SBL Hebrew" w:eastAsia="SBL Hebrew"/>
+          <w:b w:val="0"/>
+          <w:i w:val="0"/>
+          <w:color w:val="1A1A1A"/>
+          <w:sz w:val="22"/>
+        </w:rPr>
+        <w:t>חֶשְׁבּוֹן הַנֶּפֶשׁ</w:t>
+      </w:r>
+      <w:r>
+        <w:rPr>
+          <w:rFonts w:ascii="Georgia" w:hAnsi="Georgia" w:cs="SBL Hebrew" w:eastAsia="Georgia"/>
+          <w:b w:val="0"/>
+          <w:i w:val="0"/>
+          <w:color w:val="1A1A1A"/>
+          <w:sz w:val="22"/>
+        </w:rPr>
+        <w:t xml:space="preserve">) and </w:t>
       </w:r>
       <w:r>
         <w:rPr>
@@ -849,7 +1309,27 @@
           <w:color w:val="1A1A1A"/>
           <w:sz w:val="22"/>
         </w:rPr>
-        <w:t xml:space="preserve">, a full thirty-day discipline that turns a Jew into a different person by the time </w:t>
+        <w:t xml:space="preserve"> (</w:t>
+      </w:r>
+      <w:r>
+        <w:rPr>
+          <w:rFonts w:ascii="SBL Hebrew" w:hAnsi="SBL Hebrew" w:cs="SBL Hebrew" w:eastAsia="SBL Hebrew"/>
+          <w:b w:val="0"/>
+          <w:i w:val="0"/>
+          <w:color w:val="1A1A1A"/>
+          <w:sz w:val="22"/>
+        </w:rPr>
+        <w:t>הִתְעוֹרְרוּת</w:t>
+      </w:r>
+      <w:r>
+        <w:rPr>
+          <w:rFonts w:ascii="Georgia" w:hAnsi="Georgia" w:cs="SBL Hebrew" w:eastAsia="Georgia"/>
+          <w:b w:val="0"/>
+          <w:i w:val="0"/>
+          <w:color w:val="1A1A1A"/>
+          <w:sz w:val="22"/>
+        </w:rPr>
+        <w:t xml:space="preserve">), a full thirty-day discipline that turns a Jew into a different person by the time </w:t>
       </w:r>
       <w:r>
         <w:rPr>
@@ -869,7 +1349,27 @@
           <w:color w:val="1A1A1A"/>
           <w:sz w:val="22"/>
         </w:rPr>
-        <w:t xml:space="preserve"> dawns.</w:t>
+        <w:t xml:space="preserve"> (</w:t>
+      </w:r>
+      <w:r>
+        <w:rPr>
+          <w:rFonts w:ascii="SBL Hebrew" w:hAnsi="SBL Hebrew" w:cs="SBL Hebrew" w:eastAsia="SBL Hebrew"/>
+          <w:b w:val="0"/>
+          <w:i w:val="0"/>
+          <w:color w:val="1A1A1A"/>
+          <w:sz w:val="22"/>
+        </w:rPr>
+        <w:t>רֹאשׁ הַשָּׁנָה</w:t>
+      </w:r>
+      <w:r>
+        <w:rPr>
+          <w:rFonts w:ascii="Georgia" w:hAnsi="Georgia" w:cs="SBL Hebrew" w:eastAsia="Georgia"/>
+          <w:b w:val="0"/>
+          <w:i w:val="0"/>
+          <w:color w:val="1A1A1A"/>
+          <w:sz w:val="22"/>
+        </w:rPr>
+        <w:t>) dawns.</w:t>
       </w:r>
     </w:p>
     <w:p>
@@ -1148,7 +1648,27 @@
           <w:color w:val="1A1A1A"/>
           <w:sz w:val="22"/>
         </w:rPr>
-        <w:t xml:space="preserve"> as a whole — is the thirteen </w:t>
+        <w:t xml:space="preserve"> (</w:t>
+      </w:r>
+      <w:r>
+        <w:rPr>
+          <w:rFonts w:ascii="SBL Hebrew" w:hAnsi="SBL Hebrew" w:cs="SBL Hebrew" w:eastAsia="SBL Hebrew"/>
+          <w:b w:val="0"/>
+          <w:i w:val="0"/>
+          <w:color w:val="1A1A1A"/>
+          <w:sz w:val="22"/>
+        </w:rPr>
+        <w:t>עֲשֶׂרֶת יְמֵי תְּשׁוּבָה</w:t>
+      </w:r>
+      <w:r>
+        <w:rPr>
+          <w:rFonts w:ascii="Georgia" w:hAnsi="Georgia" w:cs="SBL Hebrew" w:eastAsia="Georgia"/>
+          <w:b w:val="0"/>
+          <w:i w:val="0"/>
+          <w:color w:val="1A1A1A"/>
+          <w:sz w:val="22"/>
+        </w:rPr>
+        <w:t xml:space="preserve">) as a whole — is the thirteen </w:t>
       </w:r>
       <w:r>
         <w:rPr>
@@ -1168,7 +1688,27 @@
           <w:color w:val="1A1A1A"/>
           <w:sz w:val="22"/>
         </w:rPr>
-        <w:t xml:space="preserve">: </w:t>
+        <w:t xml:space="preserve"> (</w:t>
+      </w:r>
+      <w:r>
+        <w:rPr>
+          <w:rFonts w:ascii="SBL Hebrew" w:hAnsi="SBL Hebrew" w:cs="SBL Hebrew" w:eastAsia="SBL Hebrew"/>
+          <w:b w:val="0"/>
+          <w:i w:val="0"/>
+          <w:color w:val="1A1A1A"/>
+          <w:sz w:val="22"/>
+        </w:rPr>
+        <w:t>מִדּוֹת הָרַחֲמִים</w:t>
+      </w:r>
+      <w:r>
+        <w:rPr>
+          <w:rFonts w:ascii="Georgia" w:hAnsi="Georgia" w:cs="SBL Hebrew" w:eastAsia="Georgia"/>
+          <w:b w:val="0"/>
+          <w:i w:val="0"/>
+          <w:color w:val="1A1A1A"/>
+          <w:sz w:val="22"/>
+        </w:rPr>
+        <w:t xml:space="preserve">): </w:t>
       </w:r>
       <w:r>
         <w:rPr>
@@ -1228,7 +1768,27 @@
           <w:color w:val="1A1A1A"/>
           <w:sz w:val="22"/>
         </w:rPr>
-        <w:t xml:space="preserve">? The </w:t>
+        <w:t xml:space="preserve"> (</w:t>
+      </w:r>
+      <w:r>
+        <w:rPr>
+          <w:rFonts w:ascii="SBL Hebrew" w:hAnsi="SBL Hebrew" w:cs="SBL Hebrew" w:eastAsia="SBL Hebrew"/>
+          <w:b w:val="0"/>
+          <w:i w:val="0"/>
+          <w:color w:val="1A1A1A"/>
+          <w:sz w:val="22"/>
+        </w:rPr>
+        <w:t>כֹּחַ</w:t>
+      </w:r>
+      <w:r>
+        <w:rPr>
+          <w:rFonts w:ascii="Georgia" w:hAnsi="Georgia" w:cs="SBL Hebrew" w:eastAsia="Georgia"/>
+          <w:b w:val="0"/>
+          <w:i w:val="0"/>
+          <w:color w:val="1A1A1A"/>
+          <w:sz w:val="22"/>
+        </w:rPr>
+        <w:t xml:space="preserve">)? The </w:t>
       </w:r>
       <w:r>
         <w:rPr>
@@ -1248,7 +1808,27 @@
           <w:color w:val="1A1A1A"/>
           <w:sz w:val="22"/>
         </w:rPr>
-        <w:t xml:space="preserve"> in </w:t>
+        <w:t xml:space="preserve"> (</w:t>
+      </w:r>
+      <w:r>
+        <w:rPr>
+          <w:rFonts w:ascii="SBL Hebrew" w:hAnsi="SBL Hebrew" w:cs="SBL Hebrew" w:eastAsia="SBL Hebrew"/>
+          <w:b w:val="0"/>
+          <w:i w:val="0"/>
+          <w:color w:val="1A1A1A"/>
+          <w:sz w:val="22"/>
+        </w:rPr>
+        <w:t>גְּמָרָא</w:t>
+      </w:r>
+      <w:r>
+        <w:rPr>
+          <w:rFonts w:ascii="Georgia" w:hAnsi="Georgia" w:cs="SBL Hebrew" w:eastAsia="Georgia"/>
+          <w:b w:val="0"/>
+          <w:i w:val="0"/>
+          <w:color w:val="1A1A1A"/>
+          <w:sz w:val="22"/>
+        </w:rPr>
+        <w:t xml:space="preserve">) in </w:t>
       </w:r>
       <w:r>
         <w:rPr>
@@ -1288,6 +1868,36 @@
           <w:sz w:val="22"/>
         </w:rPr>
         <w:t>Vaya’avor Hashem al panav vayikra</w:t>
+      </w:r>
+      <w:r>
+        <w:rPr>
+          <w:rFonts w:ascii="Georgia" w:hAnsi="Georgia" w:cs="SBL Hebrew" w:eastAsia="Georgia"/>
+          <w:b w:val="0"/>
+          <w:i w:val="0"/>
+          <w:color w:val="1A1A1A"/>
+          <w:sz w:val="22"/>
+        </w:rPr>
+        <w:t xml:space="preserve"> (</w:t>
+      </w:r>
+      <w:r>
+        <w:rPr>
+          <w:rFonts w:ascii="SBL Hebrew" w:hAnsi="SBL Hebrew" w:cs="SBL Hebrew" w:eastAsia="SBL Hebrew"/>
+          <w:b w:val="0"/>
+          <w:i w:val="0"/>
+          <w:color w:val="1A1A1A"/>
+          <w:sz w:val="22"/>
+        </w:rPr>
+        <w:t>וַיַּעֲבֹר ה׳ עַל פָּנָיו וַיִּקְרָא</w:t>
+      </w:r>
+      <w:r>
+        <w:rPr>
+          <w:rFonts w:ascii="Georgia" w:hAnsi="Georgia" w:cs="SBL Hebrew" w:eastAsia="Georgia"/>
+          <w:b w:val="0"/>
+          <w:i w:val="0"/>
+          <w:color w:val="1A1A1A"/>
+          <w:sz w:val="22"/>
+        </w:rPr>
+        <w:t>)</w:t>
       </w:r>
       <w:r>
         <w:rPr>
@@ -1571,7 +2181,27 @@
           <w:color w:val="1A1A1A"/>
           <w:sz w:val="22"/>
         </w:rPr>
-        <w:t xml:space="preserve"> that the </w:t>
+        <w:t xml:space="preserve"> (</w:t>
+      </w:r>
+      <w:r>
+        <w:rPr>
+          <w:rFonts w:ascii="SBL Hebrew" w:hAnsi="SBL Hebrew" w:cs="SBL Hebrew" w:eastAsia="SBL Hebrew"/>
+          <w:b w:val="0"/>
+          <w:i w:val="0"/>
+          <w:color w:val="1A1A1A"/>
+          <w:sz w:val="22"/>
+        </w:rPr>
+        <w:t>מִנְהָג</w:t>
+      </w:r>
+      <w:r>
+        <w:rPr>
+          <w:rFonts w:ascii="Georgia" w:hAnsi="Georgia" w:cs="SBL Hebrew" w:eastAsia="Georgia"/>
+          <w:b w:val="0"/>
+          <w:i w:val="0"/>
+          <w:color w:val="1A1A1A"/>
+          <w:sz w:val="22"/>
+        </w:rPr>
+        <w:t xml:space="preserve">) that the </w:t>
       </w:r>
       <w:r>
         <w:rPr>
@@ -1591,7 +2221,27 @@
           <w:color w:val="1A1A1A"/>
           <w:sz w:val="22"/>
         </w:rPr>
-        <w:t xml:space="preserve"> for </w:t>
+        <w:t xml:space="preserve"> (</w:t>
+      </w:r>
+      <w:r>
+        <w:rPr>
+          <w:rFonts w:ascii="SBL Hebrew" w:hAnsi="SBL Hebrew" w:cs="SBL Hebrew" w:eastAsia="SBL Hebrew"/>
+          <w:b w:val="0"/>
+          <w:i w:val="0"/>
+          <w:color w:val="1A1A1A"/>
+          <w:sz w:val="22"/>
+        </w:rPr>
+        <w:t>שְׁלִיחַ צִבּוּר</w:t>
+      </w:r>
+      <w:r>
+        <w:rPr>
+          <w:rFonts w:ascii="Georgia" w:hAnsi="Georgia" w:cs="SBL Hebrew" w:eastAsia="Georgia"/>
+          <w:b w:val="0"/>
+          <w:i w:val="0"/>
+          <w:color w:val="1A1A1A"/>
+          <w:sz w:val="22"/>
+        </w:rPr>
+        <w:t xml:space="preserve">) for </w:t>
       </w:r>
       <w:r>
         <w:rPr>
@@ -1631,7 +2281,27 @@
           <w:color w:val="1A1A1A"/>
           <w:sz w:val="22"/>
         </w:rPr>
-        <w:t xml:space="preserve">, even at night when he would otherwise not do so, enacting the image of </w:t>
+        <w:t xml:space="preserve"> (</w:t>
+      </w:r>
+      <w:r>
+        <w:rPr>
+          <w:rFonts w:ascii="SBL Hebrew" w:hAnsi="SBL Hebrew" w:cs="SBL Hebrew" w:eastAsia="SBL Hebrew"/>
+          <w:b w:val="0"/>
+          <w:i w:val="0"/>
+          <w:color w:val="1A1A1A"/>
+          <w:sz w:val="22"/>
+        </w:rPr>
+        <w:t>טַלִּית</w:t>
+      </w:r>
+      <w:r>
+        <w:rPr>
+          <w:rFonts w:ascii="Georgia" w:hAnsi="Georgia" w:cs="SBL Hebrew" w:eastAsia="Georgia"/>
+          <w:b w:val="0"/>
+          <w:i w:val="0"/>
+          <w:color w:val="1A1A1A"/>
+          <w:sz w:val="22"/>
+        </w:rPr>
+        <w:t xml:space="preserve">), even at night when he would otherwise not do so, enacting the image of </w:t>
       </w:r>
       <w:r>
         <w:rPr>
@@ -1651,7 +2321,27 @@
           <w:color w:val="1A1A1A"/>
           <w:sz w:val="22"/>
         </w:rPr>
-        <w:t xml:space="preserve"> Himself wrapped as a </w:t>
+        <w:t xml:space="preserve"> (</w:t>
+      </w:r>
+      <w:r>
+        <w:rPr>
+          <w:rFonts w:ascii="SBL Hebrew" w:hAnsi="SBL Hebrew" w:cs="SBL Hebrew" w:eastAsia="SBL Hebrew"/>
+          <w:b w:val="0"/>
+          <w:i w:val="0"/>
+          <w:color w:val="1A1A1A"/>
+          <w:sz w:val="22"/>
+        </w:rPr>
+        <w:t>הַקָּדוֹשׁ בָּרוּךְ הוּא</w:t>
+      </w:r>
+      <w:r>
+        <w:rPr>
+          <w:rFonts w:ascii="Georgia" w:hAnsi="Georgia" w:cs="SBL Hebrew" w:eastAsia="Georgia"/>
+          <w:b w:val="0"/>
+          <w:i w:val="0"/>
+          <w:color w:val="1A1A1A"/>
+          <w:sz w:val="22"/>
+        </w:rPr>
+        <w:t xml:space="preserve">) Himself wrapped as a </w:t>
       </w:r>
       <w:r>
         <w:rPr>
@@ -1711,7 +2401,27 @@
           <w:color w:val="1A1A1A"/>
           <w:sz w:val="22"/>
         </w:rPr>
-        <w:t xml:space="preserve">, and the </w:t>
+        <w:t xml:space="preserve"> (</w:t>
+      </w:r>
+      <w:r>
+        <w:rPr>
+          <w:rFonts w:ascii="SBL Hebrew" w:hAnsi="SBL Hebrew" w:cs="SBL Hebrew" w:eastAsia="SBL Hebrew"/>
+          <w:b w:val="0"/>
+          <w:i w:val="0"/>
+          <w:color w:val="1A1A1A"/>
+          <w:sz w:val="22"/>
+        </w:rPr>
+        <w:t>לָאו זְמַן צִיצִית</w:t>
+      </w:r>
+      <w:r>
+        <w:rPr>
+          <w:rFonts w:ascii="Georgia" w:hAnsi="Georgia" w:cs="SBL Hebrew" w:eastAsia="Georgia"/>
+          <w:b w:val="0"/>
+          <w:i w:val="0"/>
+          <w:color w:val="1A1A1A"/>
+          <w:sz w:val="22"/>
+        </w:rPr>
+        <w:t xml:space="preserve">), and the </w:t>
       </w:r>
       <w:r>
         <w:rPr>
@@ -1731,7 +2441,27 @@
           <w:color w:val="1A1A1A"/>
           <w:sz w:val="22"/>
         </w:rPr>
-        <w:t xml:space="preserve"> is technically </w:t>
+        <w:t xml:space="preserve"> (</w:t>
+      </w:r>
+      <w:r>
+        <w:rPr>
+          <w:rFonts w:ascii="SBL Hebrew" w:hAnsi="SBL Hebrew" w:cs="SBL Hebrew" w:eastAsia="SBL Hebrew"/>
+          <w:b w:val="0"/>
+          <w:i w:val="0"/>
+          <w:color w:val="1A1A1A"/>
+          <w:sz w:val="22"/>
+        </w:rPr>
+        <w:t>חַזָּן</w:t>
+      </w:r>
+      <w:r>
+        <w:rPr>
+          <w:rFonts w:ascii="Georgia" w:hAnsi="Georgia" w:cs="SBL Hebrew" w:eastAsia="Georgia"/>
+          <w:b w:val="0"/>
+          <w:i w:val="0"/>
+          <w:color w:val="1A1A1A"/>
+          <w:sz w:val="22"/>
+        </w:rPr>
+        <w:t xml:space="preserve">) is technically </w:t>
       </w:r>
       <w:r>
         <w:rPr>
@@ -1751,7 +2481,27 @@
           <w:color w:val="1A1A1A"/>
           <w:sz w:val="22"/>
         </w:rPr>
-        <w:t xml:space="preserve"> — and the accepted practice is either to borrow a </w:t>
+        <w:t xml:space="preserve"> (</w:t>
+      </w:r>
+      <w:r>
+        <w:rPr>
+          <w:rFonts w:ascii="SBL Hebrew" w:hAnsi="SBL Hebrew" w:cs="SBL Hebrew" w:eastAsia="SBL Hebrew"/>
+          <w:b w:val="0"/>
+          <w:i w:val="0"/>
+          <w:color w:val="1A1A1A"/>
+          <w:sz w:val="22"/>
+        </w:rPr>
+        <w:t>פָּטוּר</w:t>
+      </w:r>
+      <w:r>
+        <w:rPr>
+          <w:rFonts w:ascii="Georgia" w:hAnsi="Georgia" w:cs="SBL Hebrew" w:eastAsia="Georgia"/>
+          <w:b w:val="0"/>
+          <w:i w:val="0"/>
+          <w:color w:val="1A1A1A"/>
+          <w:sz w:val="22"/>
+        </w:rPr>
+        <w:t xml:space="preserve">) — and the accepted practice is either to borrow a </w:t>
       </w:r>
       <w:r>
         <w:rPr>
@@ -1791,7 +2541,27 @@
           <w:color w:val="1A1A1A"/>
           <w:sz w:val="22"/>
         </w:rPr>
-        <w:t xml:space="preserve">. The </w:t>
+        <w:t xml:space="preserve"> (</w:t>
+      </w:r>
+      <w:r>
+        <w:rPr>
+          <w:rFonts w:ascii="SBL Hebrew" w:hAnsi="SBL Hebrew" w:cs="SBL Hebrew" w:eastAsia="SBL Hebrew"/>
+          <w:b w:val="0"/>
+          <w:i w:val="0"/>
+          <w:color w:val="1A1A1A"/>
+          <w:sz w:val="22"/>
+        </w:rPr>
+        <w:t>בְּרָכָה</w:t>
+      </w:r>
+      <w:r>
+        <w:rPr>
+          <w:rFonts w:ascii="Georgia" w:hAnsi="Georgia" w:cs="SBL Hebrew" w:eastAsia="Georgia"/>
+          <w:b w:val="0"/>
+          <w:i w:val="0"/>
+          <w:color w:val="1A1A1A"/>
+          <w:sz w:val="22"/>
+        </w:rPr>
+        <w:t xml:space="preserve">). The </w:t>
       </w:r>
       <w:r>
         <w:rPr>
@@ -1831,7 +2601,27 @@
           <w:color w:val="1A1A1A"/>
           <w:sz w:val="22"/>
         </w:rPr>
-        <w:t xml:space="preserve"> of </w:t>
+        <w:t xml:space="preserve"> (</w:t>
+      </w:r>
+      <w:r>
+        <w:rPr>
+          <w:rFonts w:ascii="SBL Hebrew" w:hAnsi="SBL Hebrew" w:cs="SBL Hebrew" w:eastAsia="SBL Hebrew"/>
+          <w:b w:val="0"/>
+          <w:i w:val="0"/>
+          <w:color w:val="1A1A1A"/>
+          <w:sz w:val="22"/>
+        </w:rPr>
+        <w:t>מִצְוָה</w:t>
+      </w:r>
+      <w:r>
+        <w:rPr>
+          <w:rFonts w:ascii="Georgia" w:hAnsi="Georgia" w:cs="SBL Hebrew" w:eastAsia="Georgia"/>
+          <w:b w:val="0"/>
+          <w:i w:val="0"/>
+          <w:color w:val="1A1A1A"/>
+          <w:sz w:val="22"/>
+        </w:rPr>
+        <w:t xml:space="preserve">) of </w:t>
       </w:r>
       <w:r>
         <w:rPr>
@@ -1851,7 +2641,27 @@
           <w:color w:val="1A1A1A"/>
           <w:sz w:val="22"/>
         </w:rPr>
-        <w:t xml:space="preserve"> but the enactment of the Divine image.</w:t>
+        <w:t xml:space="preserve"> (</w:t>
+      </w:r>
+      <w:r>
+        <w:rPr>
+          <w:rFonts w:ascii="SBL Hebrew" w:hAnsi="SBL Hebrew" w:cs="SBL Hebrew" w:eastAsia="SBL Hebrew"/>
+          <w:b w:val="0"/>
+          <w:i w:val="0"/>
+          <w:color w:val="1A1A1A"/>
+          <w:sz w:val="22"/>
+        </w:rPr>
+        <w:t>צִיצִית</w:t>
+      </w:r>
+      <w:r>
+        <w:rPr>
+          <w:rFonts w:ascii="Georgia" w:hAnsi="Georgia" w:cs="SBL Hebrew" w:eastAsia="Georgia"/>
+          <w:b w:val="0"/>
+          <w:i w:val="0"/>
+          <w:color w:val="1A1A1A"/>
+          <w:sz w:val="22"/>
+        </w:rPr>
+        <w:t>) but the enactment of the Divine image.</w:t>
       </w:r>
     </w:p>
     <w:p>
@@ -1981,7 +2791,27 @@
           <w:color w:val="1A1A1A"/>
           <w:sz w:val="22"/>
         </w:rPr>
-        <w:t xml:space="preserve"> has not come? The year just passed was no good year; the year before it, no better. The </w:t>
+        <w:t xml:space="preserve"> (</w:t>
+      </w:r>
+      <w:r>
+        <w:rPr>
+          <w:rFonts w:ascii="SBL Hebrew" w:hAnsi="SBL Hebrew" w:cs="SBL Hebrew" w:eastAsia="SBL Hebrew"/>
+          <w:b w:val="0"/>
+          <w:i w:val="0"/>
+          <w:color w:val="1A1A1A"/>
+          <w:sz w:val="22"/>
+        </w:rPr>
+        <w:t>גְּאֻלָּה</w:t>
+      </w:r>
+      <w:r>
+        <w:rPr>
+          <w:rFonts w:ascii="Georgia" w:hAnsi="Georgia" w:cs="SBL Hebrew" w:eastAsia="Georgia"/>
+          <w:b w:val="0"/>
+          <w:i w:val="0"/>
+          <w:color w:val="1A1A1A"/>
+          <w:sz w:val="22"/>
+        </w:rPr>
+        <w:t xml:space="preserve">) has not come? The year just passed was no good year; the year before it, no better. The </w:t>
       </w:r>
       <w:r>
         <w:rPr>
@@ -2001,7 +2831,27 @@
           <w:color w:val="1A1A1A"/>
           <w:sz w:val="22"/>
         </w:rPr>
-        <w:t xml:space="preserve"> persist. Where is the promised forgiveness?</w:t>
+        <w:t xml:space="preserve"> (</w:t>
+      </w:r>
+      <w:r>
+        <w:rPr>
+          <w:rFonts w:ascii="SBL Hebrew" w:hAnsi="SBL Hebrew" w:cs="SBL Hebrew" w:eastAsia="SBL Hebrew"/>
+          <w:b w:val="0"/>
+          <w:i w:val="0"/>
+          <w:color w:val="1A1A1A"/>
+          <w:sz w:val="22"/>
+        </w:rPr>
+        <w:t>צָרוֹת</w:t>
+      </w:r>
+      <w:r>
+        <w:rPr>
+          <w:rFonts w:ascii="Georgia" w:hAnsi="Georgia" w:cs="SBL Hebrew" w:eastAsia="Georgia"/>
+          <w:b w:val="0"/>
+          <w:i w:val="0"/>
+          <w:color w:val="1A1A1A"/>
+          <w:sz w:val="22"/>
+        </w:rPr>
+        <w:t>) persist. Where is the promised forgiveness?</w:t>
       </w:r>
     </w:p>
     <w:p>
@@ -2350,7 +3200,27 @@
           <w:color w:val="1A1A1A"/>
           <w:sz w:val="22"/>
         </w:rPr>
-        <w:t xml:space="preserve">, to utter </w:t>
+        <w:t xml:space="preserve"> (</w:t>
+      </w:r>
+      <w:r>
+        <w:rPr>
+          <w:rFonts w:ascii="SBL Hebrew" w:hAnsi="SBL Hebrew" w:cs="SBL Hebrew" w:eastAsia="SBL Hebrew"/>
+          <w:b w:val="0"/>
+          <w:i w:val="0"/>
+          <w:color w:val="1A1A1A"/>
+          <w:sz w:val="22"/>
+        </w:rPr>
+        <w:t>רַחֲמִים</w:t>
+      </w:r>
+      <w:r>
+        <w:rPr>
+          <w:rFonts w:ascii="Georgia" w:hAnsi="Georgia" w:cs="SBL Hebrew" w:eastAsia="Georgia"/>
+          <w:b w:val="0"/>
+          <w:i w:val="0"/>
+          <w:color w:val="1A1A1A"/>
+          <w:sz w:val="22"/>
+        </w:rPr>
+        <w:t xml:space="preserve">), to utter </w:t>
       </w:r>
       <w:r>
         <w:rPr>
@@ -2390,7 +3260,27 @@
           <w:color w:val="1A1A1A"/>
           <w:sz w:val="22"/>
         </w:rPr>
-        <w:t xml:space="preserve"> open precisely when the recitation is matched by the </w:t>
+        <w:t xml:space="preserve"> (</w:t>
+      </w:r>
+      <w:r>
+        <w:rPr>
+          <w:rFonts w:ascii="SBL Hebrew" w:hAnsi="SBL Hebrew" w:cs="SBL Hebrew" w:eastAsia="SBL Hebrew"/>
+          <w:b w:val="0"/>
+          <w:i w:val="0"/>
+          <w:color w:val="1A1A1A"/>
+          <w:sz w:val="22"/>
+        </w:rPr>
+        <w:t>שַׁעֲרֵי רַחֲמִים</w:t>
+      </w:r>
+      <w:r>
+        <w:rPr>
+          <w:rFonts w:ascii="Georgia" w:hAnsi="Georgia" w:cs="SBL Hebrew" w:eastAsia="Georgia"/>
+          <w:b w:val="0"/>
+          <w:i w:val="0"/>
+          <w:color w:val="1A1A1A"/>
+          <w:sz w:val="22"/>
+        </w:rPr>
+        <w:t xml:space="preserve">) open precisely when the recitation is matched by the </w:t>
       </w:r>
       <w:r>
         <w:rPr>
@@ -2410,7 +3300,27 @@
           <w:color w:val="1A1A1A"/>
           <w:sz w:val="22"/>
         </w:rPr>
-        <w:t xml:space="preserve"> the words describe. The classical </w:t>
+        <w:t xml:space="preserve"> (</w:t>
+      </w:r>
+      <w:r>
+        <w:rPr>
+          <w:rFonts w:ascii="SBL Hebrew" w:hAnsi="SBL Hebrew" w:cs="SBL Hebrew" w:eastAsia="SBL Hebrew"/>
+          <w:b w:val="0"/>
+          <w:i w:val="0"/>
+          <w:color w:val="1A1A1A"/>
+          <w:sz w:val="22"/>
+        </w:rPr>
+        <w:t>עֲבוֹדָה</w:t>
+      </w:r>
+      <w:r>
+        <w:rPr>
+          <w:rFonts w:ascii="Georgia" w:hAnsi="Georgia" w:cs="SBL Hebrew" w:eastAsia="Georgia"/>
+          <w:b w:val="0"/>
+          <w:i w:val="0"/>
+          <w:color w:val="1A1A1A"/>
+          <w:sz w:val="22"/>
+        </w:rPr>
+        <w:t xml:space="preserve">) the words describe. The classical </w:t>
       </w:r>
       <w:r>
         <w:rPr>
@@ -2430,7 +3340,27 @@
           <w:color w:val="1A1A1A"/>
           <w:sz w:val="22"/>
         </w:rPr>
-        <w:t xml:space="preserve"> read the </w:t>
+        <w:t xml:space="preserve"> (</w:t>
+      </w:r>
+      <w:r>
+        <w:rPr>
+          <w:rFonts w:ascii="SBL Hebrew" w:hAnsi="SBL Hebrew" w:cs="SBL Hebrew" w:eastAsia="SBL Hebrew"/>
+          <w:b w:val="0"/>
+          <w:i w:val="0"/>
+          <w:color w:val="1A1A1A"/>
+          <w:sz w:val="22"/>
+        </w:rPr>
+        <w:t>פּוֹסְקִים</w:t>
+      </w:r>
+      <w:r>
+        <w:rPr>
+          <w:rFonts w:ascii="Georgia" w:hAnsi="Georgia" w:cs="SBL Hebrew" w:eastAsia="Georgia"/>
+          <w:b w:val="0"/>
+          <w:i w:val="0"/>
+          <w:color w:val="1A1A1A"/>
+          <w:sz w:val="22"/>
+        </w:rPr>
+        <w:t xml:space="preserve">) read the </w:t>
       </w:r>
       <w:r>
         <w:rPr>
@@ -2510,7 +3440,27 @@
           <w:color w:val="1A1A1A"/>
           <w:sz w:val="22"/>
         </w:rPr>
-        <w:t xml:space="preserve">, with the proper </w:t>
+        <w:t xml:space="preserve"> (</w:t>
+      </w:r>
+      <w:r>
+        <w:rPr>
+          <w:rFonts w:ascii="SBL Hebrew" w:hAnsi="SBL Hebrew" w:cs="SBL Hebrew" w:eastAsia="SBL Hebrew"/>
+          <w:b w:val="0"/>
+          <w:i w:val="0"/>
+          <w:color w:val="1A1A1A"/>
+          <w:sz w:val="22"/>
+        </w:rPr>
+        <w:t>בְּצִבּוּר</w:t>
+      </w:r>
+      <w:r>
+        <w:rPr>
+          <w:rFonts w:ascii="Georgia" w:hAnsi="Georgia" w:cs="SBL Hebrew" w:eastAsia="Georgia"/>
+          <w:b w:val="0"/>
+          <w:i w:val="0"/>
+          <w:color w:val="1A1A1A"/>
+          <w:sz w:val="22"/>
+        </w:rPr>
+        <w:t xml:space="preserve">), with the proper </w:t>
       </w:r>
       <w:r>
         <w:rPr>
@@ -2530,7 +3480,27 @@
           <w:color w:val="1A1A1A"/>
           <w:sz w:val="22"/>
         </w:rPr>
-        <w:t xml:space="preserve"> and introductory </w:t>
+        <w:t xml:space="preserve"> (</w:t>
+      </w:r>
+      <w:r>
+        <w:rPr>
+          <w:rFonts w:ascii="SBL Hebrew" w:hAnsi="SBL Hebrew" w:cs="SBL Hebrew" w:eastAsia="SBL Hebrew"/>
+          <w:b w:val="0"/>
+          <w:i w:val="0"/>
+          <w:color w:val="1A1A1A"/>
+          <w:sz w:val="22"/>
+        </w:rPr>
+        <w:t>סֵדֶר</w:t>
+      </w:r>
+      <w:r>
+        <w:rPr>
+          <w:rFonts w:ascii="Georgia" w:hAnsi="Georgia" w:cs="SBL Hebrew" w:eastAsia="Georgia"/>
+          <w:b w:val="0"/>
+          <w:i w:val="0"/>
+          <w:color w:val="1A1A1A"/>
+          <w:sz w:val="22"/>
+        </w:rPr>
+        <w:t xml:space="preserve">) and introductory </w:t>
       </w:r>
       <w:r>
         <w:rPr>
@@ -2550,7 +3520,27 @@
           <w:color w:val="1A1A1A"/>
           <w:sz w:val="22"/>
         </w:rPr>
-        <w:t xml:space="preserve"> — and that reading too is preserved in </w:t>
+        <w:t xml:space="preserve"> (</w:t>
+      </w:r>
+      <w:r>
+        <w:rPr>
+          <w:rFonts w:ascii="SBL Hebrew" w:hAnsi="SBL Hebrew" w:cs="SBL Hebrew" w:eastAsia="SBL Hebrew"/>
+          <w:b w:val="0"/>
+          <w:i w:val="0"/>
+          <w:color w:val="1A1A1A"/>
+          <w:sz w:val="22"/>
+        </w:rPr>
+        <w:t>פְּסוּקִים</w:t>
+      </w:r>
+      <w:r>
+        <w:rPr>
+          <w:rFonts w:ascii="Georgia" w:hAnsi="Georgia" w:cs="SBL Hebrew" w:eastAsia="Georgia"/>
+          <w:b w:val="0"/>
+          <w:i w:val="0"/>
+          <w:color w:val="1A1A1A"/>
+          <w:sz w:val="22"/>
+        </w:rPr>
+        <w:t xml:space="preserve">) — and that reading too is preserved in </w:t>
       </w:r>
       <w:r>
         <w:rPr>
@@ -2570,7 +3560,27 @@
           <w:color w:val="1A1A1A"/>
           <w:sz w:val="22"/>
         </w:rPr>
-        <w:t xml:space="preserve">. But the deeper reading, the reading upon which the </w:t>
+        <w:t xml:space="preserve"> (</w:t>
+      </w:r>
+      <w:r>
+        <w:rPr>
+          <w:rFonts w:ascii="SBL Hebrew" w:hAnsi="SBL Hebrew" w:cs="SBL Hebrew" w:eastAsia="SBL Hebrew"/>
+          <w:b w:val="0"/>
+          <w:i w:val="0"/>
+          <w:color w:val="1A1A1A"/>
+          <w:sz w:val="22"/>
+        </w:rPr>
+        <w:t>הֲלָכָה</w:t>
+      </w:r>
+      <w:r>
+        <w:rPr>
+          <w:rFonts w:ascii="Georgia" w:hAnsi="Georgia" w:cs="SBL Hebrew" w:eastAsia="Georgia"/>
+          <w:b w:val="0"/>
+          <w:i w:val="0"/>
+          <w:color w:val="1A1A1A"/>
+          <w:sz w:val="22"/>
+        </w:rPr>
+        <w:t xml:space="preserve">). But the deeper reading, the reading upon which the </w:t>
       </w:r>
       <w:r>
         <w:rPr>
@@ -2679,6 +3689,36 @@
       <w:r>
         <w:rPr>
           <w:rFonts w:ascii="Georgia" w:hAnsi="Georgia" w:cs="SBL Hebrew" w:eastAsia="Georgia"/>
+          <w:b w:val="0"/>
+          <w:i w:val="0"/>
+          <w:color w:val="1A1A1A"/>
+          <w:sz w:val="22"/>
+        </w:rPr>
+        <w:t xml:space="preserve"> (</w:t>
+      </w:r>
+      <w:r>
+        <w:rPr>
+          <w:rFonts w:ascii="SBL Hebrew" w:hAnsi="SBL Hebrew" w:cs="SBL Hebrew" w:eastAsia="SBL Hebrew"/>
+          <w:b w:val="0"/>
+          <w:i w:val="0"/>
+          <w:color w:val="1A1A1A"/>
+          <w:sz w:val="22"/>
+        </w:rPr>
+        <w:t>תַּנָּא דְּבֵי אֵלִיָּהוּ</w:t>
+      </w:r>
+      <w:r>
+        <w:rPr>
+          <w:rFonts w:ascii="Georgia" w:hAnsi="Georgia" w:cs="SBL Hebrew" w:eastAsia="Georgia"/>
+          <w:b w:val="0"/>
+          <w:i w:val="0"/>
+          <w:color w:val="1A1A1A"/>
+          <w:sz w:val="22"/>
+        </w:rPr>
+        <w:t>)</w:t>
+      </w:r>
+      <w:r>
+        <w:rPr>
+          <w:rFonts w:ascii="Georgia" w:hAnsi="Georgia" w:cs="SBL Hebrew" w:eastAsia="Georgia"/>
           <w:color w:val="B8860B"/>
           <w:sz w:val="16"/>
           <w:vertAlign w:val="superscript"/>
@@ -2713,7 +3753,27 @@
           <w:color w:val="1A1A1A"/>
           <w:sz w:val="22"/>
         </w:rPr>
-        <w:t xml:space="preserve"> transmitted in his daily study-partnership with </w:t>
+        <w:t xml:space="preserve"> (</w:t>
+      </w:r>
+      <w:r>
+        <w:rPr>
+          <w:rFonts w:ascii="SBL Hebrew" w:hAnsi="SBL Hebrew" w:cs="SBL Hebrew" w:eastAsia="SBL Hebrew"/>
+          <w:b w:val="0"/>
+          <w:i w:val="0"/>
+          <w:color w:val="1A1A1A"/>
+          <w:sz w:val="22"/>
+        </w:rPr>
+        <w:t>אֵלִיָּהוּ הַנָּבִיא</w:t>
+      </w:r>
+      <w:r>
+        <w:rPr>
+          <w:rFonts w:ascii="Georgia" w:hAnsi="Georgia" w:cs="SBL Hebrew" w:eastAsia="Georgia"/>
+          <w:b w:val="0"/>
+          <w:i w:val="0"/>
+          <w:color w:val="1A1A1A"/>
+          <w:sz w:val="22"/>
+        </w:rPr>
+        <w:t xml:space="preserve">) transmitted in his daily study-partnership with </w:t>
       </w:r>
       <w:r>
         <w:rPr>
@@ -2753,7 +3813,27 @@
           <w:color w:val="1A1A1A"/>
           <w:sz w:val="22"/>
         </w:rPr>
-        <w:t xml:space="preserve"> but a question posed by </w:t>
+        <w:t xml:space="preserve"> (</w:t>
+      </w:r>
+      <w:r>
+        <w:rPr>
+          <w:rFonts w:ascii="SBL Hebrew" w:hAnsi="SBL Hebrew" w:cs="SBL Hebrew" w:eastAsia="SBL Hebrew"/>
+          <w:b w:val="0"/>
+          <w:i w:val="0"/>
+          <w:color w:val="1A1A1A"/>
+          <w:sz w:val="22"/>
+        </w:rPr>
+        <w:t>סֵדֶר תְּפִלָּה</w:t>
+      </w:r>
+      <w:r>
+        <w:rPr>
+          <w:rFonts w:ascii="Georgia" w:hAnsi="Georgia" w:cs="SBL Hebrew" w:eastAsia="Georgia"/>
+          <w:b w:val="0"/>
+          <w:i w:val="0"/>
+          <w:color w:val="1A1A1A"/>
+          <w:sz w:val="22"/>
+        </w:rPr>
+        <w:t xml:space="preserve">) but a question posed by </w:t>
       </w:r>
       <w:r>
         <w:rPr>
@@ -2773,7 +3853,27 @@
           <w:color w:val="1A1A1A"/>
           <w:sz w:val="22"/>
         </w:rPr>
-        <w:t xml:space="preserve">. </w:t>
+        <w:t xml:space="preserve"> (</w:t>
+      </w:r>
+      <w:r>
+        <w:rPr>
+          <w:rFonts w:ascii="SBL Hebrew" w:hAnsi="SBL Hebrew" w:cs="SBL Hebrew" w:eastAsia="SBL Hebrew"/>
+          <w:b w:val="0"/>
+          <w:i w:val="0"/>
+          <w:color w:val="1A1A1A"/>
+          <w:sz w:val="22"/>
+        </w:rPr>
+        <w:t>דָּוִד הַמֶּלֶךְ</w:t>
+      </w:r>
+      <w:r>
+        <w:rPr>
+          <w:rFonts w:ascii="Georgia" w:hAnsi="Georgia" w:cs="SBL Hebrew" w:eastAsia="Georgia"/>
+          <w:b w:val="0"/>
+          <w:i w:val="0"/>
+          <w:color w:val="1A1A1A"/>
+          <w:sz w:val="22"/>
+        </w:rPr>
+        <w:t xml:space="preserve">). </w:t>
       </w:r>
       <w:r>
         <w:rPr>
@@ -2793,7 +3893,27 @@
           <w:color w:val="1A1A1A"/>
           <w:sz w:val="22"/>
         </w:rPr>
-        <w:t xml:space="preserve">, he asks — what shall </w:t>
+        <w:t xml:space="preserve"> (</w:t>
+      </w:r>
+      <w:r>
+        <w:rPr>
+          <w:rFonts w:ascii="SBL Hebrew" w:hAnsi="SBL Hebrew" w:cs="SBL Hebrew" w:eastAsia="SBL Hebrew"/>
+          <w:b w:val="0"/>
+          <w:i w:val="0"/>
+          <w:color w:val="1A1A1A"/>
+          <w:sz w:val="22"/>
+        </w:rPr>
+        <w:t>רִבּוֹנוֹ שֶׁל עוֹלָם</w:t>
+      </w:r>
+      <w:r>
+        <w:rPr>
+          <w:rFonts w:ascii="Georgia" w:hAnsi="Georgia" w:cs="SBL Hebrew" w:eastAsia="Georgia"/>
+          <w:b w:val="0"/>
+          <w:i w:val="0"/>
+          <w:color w:val="1A1A1A"/>
+          <w:sz w:val="22"/>
+        </w:rPr>
+        <w:t xml:space="preserve">), he asks — what shall </w:t>
       </w:r>
       <w:r>
         <w:rPr>
@@ -2833,7 +3953,27 @@
           <w:color w:val="1A1A1A"/>
           <w:sz w:val="22"/>
         </w:rPr>
-        <w:t xml:space="preserve">, no </w:t>
+        <w:t xml:space="preserve"> (</w:t>
+      </w:r>
+      <w:r>
+        <w:rPr>
+          <w:rFonts w:ascii="SBL Hebrew" w:hAnsi="SBL Hebrew" w:cs="SBL Hebrew" w:eastAsia="SBL Hebrew"/>
+          <w:b w:val="0"/>
+          <w:i w:val="0"/>
+          <w:color w:val="1A1A1A"/>
+          <w:sz w:val="22"/>
+        </w:rPr>
+        <w:t>בֵּית הַמִּקְדָּשׁ</w:t>
+      </w:r>
+      <w:r>
+        <w:rPr>
+          <w:rFonts w:ascii="Georgia" w:hAnsi="Georgia" w:cs="SBL Hebrew" w:eastAsia="Georgia"/>
+          <w:b w:val="0"/>
+          <w:i w:val="0"/>
+          <w:color w:val="1A1A1A"/>
+          <w:sz w:val="22"/>
+        </w:rPr>
+        <w:t xml:space="preserve">), no </w:t>
       </w:r>
       <w:r>
         <w:rPr>
@@ -2853,7 +3993,27 @@
           <w:color w:val="1A1A1A"/>
           <w:sz w:val="22"/>
         </w:rPr>
-        <w:t xml:space="preserve">, no </w:t>
+        <w:t xml:space="preserve"> (</w:t>
+      </w:r>
+      <w:r>
+        <w:rPr>
+          <w:rFonts w:ascii="SBL Hebrew" w:hAnsi="SBL Hebrew" w:cs="SBL Hebrew" w:eastAsia="SBL Hebrew"/>
+          <w:b w:val="0"/>
+          <w:i w:val="0"/>
+          <w:color w:val="1A1A1A"/>
+          <w:sz w:val="22"/>
+        </w:rPr>
+        <w:t>קָרְבָּנוֹת</w:t>
+      </w:r>
+      <w:r>
+        <w:rPr>
+          <w:rFonts w:ascii="Georgia" w:hAnsi="Georgia" w:cs="SBL Hebrew" w:eastAsia="Georgia"/>
+          <w:b w:val="0"/>
+          <w:i w:val="0"/>
+          <w:color w:val="1A1A1A"/>
+          <w:sz w:val="22"/>
+        </w:rPr>
+        <w:t xml:space="preserve">), no </w:t>
       </w:r>
       <w:r>
         <w:rPr>
@@ -2873,7 +4033,27 @@
           <w:color w:val="1A1A1A"/>
           <w:sz w:val="22"/>
         </w:rPr>
-        <w:t xml:space="preserve">, when the people is sunk in </w:t>
+        <w:t xml:space="preserve"> (</w:t>
+      </w:r>
+      <w:r>
+        <w:rPr>
+          <w:rFonts w:ascii="SBL Hebrew" w:hAnsi="SBL Hebrew" w:cs="SBL Hebrew" w:eastAsia="SBL Hebrew"/>
+          <w:b w:val="0"/>
+          <w:i w:val="0"/>
+          <w:color w:val="1A1A1A"/>
+          <w:sz w:val="22"/>
+        </w:rPr>
+        <w:t>עֲבוֹדָה</w:t>
+      </w:r>
+      <w:r>
+        <w:rPr>
+          <w:rFonts w:ascii="Georgia" w:hAnsi="Georgia" w:cs="SBL Hebrew" w:eastAsia="Georgia"/>
+          <w:b w:val="0"/>
+          <w:i w:val="0"/>
+          <w:color w:val="1A1A1A"/>
+          <w:sz w:val="22"/>
+        </w:rPr>
+        <w:t xml:space="preserve">), when the people is sunk in </w:t>
       </w:r>
       <w:r>
         <w:rPr>
@@ -2893,7 +4073,27 @@
           <w:color w:val="1A1A1A"/>
           <w:sz w:val="22"/>
         </w:rPr>
-        <w:t xml:space="preserve"> and </w:t>
+        <w:t xml:space="preserve"> (</w:t>
+      </w:r>
+      <w:r>
+        <w:rPr>
+          <w:rFonts w:ascii="SBL Hebrew" w:hAnsi="SBL Hebrew" w:cs="SBL Hebrew" w:eastAsia="SBL Hebrew"/>
+          <w:b w:val="0"/>
+          <w:i w:val="0"/>
+          <w:color w:val="1A1A1A"/>
+          <w:sz w:val="22"/>
+        </w:rPr>
+        <w:t>גָּלוּת</w:t>
+      </w:r>
+      <w:r>
+        <w:rPr>
+          <w:rFonts w:ascii="Georgia" w:hAnsi="Georgia" w:cs="SBL Hebrew" w:eastAsia="Georgia"/>
+          <w:b w:val="0"/>
+          <w:i w:val="0"/>
+          <w:color w:val="1A1A1A"/>
+          <w:sz w:val="22"/>
+        </w:rPr>
+        <w:t xml:space="preserve">) and </w:t>
       </w:r>
       <w:r>
         <w:rPr>
@@ -2913,7 +4113,27 @@
           <w:color w:val="1A1A1A"/>
           <w:sz w:val="22"/>
         </w:rPr>
-        <w:t xml:space="preserve">? To which </w:t>
+        <w:t xml:space="preserve"> (</w:t>
+      </w:r>
+      <w:r>
+        <w:rPr>
+          <w:rFonts w:ascii="SBL Hebrew" w:hAnsi="SBL Hebrew" w:cs="SBL Hebrew" w:eastAsia="SBL Hebrew"/>
+          <w:b w:val="0"/>
+          <w:i w:val="0"/>
+          <w:color w:val="1A1A1A"/>
+          <w:sz w:val="22"/>
+        </w:rPr>
+        <w:t>הֶסְתֵּר פָּנִים</w:t>
+      </w:r>
+      <w:r>
+        <w:rPr>
+          <w:rFonts w:ascii="Georgia" w:hAnsi="Georgia" w:cs="SBL Hebrew" w:eastAsia="Georgia"/>
+          <w:b w:val="0"/>
+          <w:i w:val="0"/>
+          <w:color w:val="1A1A1A"/>
+          <w:sz w:val="22"/>
+        </w:rPr>
+        <w:t xml:space="preserve">)? To which </w:t>
       </w:r>
       <w:r>
         <w:rPr>
@@ -3018,7 +4238,27 @@
           <w:color w:val="1A1A1A"/>
           <w:sz w:val="22"/>
         </w:rPr>
-        <w:t xml:space="preserve">, the </w:t>
+        <w:t xml:space="preserve"> (</w:t>
+      </w:r>
+      <w:r>
+        <w:rPr>
+          <w:rFonts w:ascii="SBL Hebrew" w:hAnsi="SBL Hebrew" w:cs="SBL Hebrew" w:eastAsia="SBL Hebrew"/>
+          <w:b w:val="0"/>
+          <w:i w:val="0"/>
+          <w:color w:val="1A1A1A"/>
+          <w:sz w:val="22"/>
+        </w:rPr>
+        <w:t>מִקְדָּשׁ</w:t>
+      </w:r>
+      <w:r>
+        <w:rPr>
+          <w:rFonts w:ascii="Georgia" w:hAnsi="Georgia" w:cs="SBL Hebrew" w:eastAsia="Georgia"/>
+          <w:b w:val="0"/>
+          <w:i w:val="0"/>
+          <w:color w:val="1A1A1A"/>
+          <w:sz w:val="22"/>
+        </w:rPr>
+        <w:t xml:space="preserve">), the </w:t>
       </w:r>
       <w:r>
         <w:rPr>
@@ -3038,7 +4278,27 @@
           <w:color w:val="1A1A1A"/>
           <w:sz w:val="22"/>
         </w:rPr>
-        <w:t xml:space="preserve"> was the vessel through which the many became one </w:t>
+        <w:t xml:space="preserve"> (</w:t>
+      </w:r>
+      <w:r>
+        <w:rPr>
+          <w:rFonts w:ascii="SBL Hebrew" w:hAnsi="SBL Hebrew" w:cs="SBL Hebrew" w:eastAsia="SBL Hebrew"/>
+          <w:b w:val="0"/>
+          <w:i w:val="0"/>
+          <w:color w:val="1A1A1A"/>
+          <w:sz w:val="22"/>
+        </w:rPr>
+        <w:t>קָרְבַּן צִבּוּר</w:t>
+      </w:r>
+      <w:r>
+        <w:rPr>
+          <w:rFonts w:ascii="Georgia" w:hAnsi="Georgia" w:cs="SBL Hebrew" w:eastAsia="Georgia"/>
+          <w:b w:val="0"/>
+          <w:i w:val="0"/>
+          <w:color w:val="1A1A1A"/>
+          <w:sz w:val="22"/>
+        </w:rPr>
+        <w:t xml:space="preserve">) was the vessel through which the many became one </w:t>
       </w:r>
       <w:r>
         <w:rPr>
@@ -3213,7 +4473,27 @@
           <w:color w:val="1A1A1A"/>
           <w:sz w:val="22"/>
         </w:rPr>
-        <w:t xml:space="preserve"> — not only </w:t>
+        <w:t xml:space="preserve"> (</w:t>
+      </w:r>
+      <w:r>
+        <w:rPr>
+          <w:rFonts w:ascii="SBL Hebrew" w:hAnsi="SBL Hebrew" w:cs="SBL Hebrew" w:eastAsia="SBL Hebrew"/>
+          <w:b w:val="0"/>
+          <w:i w:val="0"/>
+          <w:color w:val="1A1A1A"/>
+          <w:sz w:val="22"/>
+        </w:rPr>
+        <w:t>צְדָקָה</w:t>
+      </w:r>
+      <w:r>
+        <w:rPr>
+          <w:rFonts w:ascii="Georgia" w:hAnsi="Georgia" w:cs="SBL Hebrew" w:eastAsia="Georgia"/>
+          <w:b w:val="0"/>
+          <w:i w:val="0"/>
+          <w:color w:val="1A1A1A"/>
+          <w:sz w:val="22"/>
+        </w:rPr>
+        <w:t xml:space="preserve">) — not only </w:t>
       </w:r>
       <w:r>
         <w:rPr>
@@ -3233,7 +4513,27 @@
           <w:color w:val="1A1A1A"/>
           <w:sz w:val="22"/>
         </w:rPr>
-        <w:t xml:space="preserve"> but also </w:t>
+        <w:t xml:space="preserve"> (</w:t>
+      </w:r>
+      <w:r>
+        <w:rPr>
+          <w:rFonts w:ascii="SBL Hebrew" w:hAnsi="SBL Hebrew" w:cs="SBL Hebrew" w:eastAsia="SBL Hebrew"/>
+          <w:b w:val="0"/>
+          <w:i w:val="0"/>
+          <w:color w:val="1A1A1A"/>
+          <w:sz w:val="22"/>
+        </w:rPr>
+        <w:t>צְדָקָה בְּמָמוֹן</w:t>
+      </w:r>
+      <w:r>
+        <w:rPr>
+          <w:rFonts w:ascii="Georgia" w:hAnsi="Georgia" w:cs="SBL Hebrew" w:eastAsia="Georgia"/>
+          <w:b w:val="0"/>
+          <w:i w:val="0"/>
+          <w:color w:val="1A1A1A"/>
+          <w:sz w:val="22"/>
+        </w:rPr>
+        <w:t xml:space="preserve">) but also </w:t>
       </w:r>
       <w:r>
         <w:rPr>
@@ -3253,7 +4553,27 @@
           <w:color w:val="1A1A1A"/>
           <w:sz w:val="22"/>
         </w:rPr>
-        <w:t xml:space="preserve">: shouldering another Jew’s burden, </w:t>
+        <w:t xml:space="preserve"> (</w:t>
+      </w:r>
+      <w:r>
+        <w:rPr>
+          <w:rFonts w:ascii="SBL Hebrew" w:hAnsi="SBL Hebrew" w:cs="SBL Hebrew" w:eastAsia="SBL Hebrew"/>
+          <w:b w:val="0"/>
+          <w:i w:val="0"/>
+          <w:color w:val="1A1A1A"/>
+          <w:sz w:val="22"/>
+        </w:rPr>
+        <w:t>צְדָקָה בְּגוּף</w:t>
+      </w:r>
+      <w:r>
+        <w:rPr>
+          <w:rFonts w:ascii="Georgia" w:hAnsi="Georgia" w:cs="SBL Hebrew" w:eastAsia="Georgia"/>
+          <w:b w:val="0"/>
+          <w:i w:val="0"/>
+          <w:color w:val="1A1A1A"/>
+          <w:sz w:val="22"/>
+        </w:rPr>
+        <w:t xml:space="preserve">): shouldering another Jew’s burden, </w:t>
       </w:r>
       <w:r>
         <w:rPr>
@@ -3273,7 +4593,27 @@
           <w:color w:val="1A1A1A"/>
           <w:sz w:val="22"/>
         </w:rPr>
-        <w:t xml:space="preserve">, lifting up a spirit that has bent under its load. The gates of </w:t>
+        <w:t xml:space="preserve"> (</w:t>
+      </w:r>
+      <w:r>
+        <w:rPr>
+          <w:rFonts w:ascii="SBL Hebrew" w:hAnsi="SBL Hebrew" w:cs="SBL Hebrew" w:eastAsia="SBL Hebrew"/>
+          <w:b w:val="0"/>
+          <w:i w:val="0"/>
+          <w:color w:val="1A1A1A"/>
+          <w:sz w:val="22"/>
+        </w:rPr>
+        <w:t>נוֹשֵׂא בְּעֹל עִם חֲבֵרוֹ</w:t>
+      </w:r>
+      <w:r>
+        <w:rPr>
+          <w:rFonts w:ascii="Georgia" w:hAnsi="Georgia" w:cs="SBL Hebrew" w:eastAsia="Georgia"/>
+          <w:b w:val="0"/>
+          <w:i w:val="0"/>
+          <w:color w:val="1A1A1A"/>
+          <w:sz w:val="22"/>
+        </w:rPr>
+        <w:t xml:space="preserve">), lifting up a spirit that has bent under its load. The gates of </w:t>
       </w:r>
       <w:r>
         <w:rPr>
@@ -3367,7 +4707,27 @@
           <w:color w:val="1A1A1A"/>
           <w:sz w:val="22"/>
         </w:rPr>
-        <w:t xml:space="preserve"> is the verse from </w:t>
+        <w:t xml:space="preserve"> (</w:t>
+      </w:r>
+      <w:r>
+        <w:rPr>
+          <w:rFonts w:ascii="SBL Hebrew" w:hAnsi="SBL Hebrew" w:cs="SBL Hebrew" w:eastAsia="SBL Hebrew"/>
+          <w:b w:val="0"/>
+          <w:i w:val="0"/>
+          <w:color w:val="1A1A1A"/>
+          <w:sz w:val="22"/>
+        </w:rPr>
+        <w:t>קְהִלּוֹת</w:t>
+      </w:r>
+      <w:r>
+        <w:rPr>
+          <w:rFonts w:ascii="Georgia" w:hAnsi="Georgia" w:cs="SBL Hebrew" w:eastAsia="Georgia"/>
+          <w:b w:val="0"/>
+          <w:i w:val="0"/>
+          <w:color w:val="1A1A1A"/>
+          <w:sz w:val="22"/>
+        </w:rPr>
+        <w:t xml:space="preserve">) is the verse from </w:t>
       </w:r>
       <w:r>
         <w:rPr>
@@ -3387,7 +4747,27 @@
           <w:color w:val="1A1A1A"/>
           <w:sz w:val="22"/>
         </w:rPr>
-        <w:t>:</w:t>
+        <w:t xml:space="preserve"> (</w:t>
+      </w:r>
+      <w:r>
+        <w:rPr>
+          <w:rFonts w:ascii="SBL Hebrew" w:hAnsi="SBL Hebrew" w:cs="SBL Hebrew" w:eastAsia="SBL Hebrew"/>
+          <w:b w:val="0"/>
+          <w:i w:val="0"/>
+          <w:color w:val="1A1A1A"/>
+          <w:sz w:val="22"/>
+        </w:rPr>
+        <w:t>תְּהִלִּים</w:t>
+      </w:r>
+      <w:r>
+        <w:rPr>
+          <w:rFonts w:ascii="Georgia" w:hAnsi="Georgia" w:cs="SBL Hebrew" w:eastAsia="Georgia"/>
+          <w:b w:val="0"/>
+          <w:i w:val="0"/>
+          <w:color w:val="1A1A1A"/>
+          <w:sz w:val="22"/>
+        </w:rPr>
+        <w:t>):</w:t>
       </w:r>
       <w:r>
         <w:rPr>
@@ -3671,6 +5051,36 @@
       <w:r>
         <w:rPr>
           <w:rFonts w:ascii="Georgia" w:hAnsi="Georgia" w:cs="SBL Hebrew" w:eastAsia="Georgia"/>
+          <w:b w:val="0"/>
+          <w:i w:val="0"/>
+          <w:color w:val="1A1A1A"/>
+          <w:sz w:val="22"/>
+        </w:rPr>
+        <w:t xml:space="preserve"> (</w:t>
+      </w:r>
+      <w:r>
+        <w:rPr>
+          <w:rFonts w:ascii="SBL Hebrew" w:hAnsi="SBL Hebrew" w:cs="SBL Hebrew" w:eastAsia="SBL Hebrew"/>
+          <w:b w:val="0"/>
+          <w:i w:val="0"/>
+          <w:color w:val="1A1A1A"/>
+          <w:sz w:val="22"/>
+        </w:rPr>
+        <w:t>חֲתַם סוֹפֵר</w:t>
+      </w:r>
+      <w:r>
+        <w:rPr>
+          <w:rFonts w:ascii="Georgia" w:hAnsi="Georgia" w:cs="SBL Hebrew" w:eastAsia="Georgia"/>
+          <w:b w:val="0"/>
+          <w:i w:val="0"/>
+          <w:color w:val="1A1A1A"/>
+          <w:sz w:val="22"/>
+        </w:rPr>
+        <w:t>)</w:t>
+      </w:r>
+      <w:r>
+        <w:rPr>
+          <w:rFonts w:ascii="Georgia" w:hAnsi="Georgia" w:cs="SBL Hebrew" w:eastAsia="Georgia"/>
           <w:color w:val="B8860B"/>
           <w:sz w:val="16"/>
           <w:vertAlign w:val="superscript"/>
@@ -3705,7 +5115,27 @@
           <w:color w:val="1A1A1A"/>
           <w:sz w:val="22"/>
         </w:rPr>
-        <w:t xml:space="preserve"> that gathers the point in numerical form. </w:t>
+        <w:t xml:space="preserve"> (</w:t>
+      </w:r>
+      <w:r>
+        <w:rPr>
+          <w:rFonts w:ascii="SBL Hebrew" w:hAnsi="SBL Hebrew" w:cs="SBL Hebrew" w:eastAsia="SBL Hebrew"/>
+          <w:b w:val="0"/>
+          <w:i w:val="0"/>
+          <w:color w:val="1A1A1A"/>
+          <w:sz w:val="22"/>
+        </w:rPr>
+        <w:t>גִּימַטְרִיָּא</w:t>
+      </w:r>
+      <w:r>
+        <w:rPr>
+          <w:rFonts w:ascii="Georgia" w:hAnsi="Georgia" w:cs="SBL Hebrew" w:eastAsia="Georgia"/>
+          <w:b w:val="0"/>
+          <w:i w:val="0"/>
+          <w:color w:val="1A1A1A"/>
+          <w:sz w:val="22"/>
+        </w:rPr>
+        <w:t xml:space="preserve">) that gathers the point in numerical form. </w:t>
       </w:r>
       <w:r>
         <w:rPr>
@@ -3725,7 +5155,27 @@
           <w:color w:val="1A1A1A"/>
           <w:sz w:val="22"/>
         </w:rPr>
-        <w:t xml:space="preserve"> is seventy-two; </w:t>
+        <w:t xml:space="preserve"> (</w:t>
+      </w:r>
+      <w:r>
+        <w:rPr>
+          <w:rFonts w:ascii="SBL Hebrew" w:hAnsi="SBL Hebrew" w:cs="SBL Hebrew" w:eastAsia="SBL Hebrew"/>
+          <w:b w:val="0"/>
+          <w:i w:val="0"/>
+          <w:color w:val="1A1A1A"/>
+          <w:sz w:val="22"/>
+        </w:rPr>
+        <w:t>חֶסֶד</w:t>
+      </w:r>
+      <w:r>
+        <w:rPr>
+          <w:rFonts w:ascii="Georgia" w:hAnsi="Georgia" w:cs="SBL Hebrew" w:eastAsia="Georgia"/>
+          <w:b w:val="0"/>
+          <w:i w:val="0"/>
+          <w:color w:val="1A1A1A"/>
+          <w:sz w:val="22"/>
+        </w:rPr>
+        <w:t xml:space="preserve">) is seventy-two; </w:t>
       </w:r>
       <w:r>
         <w:rPr>
@@ -3745,7 +5195,27 @@
           <w:color w:val="1A1A1A"/>
           <w:sz w:val="22"/>
         </w:rPr>
-        <w:t xml:space="preserve"> is four hundred and forty-one; together, five hundred and thirteen. </w:t>
+        <w:t xml:space="preserve"> (</w:t>
+      </w:r>
+      <w:r>
+        <w:rPr>
+          <w:rFonts w:ascii="SBL Hebrew" w:hAnsi="SBL Hebrew" w:cs="SBL Hebrew" w:eastAsia="SBL Hebrew"/>
+          <w:b w:val="0"/>
+          <w:i w:val="0"/>
+          <w:color w:val="1A1A1A"/>
+          <w:sz w:val="22"/>
+        </w:rPr>
+        <w:t>אֱמֶת</w:t>
+      </w:r>
+      <w:r>
+        <w:rPr>
+          <w:rFonts w:ascii="Georgia" w:hAnsi="Georgia" w:cs="SBL Hebrew" w:eastAsia="Georgia"/>
+          <w:b w:val="0"/>
+          <w:i w:val="0"/>
+          <w:color w:val="1A1A1A"/>
+          <w:sz w:val="22"/>
+        </w:rPr>
+        <w:t xml:space="preserve">) is four hundred and forty-one; together, five hundred and thirteen. </w:t>
       </w:r>
       <w:r>
         <w:rPr>
@@ -3785,7 +5255,27 @@
           <w:color w:val="1A1A1A"/>
           <w:sz w:val="22"/>
         </w:rPr>
-        <w:t xml:space="preserve"> of one for the word itself. The work of these days, the </w:t>
+        <w:t xml:space="preserve"> (</w:t>
+      </w:r>
+      <w:r>
+        <w:rPr>
+          <w:rFonts w:ascii="SBL Hebrew" w:hAnsi="SBL Hebrew" w:cs="SBL Hebrew" w:eastAsia="SBL Hebrew"/>
+          <w:b w:val="0"/>
+          <w:i w:val="0"/>
+          <w:color w:val="1A1A1A"/>
+          <w:sz w:val="22"/>
+        </w:rPr>
+        <w:t>כּוֹלֵל</w:t>
+      </w:r>
+      <w:r>
+        <w:rPr>
+          <w:rFonts w:ascii="Georgia" w:hAnsi="Georgia" w:cs="SBL Hebrew" w:eastAsia="Georgia"/>
+          <w:b w:val="0"/>
+          <w:i w:val="0"/>
+          <w:color w:val="1A1A1A"/>
+          <w:sz w:val="22"/>
+        </w:rPr>
+        <w:t xml:space="preserve">) of one for the word itself. The work of these days, the </w:t>
       </w:r>
       <w:r>
         <w:rPr>
@@ -3905,7 +5395,27 @@
           <w:color w:val="1A1A1A"/>
           <w:sz w:val="22"/>
         </w:rPr>
-        <w:t xml:space="preserve">’s reading, is </w:t>
+        <w:t xml:space="preserve"> (</w:t>
+      </w:r>
+      <w:r>
+        <w:rPr>
+          <w:rFonts w:ascii="SBL Hebrew" w:hAnsi="SBL Hebrew" w:cs="SBL Hebrew" w:eastAsia="SBL Hebrew"/>
+          <w:b w:val="0"/>
+          <w:i w:val="0"/>
+          <w:color w:val="1A1A1A"/>
+          <w:sz w:val="22"/>
+        </w:rPr>
+        <w:t>חֲזַ״ל</w:t>
+      </w:r>
+      <w:r>
+        <w:rPr>
+          <w:rFonts w:ascii="Georgia" w:hAnsi="Georgia" w:cs="SBL Hebrew" w:eastAsia="Georgia"/>
+          <w:b w:val="0"/>
+          <w:i w:val="0"/>
+          <w:color w:val="1A1A1A"/>
+          <w:sz w:val="22"/>
+        </w:rPr>
+        <w:t xml:space="preserve">)’s reading, is </w:t>
       </w:r>
       <w:r>
         <w:rPr>
@@ -3925,7 +5435,27 @@
           <w:color w:val="1A1A1A"/>
           <w:sz w:val="22"/>
         </w:rPr>
-        <w:t xml:space="preserve">. </w:t>
+        <w:t xml:space="preserve"> (</w:t>
+      </w:r>
+      <w:r>
+        <w:rPr>
+          <w:rFonts w:ascii="SBL Hebrew" w:hAnsi="SBL Hebrew" w:cs="SBL Hebrew" w:eastAsia="SBL Hebrew"/>
+          <w:b w:val="0"/>
+          <w:i w:val="0"/>
+          <w:color w:val="1A1A1A"/>
+          <w:sz w:val="22"/>
+        </w:rPr>
+        <w:t>תּוֹרָה</w:t>
+      </w:r>
+      <w:r>
+        <w:rPr>
+          <w:rFonts w:ascii="Georgia" w:hAnsi="Georgia" w:cs="SBL Hebrew" w:eastAsia="Georgia"/>
+          <w:b w:val="0"/>
+          <w:i w:val="0"/>
+          <w:color w:val="1A1A1A"/>
+          <w:sz w:val="22"/>
+        </w:rPr>
+        <w:t xml:space="preserve">). </w:t>
       </w:r>
       <w:r>
         <w:rPr>
@@ -3936,6 +5466,36 @@
           <w:sz w:val="22"/>
         </w:rPr>
         <w:t>Emes k’neh v’al timkor</w:t>
+      </w:r>
+      <w:r>
+        <w:rPr>
+          <w:rFonts w:ascii="Georgia" w:hAnsi="Georgia" w:cs="SBL Hebrew" w:eastAsia="Georgia"/>
+          <w:b w:val="0"/>
+          <w:i w:val="0"/>
+          <w:color w:val="1A1A1A"/>
+          <w:sz w:val="22"/>
+        </w:rPr>
+        <w:t xml:space="preserve"> (</w:t>
+      </w:r>
+      <w:r>
+        <w:rPr>
+          <w:rFonts w:ascii="SBL Hebrew" w:hAnsi="SBL Hebrew" w:cs="SBL Hebrew" w:eastAsia="SBL Hebrew"/>
+          <w:b w:val="0"/>
+          <w:i w:val="0"/>
+          <w:color w:val="1A1A1A"/>
+          <w:sz w:val="22"/>
+        </w:rPr>
+        <w:t>אֱמֶת קְנֵה וְאַל תִּמְכֹּר</w:t>
+      </w:r>
+      <w:r>
+        <w:rPr>
+          <w:rFonts w:ascii="Georgia" w:hAnsi="Georgia" w:cs="SBL Hebrew" w:eastAsia="Georgia"/>
+          <w:b w:val="0"/>
+          <w:i w:val="0"/>
+          <w:color w:val="1A1A1A"/>
+          <w:sz w:val="22"/>
+        </w:rPr>
+        <w:t>)</w:t>
       </w:r>
       <w:r>
         <w:rPr>
@@ -4009,6 +5569,36 @@
       <w:r>
         <w:rPr>
           <w:rFonts w:ascii="Georgia" w:hAnsi="Georgia" w:cs="SBL Hebrew" w:eastAsia="Georgia"/>
+          <w:b w:val="0"/>
+          <w:i w:val="0"/>
+          <w:color w:val="1A1A1A"/>
+          <w:sz w:val="22"/>
+        </w:rPr>
+        <w:t xml:space="preserve"> (</w:t>
+      </w:r>
+      <w:r>
+        <w:rPr>
+          <w:rFonts w:ascii="SBL Hebrew" w:hAnsi="SBL Hebrew" w:cs="SBL Hebrew" w:eastAsia="SBL Hebrew"/>
+          <w:b w:val="0"/>
+          <w:i w:val="0"/>
+          <w:color w:val="1A1A1A"/>
+          <w:sz w:val="22"/>
+        </w:rPr>
+        <w:t>פָּרָשַׁת תְּשׁוּבָה</w:t>
+      </w:r>
+      <w:r>
+        <w:rPr>
+          <w:rFonts w:ascii="Georgia" w:hAnsi="Georgia" w:cs="SBL Hebrew" w:eastAsia="Georgia"/>
+          <w:b w:val="0"/>
+          <w:i w:val="0"/>
+          <w:color w:val="1A1A1A"/>
+          <w:sz w:val="22"/>
+        </w:rPr>
+        <w:t>)</w:t>
+      </w:r>
+      <w:r>
+        <w:rPr>
+          <w:rFonts w:ascii="Georgia" w:hAnsi="Georgia" w:cs="SBL Hebrew" w:eastAsia="Georgia"/>
           <w:color w:val="B8860B"/>
           <w:sz w:val="16"/>
           <w:vertAlign w:val="superscript"/>
@@ -4043,7 +5633,27 @@
           <w:color w:val="1A1A1A"/>
           <w:sz w:val="22"/>
         </w:rPr>
-        <w:t xml:space="preserve"> preceding this </w:t>
+        <w:t xml:space="preserve"> (</w:t>
+      </w:r>
+      <w:r>
+        <w:rPr>
+          <w:rFonts w:ascii="SBL Hebrew" w:hAnsi="SBL Hebrew" w:cs="SBL Hebrew" w:eastAsia="SBL Hebrew"/>
+          <w:b w:val="0"/>
+          <w:i w:val="0"/>
+          <w:color w:val="1A1A1A"/>
+          <w:sz w:val="22"/>
+        </w:rPr>
+        <w:t>שַׁבָּת</w:t>
+      </w:r>
+      <w:r>
+        <w:rPr>
+          <w:rFonts w:ascii="Georgia" w:hAnsi="Georgia" w:cs="SBL Hebrew" w:eastAsia="Georgia"/>
+          <w:b w:val="0"/>
+          <w:i w:val="0"/>
+          <w:color w:val="1A1A1A"/>
+          <w:sz w:val="22"/>
+        </w:rPr>
+        <w:t xml:space="preserve">) preceding this </w:t>
       </w:r>
       <w:r>
         <w:rPr>
@@ -4083,7 +5693,27 @@
           <w:color w:val="1A1A1A"/>
           <w:sz w:val="22"/>
         </w:rPr>
-        <w:t xml:space="preserve"> — to hear His voice, which lives in </w:t>
+        <w:t xml:space="preserve"> (</w:t>
+      </w:r>
+      <w:r>
+        <w:rPr>
+          <w:rFonts w:ascii="SBL Hebrew" w:hAnsi="SBL Hebrew" w:cs="SBL Hebrew" w:eastAsia="SBL Hebrew"/>
+          <w:b w:val="0"/>
+          <w:i w:val="0"/>
+          <w:color w:val="1A1A1A"/>
+          <w:sz w:val="22"/>
+        </w:rPr>
+        <w:t>וְשָׁמַעְתָּ בְּקֹלוֹ</w:t>
+      </w:r>
+      <w:r>
+        <w:rPr>
+          <w:rFonts w:ascii="Georgia" w:hAnsi="Georgia" w:cs="SBL Hebrew" w:eastAsia="Georgia"/>
+          <w:b w:val="0"/>
+          <w:i w:val="0"/>
+          <w:color w:val="1A1A1A"/>
+          <w:sz w:val="22"/>
+        </w:rPr>
+        <w:t xml:space="preserve">) — to hear His voice, which lives in </w:t>
       </w:r>
       <w:r>
         <w:rPr>
@@ -4103,7 +5733,27 @@
           <w:color w:val="1A1A1A"/>
           <w:sz w:val="22"/>
         </w:rPr>
-        <w:t xml:space="preserve"> and in </w:t>
+        <w:t xml:space="preserve"> (</w:t>
+      </w:r>
+      <w:r>
+        <w:rPr>
+          <w:rFonts w:ascii="SBL Hebrew" w:hAnsi="SBL Hebrew" w:cs="SBL Hebrew" w:eastAsia="SBL Hebrew"/>
+          <w:b w:val="0"/>
+          <w:i w:val="0"/>
+          <w:color w:val="1A1A1A"/>
+          <w:sz w:val="22"/>
+        </w:rPr>
+        <w:t>תּוֹרָה שֶׁבִּכְתָב</w:t>
+      </w:r>
+      <w:r>
+        <w:rPr>
+          <w:rFonts w:ascii="Georgia" w:hAnsi="Georgia" w:cs="SBL Hebrew" w:eastAsia="Georgia"/>
+          <w:b w:val="0"/>
+          <w:i w:val="0"/>
+          <w:color w:val="1A1A1A"/>
+          <w:sz w:val="22"/>
+        </w:rPr>
+        <w:t xml:space="preserve">) and in </w:t>
       </w:r>
       <w:r>
         <w:rPr>
@@ -4123,7 +5773,27 @@
           <w:color w:val="1A1A1A"/>
           <w:sz w:val="22"/>
         </w:rPr>
-        <w:t>.</w:t>
+        <w:t xml:space="preserve"> (</w:t>
+      </w:r>
+      <w:r>
+        <w:rPr>
+          <w:rFonts w:ascii="SBL Hebrew" w:hAnsi="SBL Hebrew" w:cs="SBL Hebrew" w:eastAsia="SBL Hebrew"/>
+          <w:b w:val="0"/>
+          <w:i w:val="0"/>
+          <w:color w:val="1A1A1A"/>
+          <w:sz w:val="22"/>
+        </w:rPr>
+        <w:t>תּוֹרָה שֶׁבְּעַל פֶּה</w:t>
+      </w:r>
+      <w:r>
+        <w:rPr>
+          <w:rFonts w:ascii="Georgia" w:hAnsi="Georgia" w:cs="SBL Hebrew" w:eastAsia="Georgia"/>
+          <w:b w:val="0"/>
+          <w:i w:val="0"/>
+          <w:color w:val="1A1A1A"/>
+          <w:sz w:val="22"/>
+        </w:rPr>
+        <w:t>).</w:t>
       </w:r>
     </w:p>
     <w:p>
@@ -4198,7 +5868,27 @@
           <w:color w:val="1A1A1A"/>
           <w:sz w:val="22"/>
         </w:rPr>
-        <w:t xml:space="preserve">, an extra </w:t>
+        <w:t xml:space="preserve"> (</w:t>
+      </w:r>
+      <w:r>
+        <w:rPr>
+          <w:rFonts w:ascii="SBL Hebrew" w:hAnsi="SBL Hebrew" w:cs="SBL Hebrew" w:eastAsia="SBL Hebrew"/>
+          <w:b w:val="0"/>
+          <w:i w:val="0"/>
+          <w:color w:val="1A1A1A"/>
+          <w:sz w:val="22"/>
+        </w:rPr>
+        <w:t>שִׁעוּר</w:t>
+      </w:r>
+      <w:r>
+        <w:rPr>
+          <w:rFonts w:ascii="Georgia" w:hAnsi="Georgia" w:cs="SBL Hebrew" w:eastAsia="Georgia"/>
+          <w:b w:val="0"/>
+          <w:i w:val="0"/>
+          <w:color w:val="1A1A1A"/>
+          <w:sz w:val="22"/>
+        </w:rPr>
+        <w:t xml:space="preserve">), an extra </w:t>
       </w:r>
       <w:r>
         <w:rPr>
@@ -4218,7 +5908,27 @@
           <w:color w:val="1A1A1A"/>
           <w:sz w:val="22"/>
         </w:rPr>
-        <w:t xml:space="preserve">, a nightly page of </w:t>
+        <w:t xml:space="preserve"> (</w:t>
+      </w:r>
+      <w:r>
+        <w:rPr>
+          <w:rFonts w:ascii="SBL Hebrew" w:hAnsi="SBL Hebrew" w:cs="SBL Hebrew" w:eastAsia="SBL Hebrew"/>
+          <w:b w:val="0"/>
+          <w:i w:val="0"/>
+          <w:color w:val="1A1A1A"/>
+          <w:sz w:val="22"/>
+        </w:rPr>
+        <w:t>שְׁטִיקֶעל גְּמָרָא</w:t>
+      </w:r>
+      <w:r>
+        <w:rPr>
+          <w:rFonts w:ascii="Georgia" w:hAnsi="Georgia" w:cs="SBL Hebrew" w:eastAsia="Georgia"/>
+          <w:b w:val="0"/>
+          <w:i w:val="0"/>
+          <w:color w:val="1A1A1A"/>
+          <w:sz w:val="22"/>
+        </w:rPr>
+        <w:t xml:space="preserve">), a nightly page of </w:t>
       </w:r>
       <w:r>
         <w:rPr>
@@ -4238,7 +5948,27 @@
           <w:color w:val="1A1A1A"/>
           <w:sz w:val="22"/>
         </w:rPr>
-        <w:t xml:space="preserve">, an added </w:t>
+        <w:t xml:space="preserve"> (</w:t>
+      </w:r>
+      <w:r>
+        <w:rPr>
+          <w:rFonts w:ascii="SBL Hebrew" w:hAnsi="SBL Hebrew" w:cs="SBL Hebrew" w:eastAsia="SBL Hebrew"/>
+          <w:b w:val="0"/>
+          <w:i w:val="0"/>
+          <w:color w:val="1A1A1A"/>
+          <w:sz w:val="22"/>
+        </w:rPr>
+        <w:t>מוּסָר</w:t>
+      </w:r>
+      <w:r>
+        <w:rPr>
+          <w:rFonts w:ascii="Georgia" w:hAnsi="Georgia" w:cs="SBL Hebrew" w:eastAsia="Georgia"/>
+          <w:b w:val="0"/>
+          <w:i w:val="0"/>
+          <w:color w:val="1A1A1A"/>
+          <w:sz w:val="22"/>
+        </w:rPr>
+        <w:t xml:space="preserve">), an added </w:t>
       </w:r>
       <w:r>
         <w:rPr>
@@ -4258,7 +5988,27 @@
           <w:color w:val="1A1A1A"/>
           <w:sz w:val="22"/>
         </w:rPr>
-        <w:t>.</w:t>
+        <w:t xml:space="preserve"> (</w:t>
+      </w:r>
+      <w:r>
+        <w:rPr>
+          <w:rFonts w:ascii="SBL Hebrew" w:hAnsi="SBL Hebrew" w:cs="SBL Hebrew" w:eastAsia="SBL Hebrew"/>
+          <w:b w:val="0"/>
+          <w:i w:val="0"/>
+          <w:color w:val="1A1A1A"/>
+          <w:sz w:val="22"/>
+        </w:rPr>
+        <w:t>קַאפִּיטֶעל תְּהִלִּים</w:t>
+      </w:r>
+      <w:r>
+        <w:rPr>
+          <w:rFonts w:ascii="Georgia" w:hAnsi="Georgia" w:cs="SBL Hebrew" w:eastAsia="Georgia"/>
+          <w:b w:val="0"/>
+          <w:i w:val="0"/>
+          <w:color w:val="1A1A1A"/>
+          <w:sz w:val="22"/>
+        </w:rPr>
+        <w:t>).</w:t>
       </w:r>
       <w:r>
         <w:rPr>
@@ -4297,7 +6047,27 @@
           <w:color w:val="1A1A1A"/>
           <w:sz w:val="22"/>
         </w:rPr>
-        <w:t xml:space="preserve">, weakened generations, but a </w:t>
+        <w:t xml:space="preserve"> (</w:t>
+      </w:r>
+      <w:r>
+        <w:rPr>
+          <w:rFonts w:ascii="SBL Hebrew" w:hAnsi="SBL Hebrew" w:cs="SBL Hebrew" w:eastAsia="SBL Hebrew"/>
+          <w:b w:val="0"/>
+          <w:i w:val="0"/>
+          <w:color w:val="1A1A1A"/>
+          <w:sz w:val="22"/>
+        </w:rPr>
+        <w:t>חַלָּשֵׁי הַדּוֹרוֹת</w:t>
+      </w:r>
+      <w:r>
+        <w:rPr>
+          <w:rFonts w:ascii="Georgia" w:hAnsi="Georgia" w:cs="SBL Hebrew" w:eastAsia="Georgia"/>
+          <w:b w:val="0"/>
+          <w:i w:val="0"/>
+          <w:color w:val="1A1A1A"/>
+          <w:sz w:val="22"/>
+        </w:rPr>
+        <w:t xml:space="preserve">), weakened generations, but a </w:t>
       </w:r>
       <w:r>
         <w:rPr>
@@ -4317,7 +6087,27 @@
           <w:color w:val="1A1A1A"/>
           <w:sz w:val="22"/>
         </w:rPr>
-        <w:t xml:space="preserve"> on one concrete piece of </w:t>
+        <w:t xml:space="preserve"> (</w:t>
+      </w:r>
+      <w:r>
+        <w:rPr>
+          <w:rFonts w:ascii="SBL Hebrew" w:hAnsi="SBL Hebrew" w:cs="SBL Hebrew" w:eastAsia="SBL Hebrew"/>
+          <w:b w:val="0"/>
+          <w:i w:val="0"/>
+          <w:color w:val="1A1A1A"/>
+          <w:sz w:val="22"/>
+        </w:rPr>
+        <w:t>קַבָּלָה</w:t>
+      </w:r>
+      <w:r>
+        <w:rPr>
+          <w:rFonts w:ascii="Georgia" w:hAnsi="Georgia" w:cs="SBL Hebrew" w:eastAsia="Georgia"/>
+          <w:b w:val="0"/>
+          <w:i w:val="0"/>
+          <w:color w:val="1A1A1A"/>
+          <w:sz w:val="22"/>
+        </w:rPr>
+        <w:t xml:space="preserve">) on one concrete piece of </w:t>
       </w:r>
       <w:r>
         <w:rPr>
@@ -4506,7 +6296,27 @@
           <w:color w:val="1A1A1A"/>
           <w:sz w:val="22"/>
         </w:rPr>
-        <w:t xml:space="preserve"> of that practical </w:t>
+        <w:t xml:space="preserve"> (</w:t>
+      </w:r>
+      <w:r>
+        <w:rPr>
+          <w:rFonts w:ascii="SBL Hebrew" w:hAnsi="SBL Hebrew" w:cs="SBL Hebrew" w:eastAsia="SBL Hebrew"/>
+          <w:b w:val="0"/>
+          <w:i w:val="0"/>
+          <w:color w:val="1A1A1A"/>
+          <w:sz w:val="22"/>
+        </w:rPr>
+        <w:t>כֹּחַ</w:t>
+      </w:r>
+      <w:r>
+        <w:rPr>
+          <w:rFonts w:ascii="Georgia" w:hAnsi="Georgia" w:cs="SBL Hebrew" w:eastAsia="Georgia"/>
+          <w:b w:val="0"/>
+          <w:i w:val="0"/>
+          <w:color w:val="1A1A1A"/>
+          <w:sz w:val="22"/>
+        </w:rPr>
+        <w:t xml:space="preserve">) of that practical </w:t>
       </w:r>
       <w:r>
         <w:rPr>
@@ -4526,7 +6336,27 @@
           <w:color w:val="1A1A1A"/>
           <w:sz w:val="22"/>
         </w:rPr>
-        <w:t xml:space="preserve"> is captured in a startling formulation from the </w:t>
+        <w:t xml:space="preserve"> (</w:t>
+      </w:r>
+      <w:r>
+        <w:rPr>
+          <w:rFonts w:ascii="SBL Hebrew" w:hAnsi="SBL Hebrew" w:cs="SBL Hebrew" w:eastAsia="SBL Hebrew"/>
+          <w:b w:val="0"/>
+          <w:i w:val="0"/>
+          <w:color w:val="1A1A1A"/>
+          <w:sz w:val="22"/>
+        </w:rPr>
+        <w:t>חֶסֶד</w:t>
+      </w:r>
+      <w:r>
+        <w:rPr>
+          <w:rFonts w:ascii="Georgia" w:hAnsi="Georgia" w:cs="SBL Hebrew" w:eastAsia="Georgia"/>
+          <w:b w:val="0"/>
+          <w:i w:val="0"/>
+          <w:color w:val="1A1A1A"/>
+          <w:sz w:val="22"/>
+        </w:rPr>
+        <w:t xml:space="preserve">) is captured in a startling formulation from the </w:t>
       </w:r>
       <w:r>
         <w:rPr>
@@ -4566,7 +6396,27 @@
           <w:color w:val="1A1A1A"/>
           <w:sz w:val="22"/>
         </w:rPr>
-        <w:t xml:space="preserve">, in the famous </w:t>
+        <w:t xml:space="preserve"> (</w:t>
+      </w:r>
+      <w:r>
+        <w:rPr>
+          <w:rFonts w:ascii="SBL Hebrew" w:hAnsi="SBL Hebrew" w:cs="SBL Hebrew" w:eastAsia="SBL Hebrew"/>
+          <w:b w:val="0"/>
+          <w:i w:val="0"/>
+          <w:color w:val="1A1A1A"/>
+          <w:sz w:val="22"/>
+        </w:rPr>
+        <w:t>בַּעַל הַתַּנְיָא</w:t>
+      </w:r>
+      <w:r>
+        <w:rPr>
+          <w:rFonts w:ascii="Georgia" w:hAnsi="Georgia" w:cs="SBL Hebrew" w:eastAsia="Georgia"/>
+          <w:b w:val="0"/>
+          <w:i w:val="0"/>
+          <w:color w:val="1A1A1A"/>
+          <w:sz w:val="22"/>
+        </w:rPr>
+        <w:t xml:space="preserve">), in the famous </w:t>
       </w:r>
       <w:r>
         <w:rPr>
@@ -4586,7 +6436,27 @@
           <w:color w:val="1A1A1A"/>
           <w:sz w:val="22"/>
         </w:rPr>
-        <w:t xml:space="preserve"> appended to </w:t>
+        <w:t xml:space="preserve"> (</w:t>
+      </w:r>
+      <w:r>
+        <w:rPr>
+          <w:rFonts w:ascii="SBL Hebrew" w:hAnsi="SBL Hebrew" w:cs="SBL Hebrew" w:eastAsia="SBL Hebrew"/>
+          <w:b w:val="0"/>
+          <w:i w:val="0"/>
+          <w:color w:val="1A1A1A"/>
+          <w:sz w:val="22"/>
+        </w:rPr>
+        <w:t>אִגְּרוֹת קֹדֶשׁ</w:t>
+      </w:r>
+      <w:r>
+        <w:rPr>
+          <w:rFonts w:ascii="Georgia" w:hAnsi="Georgia" w:cs="SBL Hebrew" w:eastAsia="Georgia"/>
+          <w:b w:val="0"/>
+          <w:i w:val="0"/>
+          <w:color w:val="1A1A1A"/>
+          <w:sz w:val="22"/>
+        </w:rPr>
+        <w:t xml:space="preserve">) appended to </w:t>
       </w:r>
       <w:r>
         <w:rPr>
@@ -4626,7 +6496,27 @@
           <w:color w:val="1A1A1A"/>
           <w:sz w:val="22"/>
         </w:rPr>
-        <w:t xml:space="preserve"> accomplishes, the Alter Rebbe writes, they could not tear themselves away from giving it. His anchor is the verse in </w:t>
+        <w:t xml:space="preserve"> (</w:t>
+      </w:r>
+      <w:r>
+        <w:rPr>
+          <w:rFonts w:ascii="SBL Hebrew" w:hAnsi="SBL Hebrew" w:cs="SBL Hebrew" w:eastAsia="SBL Hebrew"/>
+          <w:b w:val="0"/>
+          <w:i w:val="0"/>
+          <w:color w:val="1A1A1A"/>
+          <w:sz w:val="22"/>
+        </w:rPr>
+        <w:t>צְדָקָה</w:t>
+      </w:r>
+      <w:r>
+        <w:rPr>
+          <w:rFonts w:ascii="Georgia" w:hAnsi="Georgia" w:cs="SBL Hebrew" w:eastAsia="Georgia"/>
+          <w:b w:val="0"/>
+          <w:i w:val="0"/>
+          <w:color w:val="1A1A1A"/>
+          <w:sz w:val="22"/>
+        </w:rPr>
+        <w:t xml:space="preserve">) accomplishes, the Alter Rebbe writes, they could not tear themselves away from giving it. His anchor is the verse in </w:t>
       </w:r>
       <w:r>
         <w:rPr>
@@ -4646,7 +6536,27 @@
           <w:color w:val="1A1A1A"/>
           <w:sz w:val="22"/>
         </w:rPr>
-        <w:t xml:space="preserve">: </w:t>
+        <w:t xml:space="preserve"> (</w:t>
+      </w:r>
+      <w:r>
+        <w:rPr>
+          <w:rFonts w:ascii="SBL Hebrew" w:hAnsi="SBL Hebrew" w:cs="SBL Hebrew" w:eastAsia="SBL Hebrew"/>
+          <w:b w:val="0"/>
+          <w:i w:val="0"/>
+          <w:color w:val="1A1A1A"/>
+          <w:sz w:val="22"/>
+        </w:rPr>
+        <w:t>מִשְׁלֵי</w:t>
+      </w:r>
+      <w:r>
+        <w:rPr>
+          <w:rFonts w:ascii="Georgia" w:hAnsi="Georgia" w:cs="SBL Hebrew" w:eastAsia="Georgia"/>
+          <w:b w:val="0"/>
+          <w:i w:val="0"/>
+          <w:color w:val="1A1A1A"/>
+          <w:sz w:val="22"/>
+        </w:rPr>
+        <w:t xml:space="preserve">): </w:t>
       </w:r>
       <w:r>
         <w:rPr>
@@ -4657,6 +6567,36 @@
           <w:sz w:val="22"/>
         </w:rPr>
         <w:t>Malveh Hashem chonein dal</w:t>
+      </w:r>
+      <w:r>
+        <w:rPr>
+          <w:rFonts w:ascii="Georgia" w:hAnsi="Georgia" w:cs="SBL Hebrew" w:eastAsia="Georgia"/>
+          <w:b w:val="0"/>
+          <w:i w:val="0"/>
+          <w:color w:val="1A1A1A"/>
+          <w:sz w:val="22"/>
+        </w:rPr>
+        <w:t xml:space="preserve"> (</w:t>
+      </w:r>
+      <w:r>
+        <w:rPr>
+          <w:rFonts w:ascii="SBL Hebrew" w:hAnsi="SBL Hebrew" w:cs="SBL Hebrew" w:eastAsia="SBL Hebrew"/>
+          <w:b w:val="0"/>
+          <w:i w:val="0"/>
+          <w:color w:val="1A1A1A"/>
+          <w:sz w:val="22"/>
+        </w:rPr>
+        <w:t>מַלְוֵה ה׳ חוֹנֵן דָּל</w:t>
+      </w:r>
+      <w:r>
+        <w:rPr>
+          <w:rFonts w:ascii="Georgia" w:hAnsi="Georgia" w:cs="SBL Hebrew" w:eastAsia="Georgia"/>
+          <w:b w:val="0"/>
+          <w:i w:val="0"/>
+          <w:color w:val="1A1A1A"/>
+          <w:sz w:val="22"/>
+        </w:rPr>
+        <w:t>)</w:t>
       </w:r>
       <w:r>
         <w:rPr>
@@ -4715,7 +6655,27 @@
           <w:color w:val="1A1A1A"/>
           <w:sz w:val="22"/>
         </w:rPr>
-        <w:t xml:space="preserve">. </w:t>
+        <w:t xml:space="preserve"> (</w:t>
+      </w:r>
+      <w:r>
+        <w:rPr>
+          <w:rFonts w:ascii="SBL Hebrew" w:hAnsi="SBL Hebrew" w:cs="SBL Hebrew" w:eastAsia="SBL Hebrew"/>
+          <w:b w:val="0"/>
+          <w:i w:val="0"/>
+          <w:color w:val="1A1A1A"/>
+          <w:sz w:val="22"/>
+        </w:rPr>
+        <w:t>הַשֵּׁם</w:t>
+      </w:r>
+      <w:r>
+        <w:rPr>
+          <w:rFonts w:ascii="Georgia" w:hAnsi="Georgia" w:cs="SBL Hebrew" w:eastAsia="Georgia"/>
+          <w:b w:val="0"/>
+          <w:i w:val="0"/>
+          <w:color w:val="1A1A1A"/>
+          <w:sz w:val="22"/>
+        </w:rPr>
+        <w:t xml:space="preserve">). </w:t>
       </w:r>
       <w:r>
         <w:rPr>
@@ -4755,7 +6715,27 @@
           <w:color w:val="1A1A1A"/>
           <w:sz w:val="22"/>
         </w:rPr>
-        <w:t xml:space="preserve"> repays His loans.</w:t>
+        <w:t xml:space="preserve"> (</w:t>
+      </w:r>
+      <w:r>
+        <w:rPr>
+          <w:rFonts w:ascii="SBL Hebrew" w:hAnsi="SBL Hebrew" w:cs="SBL Hebrew" w:eastAsia="SBL Hebrew"/>
+          <w:b w:val="0"/>
+          <w:i w:val="0"/>
+          <w:color w:val="1A1A1A"/>
+          <w:sz w:val="22"/>
+        </w:rPr>
+        <w:t>הַקָּדוֹשׁ בָּרוּךְ הוּא</w:t>
+      </w:r>
+      <w:r>
+        <w:rPr>
+          <w:rFonts w:ascii="Georgia" w:hAnsi="Georgia" w:cs="SBL Hebrew" w:eastAsia="Georgia"/>
+          <w:b w:val="0"/>
+          <w:i w:val="0"/>
+          <w:color w:val="1A1A1A"/>
+          <w:sz w:val="22"/>
+        </w:rPr>
+        <w:t>) repays His loans.</w:t>
       </w:r>
     </w:p>
     <w:p>
@@ -4790,7 +6770,27 @@
           <w:color w:val="1A1A1A"/>
           <w:sz w:val="22"/>
         </w:rPr>
-        <w:t xml:space="preserve"> is </w:t>
+        <w:t xml:space="preserve"> (</w:t>
+      </w:r>
+      <w:r>
+        <w:rPr>
+          <w:rFonts w:ascii="SBL Hebrew" w:hAnsi="SBL Hebrew" w:cs="SBL Hebrew" w:eastAsia="SBL Hebrew"/>
+          <w:b w:val="0"/>
+          <w:i w:val="0"/>
+          <w:color w:val="1A1A1A"/>
+          <w:sz w:val="22"/>
+        </w:rPr>
+        <w:t>חֲזַ״ל</w:t>
+      </w:r>
+      <w:r>
+        <w:rPr>
+          <w:rFonts w:ascii="Georgia" w:hAnsi="Georgia" w:cs="SBL Hebrew" w:eastAsia="Georgia"/>
+          <w:b w:val="0"/>
+          <w:i w:val="0"/>
+          <w:color w:val="1A1A1A"/>
+          <w:sz w:val="22"/>
+        </w:rPr>
+        <w:t xml:space="preserve">) is </w:t>
       </w:r>
       <w:r>
         <w:rPr>
@@ -4810,7 +6810,27 @@
           <w:color w:val="1A1A1A"/>
           <w:sz w:val="22"/>
         </w:rPr>
-        <w:t xml:space="preserve"> — the reward of a </w:t>
+        <w:t xml:space="preserve"> (</w:t>
+      </w:r>
+      <w:r>
+        <w:rPr>
+          <w:rFonts w:ascii="SBL Hebrew" w:hAnsi="SBL Hebrew" w:cs="SBL Hebrew" w:eastAsia="SBL Hebrew"/>
+          <w:b w:val="0"/>
+          <w:i w:val="0"/>
+          <w:color w:val="1A1A1A"/>
+          <w:sz w:val="22"/>
+        </w:rPr>
+        <w:t>שְׂכַר מִצְוָה בְּהַאי עָלְמָא לֵיכָּא</w:t>
+      </w:r>
+      <w:r>
+        <w:rPr>
+          <w:rFonts w:ascii="Georgia" w:hAnsi="Georgia" w:cs="SBL Hebrew" w:eastAsia="Georgia"/>
+          <w:b w:val="0"/>
+          <w:i w:val="0"/>
+          <w:color w:val="1A1A1A"/>
+          <w:sz w:val="22"/>
+        </w:rPr>
+        <w:t xml:space="preserve">) — the reward of a </w:t>
       </w:r>
       <w:r>
         <w:rPr>
@@ -4830,7 +6850,27 @@
           <w:color w:val="1A1A1A"/>
           <w:sz w:val="22"/>
         </w:rPr>
-        <w:t xml:space="preserve"> is not paid in this world; the principal awaits </w:t>
+        <w:t xml:space="preserve"> (</w:t>
+      </w:r>
+      <w:r>
+        <w:rPr>
+          <w:rFonts w:ascii="SBL Hebrew" w:hAnsi="SBL Hebrew" w:cs="SBL Hebrew" w:eastAsia="SBL Hebrew"/>
+          <w:b w:val="0"/>
+          <w:i w:val="0"/>
+          <w:color w:val="1A1A1A"/>
+          <w:sz w:val="22"/>
+        </w:rPr>
+        <w:t>מִצְוָה</w:t>
+      </w:r>
+      <w:r>
+        <w:rPr>
+          <w:rFonts w:ascii="Georgia" w:hAnsi="Georgia" w:cs="SBL Hebrew" w:eastAsia="Georgia"/>
+          <w:b w:val="0"/>
+          <w:i w:val="0"/>
+          <w:color w:val="1A1A1A"/>
+          <w:sz w:val="22"/>
+        </w:rPr>
+        <w:t xml:space="preserve">) is not paid in this world; the principal awaits </w:t>
       </w:r>
       <w:r>
         <w:rPr>
@@ -4850,7 +6890,27 @@
           <w:color w:val="1A1A1A"/>
           <w:sz w:val="22"/>
         </w:rPr>
-        <w:t xml:space="preserve">. </w:t>
+        <w:t xml:space="preserve"> (</w:t>
+      </w:r>
+      <w:r>
+        <w:rPr>
+          <w:rFonts w:ascii="SBL Hebrew" w:hAnsi="SBL Hebrew" w:cs="SBL Hebrew" w:eastAsia="SBL Hebrew"/>
+          <w:b w:val="0"/>
+          <w:i w:val="0"/>
+          <w:color w:val="1A1A1A"/>
+          <w:sz w:val="22"/>
+        </w:rPr>
+        <w:t>עוֹלָם הַבָּא</w:t>
+      </w:r>
+      <w:r>
+        <w:rPr>
+          <w:rFonts w:ascii="Georgia" w:hAnsi="Georgia" w:cs="SBL Hebrew" w:eastAsia="Georgia"/>
+          <w:b w:val="0"/>
+          <w:i w:val="0"/>
+          <w:color w:val="1A1A1A"/>
+          <w:sz w:val="22"/>
+        </w:rPr>
+        <w:t xml:space="preserve">). </w:t>
       </w:r>
       <w:r>
         <w:rPr>
@@ -4890,7 +6950,27 @@
           <w:color w:val="1A1A1A"/>
           <w:sz w:val="22"/>
         </w:rPr>
-        <w:t xml:space="preserve"> and </w:t>
+        <w:t xml:space="preserve"> (</w:t>
+      </w:r>
+      <w:r>
+        <w:rPr>
+          <w:rFonts w:ascii="SBL Hebrew" w:hAnsi="SBL Hebrew" w:cs="SBL Hebrew" w:eastAsia="SBL Hebrew"/>
+          <w:b w:val="0"/>
+          <w:i w:val="0"/>
+          <w:color w:val="1A1A1A"/>
+          <w:sz w:val="22"/>
+        </w:rPr>
+        <w:t>פֵּרוֹת</w:t>
+      </w:r>
+      <w:r>
+        <w:rPr>
+          <w:rFonts w:ascii="Georgia" w:hAnsi="Georgia" w:cs="SBL Hebrew" w:eastAsia="Georgia"/>
+          <w:b w:val="0"/>
+          <w:i w:val="0"/>
+          <w:color w:val="1A1A1A"/>
+          <w:sz w:val="22"/>
+        </w:rPr>
+        <w:t xml:space="preserve">) and </w:t>
       </w:r>
       <w:r>
         <w:rPr>
@@ -4910,7 +6990,27 @@
           <w:color w:val="1A1A1A"/>
           <w:sz w:val="22"/>
         </w:rPr>
-        <w:t xml:space="preserve"> familiar from the </w:t>
+        <w:t xml:space="preserve"> (</w:t>
+      </w:r>
+      <w:r>
+        <w:rPr>
+          <w:rFonts w:ascii="SBL Hebrew" w:hAnsi="SBL Hebrew" w:cs="SBL Hebrew" w:eastAsia="SBL Hebrew"/>
+          <w:b w:val="0"/>
+          <w:i w:val="0"/>
+          <w:color w:val="1A1A1A"/>
+          <w:sz w:val="22"/>
+        </w:rPr>
+        <w:t>קֶרֶן</w:t>
+      </w:r>
+      <w:r>
+        <w:rPr>
+          <w:rFonts w:ascii="Georgia" w:hAnsi="Georgia" w:cs="SBL Hebrew" w:eastAsia="Georgia"/>
+          <w:b w:val="0"/>
+          <w:i w:val="0"/>
+          <w:color w:val="1A1A1A"/>
+          <w:sz w:val="22"/>
+        </w:rPr>
+        <w:t xml:space="preserve">) familiar from the </w:t>
       </w:r>
       <w:r>
         <w:rPr>
@@ -4930,7 +7030,27 @@
           <w:color w:val="1A1A1A"/>
           <w:sz w:val="22"/>
         </w:rPr>
-        <w:t xml:space="preserve"> in </w:t>
+        <w:t xml:space="preserve"> (</w:t>
+      </w:r>
+      <w:r>
+        <w:rPr>
+          <w:rFonts w:ascii="SBL Hebrew" w:hAnsi="SBL Hebrew" w:cs="SBL Hebrew" w:eastAsia="SBL Hebrew"/>
+          <w:b w:val="0"/>
+          <w:i w:val="0"/>
+          <w:color w:val="1A1A1A"/>
+          <w:sz w:val="22"/>
+        </w:rPr>
+        <w:t>גְּמָרָא</w:t>
+      </w:r>
+      <w:r>
+        <w:rPr>
+          <w:rFonts w:ascii="Georgia" w:hAnsi="Georgia" w:cs="SBL Hebrew" w:eastAsia="Georgia"/>
+          <w:b w:val="0"/>
+          <w:i w:val="0"/>
+          <w:color w:val="1A1A1A"/>
+          <w:sz w:val="22"/>
+        </w:rPr>
+        <w:t xml:space="preserve">) in </w:t>
       </w:r>
       <w:r>
         <w:rPr>
@@ -4950,7 +7070,27 @@
           <w:color w:val="1A1A1A"/>
           <w:sz w:val="22"/>
         </w:rPr>
-        <w:t>, but the mechanism of a loan repayable in this world. This distinction is what makes the next step in the argument coherent rather than merely poetic.</w:t>
+        <w:t xml:space="preserve"> (</w:t>
+      </w:r>
+      <w:r>
+        <w:rPr>
+          <w:rFonts w:ascii="SBL Hebrew" w:hAnsi="SBL Hebrew" w:cs="SBL Hebrew" w:eastAsia="SBL Hebrew"/>
+          <w:b w:val="0"/>
+          <w:i w:val="0"/>
+          <w:color w:val="1A1A1A"/>
+          <w:sz w:val="22"/>
+        </w:rPr>
+        <w:t>קִדּוּשִׁין</w:t>
+      </w:r>
+      <w:r>
+        <w:rPr>
+          <w:rFonts w:ascii="Georgia" w:hAnsi="Georgia" w:cs="SBL Hebrew" w:eastAsia="Georgia"/>
+          <w:b w:val="0"/>
+          <w:i w:val="0"/>
+          <w:color w:val="1A1A1A"/>
+          <w:sz w:val="22"/>
+        </w:rPr>
+        <w:t>), but the mechanism of a loan repayable in this world. This distinction is what makes the next step in the argument coherent rather than merely poetic.</w:t>
       </w:r>
     </w:p>
     <w:p>
@@ -4995,6 +7135,36 @@
       <w:r>
         <w:rPr>
           <w:rFonts w:ascii="Georgia" w:hAnsi="Georgia" w:cs="SBL Hebrew" w:eastAsia="Georgia"/>
+          <w:b w:val="0"/>
+          <w:i w:val="0"/>
+          <w:color w:val="1A1A1A"/>
+          <w:sz w:val="22"/>
+        </w:rPr>
+        <w:t xml:space="preserve"> (</w:t>
+      </w:r>
+      <w:r>
+        <w:rPr>
+          <w:rFonts w:ascii="SBL Hebrew" w:hAnsi="SBL Hebrew" w:cs="SBL Hebrew" w:eastAsia="SBL Hebrew"/>
+          <w:b w:val="0"/>
+          <w:i w:val="0"/>
+          <w:color w:val="1A1A1A"/>
+          <w:sz w:val="22"/>
+        </w:rPr>
+        <w:t>לֶקֶט יֹשֶׁר</w:t>
+      </w:r>
+      <w:r>
+        <w:rPr>
+          <w:rFonts w:ascii="Georgia" w:hAnsi="Georgia" w:cs="SBL Hebrew" w:eastAsia="Georgia"/>
+          <w:b w:val="0"/>
+          <w:i w:val="0"/>
+          <w:color w:val="1A1A1A"/>
+          <w:sz w:val="22"/>
+        </w:rPr>
+        <w:t>)</w:t>
+      </w:r>
+      <w:r>
+        <w:rPr>
+          <w:rFonts w:ascii="Georgia" w:hAnsi="Georgia" w:cs="SBL Hebrew" w:eastAsia="Georgia"/>
           <w:color w:val="B8860B"/>
           <w:sz w:val="16"/>
           <w:vertAlign w:val="superscript"/>
@@ -5049,7 +7219,27 @@
           <w:color w:val="1A1A1A"/>
           <w:sz w:val="22"/>
         </w:rPr>
-        <w:t xml:space="preserve"> and </w:t>
+        <w:t xml:space="preserve"> (</w:t>
+      </w:r>
+      <w:r>
+        <w:rPr>
+          <w:rFonts w:ascii="SBL Hebrew" w:hAnsi="SBL Hebrew" w:cs="SBL Hebrew" w:eastAsia="SBL Hebrew"/>
+          <w:b w:val="0"/>
+          <w:i w:val="0"/>
+          <w:color w:val="1A1A1A"/>
+          <w:sz w:val="22"/>
+        </w:rPr>
+        <w:t>מִנְהָגִים</w:t>
+      </w:r>
+      <w:r>
+        <w:rPr>
+          <w:rFonts w:ascii="Georgia" w:hAnsi="Georgia" w:cs="SBL Hebrew" w:eastAsia="Georgia"/>
+          <w:b w:val="0"/>
+          <w:i w:val="0"/>
+          <w:color w:val="1A1A1A"/>
+          <w:sz w:val="22"/>
+        </w:rPr>
+        <w:t xml:space="preserve">) and </w:t>
       </w:r>
       <w:r>
         <w:rPr>
@@ -5069,7 +7259,27 @@
           <w:color w:val="1A1A1A"/>
           <w:sz w:val="22"/>
         </w:rPr>
-        <w:t xml:space="preserve"> of his teacher, the </w:t>
+        <w:t xml:space="preserve"> (</w:t>
+      </w:r>
+      <w:r>
+        <w:rPr>
+          <w:rFonts w:ascii="SBL Hebrew" w:hAnsi="SBL Hebrew" w:cs="SBL Hebrew" w:eastAsia="SBL Hebrew"/>
+          <w:b w:val="0"/>
+          <w:i w:val="0"/>
+          <w:color w:val="1A1A1A"/>
+          <w:sz w:val="22"/>
+        </w:rPr>
+        <w:t>חִדּוּשִׁים</w:t>
+      </w:r>
+      <w:r>
+        <w:rPr>
+          <w:rFonts w:ascii="Georgia" w:hAnsi="Georgia" w:cs="SBL Hebrew" w:eastAsia="Georgia"/>
+          <w:b w:val="0"/>
+          <w:i w:val="0"/>
+          <w:color w:val="1A1A1A"/>
+          <w:sz w:val="22"/>
+        </w:rPr>
+        <w:t xml:space="preserve">) of his teacher, the </w:t>
       </w:r>
       <w:r>
         <w:rPr>
@@ -5089,7 +7299,27 @@
           <w:color w:val="1A1A1A"/>
           <w:sz w:val="22"/>
         </w:rPr>
-        <w:t xml:space="preserve">. He builds a </w:t>
+        <w:t xml:space="preserve"> (</w:t>
+      </w:r>
+      <w:r>
+        <w:rPr>
+          <w:rFonts w:ascii="SBL Hebrew" w:hAnsi="SBL Hebrew" w:cs="SBL Hebrew" w:eastAsia="SBL Hebrew"/>
+          <w:b w:val="0"/>
+          <w:i w:val="0"/>
+          <w:color w:val="1A1A1A"/>
+          <w:sz w:val="22"/>
+        </w:rPr>
+        <w:t>תְּרוּמַת הַדֶּשֶׁן</w:t>
+      </w:r>
+      <w:r>
+        <w:rPr>
+          <w:rFonts w:ascii="Georgia" w:hAnsi="Georgia" w:cs="SBL Hebrew" w:eastAsia="Georgia"/>
+          <w:b w:val="0"/>
+          <w:i w:val="0"/>
+          <w:color w:val="1A1A1A"/>
+          <w:sz w:val="22"/>
+        </w:rPr>
+        <w:t xml:space="preserve">). He builds a </w:t>
       </w:r>
       <w:r>
         <w:rPr>
@@ -5109,7 +7339,27 @@
           <w:color w:val="1A1A1A"/>
           <w:sz w:val="22"/>
         </w:rPr>
-        <w:t xml:space="preserve"> on the following halakhic foundation.</w:t>
+        <w:t xml:space="preserve"> (</w:t>
+      </w:r>
+      <w:r>
+        <w:rPr>
+          <w:rFonts w:ascii="SBL Hebrew" w:hAnsi="SBL Hebrew" w:cs="SBL Hebrew" w:eastAsia="SBL Hebrew"/>
+          <w:b w:val="0"/>
+          <w:i w:val="0"/>
+          <w:color w:val="1A1A1A"/>
+          <w:sz w:val="22"/>
+        </w:rPr>
+        <w:t>חִדּוּשׁ</w:t>
+      </w:r>
+      <w:r>
+        <w:rPr>
+          <w:rFonts w:ascii="Georgia" w:hAnsi="Georgia" w:cs="SBL Hebrew" w:eastAsia="Georgia"/>
+          <w:b w:val="0"/>
+          <w:i w:val="0"/>
+          <w:color w:val="1A1A1A"/>
+          <w:sz w:val="22"/>
+        </w:rPr>
+        <w:t>) on the following halakhic foundation.</w:t>
       </w:r>
     </w:p>
     <w:p>
@@ -5139,6 +7389,36 @@
       <w:r>
         <w:rPr>
           <w:rFonts w:ascii="Georgia" w:hAnsi="Georgia" w:cs="SBL Hebrew" w:eastAsia="Georgia"/>
+          <w:b w:val="0"/>
+          <w:i w:val="0"/>
+          <w:color w:val="1A1A1A"/>
+          <w:sz w:val="22"/>
+        </w:rPr>
+        <w:t xml:space="preserve"> (</w:t>
+      </w:r>
+      <w:r>
+        <w:rPr>
+          <w:rFonts w:ascii="SBL Hebrew" w:hAnsi="SBL Hebrew" w:cs="SBL Hebrew" w:eastAsia="SBL Hebrew"/>
+          <w:b w:val="0"/>
+          <w:i w:val="0"/>
+          <w:color w:val="1A1A1A"/>
+          <w:sz w:val="22"/>
+        </w:rPr>
+        <w:t>רַמְבַּ״ם</w:t>
+      </w:r>
+      <w:r>
+        <w:rPr>
+          <w:rFonts w:ascii="Georgia" w:hAnsi="Georgia" w:cs="SBL Hebrew" w:eastAsia="Georgia"/>
+          <w:b w:val="0"/>
+          <w:i w:val="0"/>
+          <w:color w:val="1A1A1A"/>
+          <w:sz w:val="22"/>
+        </w:rPr>
+        <w:t>)</w:t>
+      </w:r>
+      <w:r>
+        <w:rPr>
+          <w:rFonts w:ascii="Georgia" w:hAnsi="Georgia" w:cs="SBL Hebrew" w:eastAsia="Georgia"/>
           <w:color w:val="B8860B"/>
           <w:sz w:val="16"/>
           <w:vertAlign w:val="superscript"/>
@@ -5173,7 +7453,27 @@
           <w:color w:val="1A1A1A"/>
           <w:sz w:val="22"/>
         </w:rPr>
-        <w:t xml:space="preserve"> between a </w:t>
+        <w:t xml:space="preserve"> (</w:t>
+      </w:r>
+      <w:r>
+        <w:rPr>
+          <w:rFonts w:ascii="SBL Hebrew" w:hAnsi="SBL Hebrew" w:cs="SBL Hebrew" w:eastAsia="SBL Hebrew"/>
+          <w:b w:val="0"/>
+          <w:i w:val="0"/>
+          <w:color w:val="1A1A1A"/>
+          <w:sz w:val="22"/>
+        </w:rPr>
+        <w:t>דִּין תּוֹרָה</w:t>
+      </w:r>
+      <w:r>
+        <w:rPr>
+          <w:rFonts w:ascii="Georgia" w:hAnsi="Georgia" w:cs="SBL Hebrew" w:eastAsia="Georgia"/>
+          <w:b w:val="0"/>
+          <w:i w:val="0"/>
+          <w:color w:val="1A1A1A"/>
+          <w:sz w:val="22"/>
+        </w:rPr>
+        <w:t xml:space="preserve">) between a </w:t>
       </w:r>
       <w:r>
         <w:rPr>
@@ -5193,7 +7493,27 @@
           <w:color w:val="1A1A1A"/>
           <w:sz w:val="22"/>
         </w:rPr>
-        <w:t xml:space="preserve"> and a </w:t>
+        <w:t xml:space="preserve"> (</w:t>
+      </w:r>
+      <w:r>
+        <w:rPr>
+          <w:rFonts w:ascii="SBL Hebrew" w:hAnsi="SBL Hebrew" w:cs="SBL Hebrew" w:eastAsia="SBL Hebrew"/>
+          <w:b w:val="0"/>
+          <w:i w:val="0"/>
+          <w:color w:val="1A1A1A"/>
+          <w:sz w:val="22"/>
+        </w:rPr>
+        <w:t>מַלְוֶה</w:t>
+      </w:r>
+      <w:r>
+        <w:rPr>
+          <w:rFonts w:ascii="Georgia" w:hAnsi="Georgia" w:cs="SBL Hebrew" w:eastAsia="Georgia"/>
+          <w:b w:val="0"/>
+          <w:i w:val="0"/>
+          <w:color w:val="1A1A1A"/>
+          <w:sz w:val="22"/>
+        </w:rPr>
+        <w:t xml:space="preserve">) and a </w:t>
       </w:r>
       <w:r>
         <w:rPr>
@@ -5213,7 +7533,27 @@
           <w:color w:val="1A1A1A"/>
           <w:sz w:val="22"/>
         </w:rPr>
-        <w:t xml:space="preserve">, the </w:t>
+        <w:t xml:space="preserve"> (</w:t>
+      </w:r>
+      <w:r>
+        <w:rPr>
+          <w:rFonts w:ascii="SBL Hebrew" w:hAnsi="SBL Hebrew" w:cs="SBL Hebrew" w:eastAsia="SBL Hebrew"/>
+          <w:b w:val="0"/>
+          <w:i w:val="0"/>
+          <w:color w:val="1A1A1A"/>
+          <w:sz w:val="22"/>
+        </w:rPr>
+        <w:t>לוֹוֶה</w:t>
+      </w:r>
+      <w:r>
+        <w:rPr>
+          <w:rFonts w:ascii="Georgia" w:hAnsi="Georgia" w:cs="SBL Hebrew" w:eastAsia="Georgia"/>
+          <w:b w:val="0"/>
+          <w:i w:val="0"/>
+          <w:color w:val="1A1A1A"/>
+          <w:sz w:val="22"/>
+        </w:rPr>
+        <w:t xml:space="preserve">), the </w:t>
       </w:r>
       <w:r>
         <w:rPr>
@@ -5253,7 +7593,27 @@
           <w:color w:val="1A1A1A"/>
           <w:sz w:val="22"/>
         </w:rPr>
-        <w:t xml:space="preserve"> in </w:t>
+        <w:t xml:space="preserve"> (</w:t>
+      </w:r>
+      <w:r>
+        <w:rPr>
+          <w:rFonts w:ascii="SBL Hebrew" w:hAnsi="SBL Hebrew" w:cs="SBL Hebrew" w:eastAsia="SBL Hebrew"/>
+          <w:b w:val="0"/>
+          <w:i w:val="0"/>
+          <w:color w:val="1A1A1A"/>
+          <w:sz w:val="22"/>
+        </w:rPr>
+        <w:t>בֵּית דִּין הַגָּדוֹל</w:t>
+      </w:r>
+      <w:r>
+        <w:rPr>
+          <w:rFonts w:ascii="Georgia" w:hAnsi="Georgia" w:cs="SBL Hebrew" w:eastAsia="Georgia"/>
+          <w:b w:val="0"/>
+          <w:i w:val="0"/>
+          <w:color w:val="1A1A1A"/>
+          <w:sz w:val="22"/>
+        </w:rPr>
+        <w:t xml:space="preserve">) in </w:t>
       </w:r>
       <w:r>
         <w:rPr>
@@ -5273,7 +7633,27 @@
           <w:color w:val="1A1A1A"/>
           <w:sz w:val="22"/>
         </w:rPr>
-        <w:t xml:space="preserve">, the borrower must travel there, however many days the journey requires. Even the borrower’s strongest procedural objection — his right, under ordinary circumstances, to demand a local </w:t>
+        <w:t xml:space="preserve"> (</w:t>
+      </w:r>
+      <w:r>
+        <w:rPr>
+          <w:rFonts w:ascii="SBL Hebrew" w:hAnsi="SBL Hebrew" w:cs="SBL Hebrew" w:eastAsia="SBL Hebrew"/>
+          <w:b w:val="0"/>
+          <w:i w:val="0"/>
+          <w:color w:val="1A1A1A"/>
+          <w:sz w:val="22"/>
+        </w:rPr>
+        <w:t>יְרוּשָׁלַיִם</w:t>
+      </w:r>
+      <w:r>
+        <w:rPr>
+          <w:rFonts w:ascii="Georgia" w:hAnsi="Georgia" w:cs="SBL Hebrew" w:eastAsia="Georgia"/>
+          <w:b w:val="0"/>
+          <w:i w:val="0"/>
+          <w:color w:val="1A1A1A"/>
+          <w:sz w:val="22"/>
+        </w:rPr>
+        <w:t xml:space="preserve">), the borrower must travel there, however many days the journey requires. Even the borrower’s strongest procedural objection — his right, under ordinary circumstances, to demand a local </w:t>
       </w:r>
       <w:r>
         <w:rPr>
@@ -5293,7 +7673,27 @@
           <w:color w:val="1A1A1A"/>
           <w:sz w:val="22"/>
         </w:rPr>
-        <w:t xml:space="preserve"> or </w:t>
+        <w:t xml:space="preserve"> (</w:t>
+      </w:r>
+      <w:r>
+        <w:rPr>
+          <w:rFonts w:ascii="SBL Hebrew" w:hAnsi="SBL Hebrew" w:cs="SBL Hebrew" w:eastAsia="SBL Hebrew"/>
+          <w:b w:val="0"/>
+          <w:i w:val="0"/>
+          <w:color w:val="1A1A1A"/>
+          <w:sz w:val="22"/>
+        </w:rPr>
+        <w:t>בֵּית דִּין</w:t>
+      </w:r>
+      <w:r>
+        <w:rPr>
+          <w:rFonts w:ascii="Georgia" w:hAnsi="Georgia" w:cs="SBL Hebrew" w:eastAsia="Georgia"/>
+          <w:b w:val="0"/>
+          <w:i w:val="0"/>
+          <w:color w:val="1A1A1A"/>
+          <w:sz w:val="22"/>
+        </w:rPr>
+        <w:t xml:space="preserve">) or </w:t>
       </w:r>
       <w:r>
         <w:rPr>
@@ -5313,7 +7713,27 @@
           <w:color w:val="1A1A1A"/>
           <w:sz w:val="22"/>
         </w:rPr>
-        <w:t xml:space="preserve"> — yields to the lender’s prerogative. The premise standing behind this </w:t>
+        <w:t xml:space="preserve"> (</w:t>
+      </w:r>
+      <w:r>
+        <w:rPr>
+          <w:rFonts w:ascii="SBL Hebrew" w:hAnsi="SBL Hebrew" w:cs="SBL Hebrew" w:eastAsia="SBL Hebrew"/>
+          <w:b w:val="0"/>
+          <w:i w:val="0"/>
+          <w:color w:val="1A1A1A"/>
+          <w:sz w:val="22"/>
+        </w:rPr>
+        <w:t>זַבְלָ״א</w:t>
+      </w:r>
+      <w:r>
+        <w:rPr>
+          <w:rFonts w:ascii="Georgia" w:hAnsi="Georgia" w:cs="SBL Hebrew" w:eastAsia="Georgia"/>
+          <w:b w:val="0"/>
+          <w:i w:val="0"/>
+          <w:color w:val="1A1A1A"/>
+          <w:sz w:val="22"/>
+        </w:rPr>
+        <w:t xml:space="preserve">) — yields to the lender’s prerogative. The premise standing behind this </w:t>
       </w:r>
       <w:r>
         <w:rPr>
@@ -5333,7 +7753,27 @@
           <w:color w:val="1A1A1A"/>
           <w:sz w:val="22"/>
         </w:rPr>
-        <w:t xml:space="preserve"> is the verse in </w:t>
+        <w:t xml:space="preserve"> (</w:t>
+      </w:r>
+      <w:r>
+        <w:rPr>
+          <w:rFonts w:ascii="SBL Hebrew" w:hAnsi="SBL Hebrew" w:cs="SBL Hebrew" w:eastAsia="SBL Hebrew"/>
+          <w:b w:val="0"/>
+          <w:i w:val="0"/>
+          <w:color w:val="1A1A1A"/>
+          <w:sz w:val="22"/>
+        </w:rPr>
+        <w:t>הֲלָכָה</w:t>
+      </w:r>
+      <w:r>
+        <w:rPr>
+          <w:rFonts w:ascii="Georgia" w:hAnsi="Georgia" w:cs="SBL Hebrew" w:eastAsia="Georgia"/>
+          <w:b w:val="0"/>
+          <w:i w:val="0"/>
+          <w:color w:val="1A1A1A"/>
+          <w:sz w:val="22"/>
+        </w:rPr>
+        <w:t xml:space="preserve">) is the verse in </w:t>
       </w:r>
       <w:r>
         <w:rPr>
@@ -5364,6 +7804,36 @@
           <w:sz w:val="22"/>
         </w:rPr>
         <w:t>eved loveh l’ish malveh</w:t>
+      </w:r>
+      <w:r>
+        <w:rPr>
+          <w:rFonts w:ascii="Georgia" w:hAnsi="Georgia" w:cs="SBL Hebrew" w:eastAsia="Georgia"/>
+          <w:b w:val="0"/>
+          <w:i w:val="0"/>
+          <w:color w:val="1A1A1A"/>
+          <w:sz w:val="22"/>
+        </w:rPr>
+        <w:t xml:space="preserve"> (</w:t>
+      </w:r>
+      <w:r>
+        <w:rPr>
+          <w:rFonts w:ascii="SBL Hebrew" w:hAnsi="SBL Hebrew" w:cs="SBL Hebrew" w:eastAsia="SBL Hebrew"/>
+          <w:b w:val="0"/>
+          <w:i w:val="0"/>
+          <w:color w:val="1A1A1A"/>
+          <w:sz w:val="22"/>
+        </w:rPr>
+        <w:t>עֶבֶד לֹוֶה לְאִישׁ מַלְוֶה</w:t>
+      </w:r>
+      <w:r>
+        <w:rPr>
+          <w:rFonts w:ascii="Georgia" w:hAnsi="Georgia" w:cs="SBL Hebrew" w:eastAsia="Georgia"/>
+          <w:b w:val="0"/>
+          <w:i w:val="0"/>
+          <w:color w:val="1A1A1A"/>
+          <w:sz w:val="22"/>
+        </w:rPr>
+        <w:t>)</w:t>
       </w:r>
       <w:r>
         <w:rPr>
@@ -5537,7 +8007,27 @@
           <w:color w:val="1A1A1A"/>
           <w:sz w:val="22"/>
         </w:rPr>
-        <w:t xml:space="preserve"> — insist that the </w:t>
+        <w:t xml:space="preserve"> (</w:t>
+      </w:r>
+      <w:r>
+        <w:rPr>
+          <w:rFonts w:ascii="SBL Hebrew" w:hAnsi="SBL Hebrew" w:cs="SBL Hebrew" w:eastAsia="SBL Hebrew"/>
+          <w:b w:val="0"/>
+          <w:i w:val="0"/>
+          <w:color w:val="1A1A1A"/>
+          <w:sz w:val="22"/>
+        </w:rPr>
+        <w:t>כִּבְיָכוֹל</w:t>
+      </w:r>
+      <w:r>
+        <w:rPr>
+          <w:rFonts w:ascii="Georgia" w:hAnsi="Georgia" w:cs="SBL Hebrew" w:eastAsia="Georgia"/>
+          <w:b w:val="0"/>
+          <w:i w:val="0"/>
+          <w:color w:val="1A1A1A"/>
+          <w:sz w:val="22"/>
+        </w:rPr>
+        <w:t xml:space="preserve">) — insist that the </w:t>
       </w:r>
       <w:r>
         <w:rPr>
@@ -5577,7 +8067,27 @@
           <w:color w:val="1A1A1A"/>
           <w:sz w:val="22"/>
         </w:rPr>
-        <w:t xml:space="preserve"> but at the </w:t>
+        <w:t xml:space="preserve"> (</w:t>
+      </w:r>
+      <w:r>
+        <w:rPr>
+          <w:rFonts w:ascii="SBL Hebrew" w:hAnsi="SBL Hebrew" w:cs="SBL Hebrew" w:eastAsia="SBL Hebrew"/>
+          <w:b w:val="0"/>
+          <w:i w:val="0"/>
+          <w:color w:val="1A1A1A"/>
+          <w:sz w:val="22"/>
+        </w:rPr>
+        <w:t>כִּסֵּא הַדִּין</w:t>
+      </w:r>
+      <w:r>
+        <w:rPr>
+          <w:rFonts w:ascii="Georgia" w:hAnsi="Georgia" w:cs="SBL Hebrew" w:eastAsia="Georgia"/>
+          <w:b w:val="0"/>
+          <w:i w:val="0"/>
+          <w:color w:val="1A1A1A"/>
+          <w:sz w:val="22"/>
+        </w:rPr>
+        <w:t xml:space="preserve">) but at the </w:t>
       </w:r>
       <w:r>
         <w:rPr>
@@ -5597,7 +8107,27 @@
           <w:color w:val="1A1A1A"/>
           <w:sz w:val="22"/>
         </w:rPr>
-        <w:t xml:space="preserve">. By the </w:t>
+        <w:t xml:space="preserve"> (</w:t>
+      </w:r>
+      <w:r>
+        <w:rPr>
+          <w:rFonts w:ascii="SBL Hebrew" w:hAnsi="SBL Hebrew" w:cs="SBL Hebrew" w:eastAsia="SBL Hebrew"/>
+          <w:b w:val="0"/>
+          <w:i w:val="0"/>
+          <w:color w:val="1A1A1A"/>
+          <w:sz w:val="22"/>
+        </w:rPr>
+        <w:t>בֵּית דִּין הַגָּדוֹל שֶׁל רַחֲמִים</w:t>
+      </w:r>
+      <w:r>
+        <w:rPr>
+          <w:rFonts w:ascii="Georgia" w:hAnsi="Georgia" w:cs="SBL Hebrew" w:eastAsia="Georgia"/>
+          <w:b w:val="0"/>
+          <w:i w:val="0"/>
+          <w:color w:val="1A1A1A"/>
+          <w:sz w:val="22"/>
+        </w:rPr>
+        <w:t xml:space="preserve">). By the </w:t>
       </w:r>
       <w:r>
         <w:rPr>
@@ -5672,7 +8202,27 @@
           <w:color w:val="1A1A1A"/>
           <w:sz w:val="22"/>
         </w:rPr>
-        <w:t xml:space="preserve"> in his own teacher’s name, from the </w:t>
+        <w:t xml:space="preserve"> (</w:t>
+      </w:r>
+      <w:r>
+        <w:rPr>
+          <w:rFonts w:ascii="SBL Hebrew" w:hAnsi="SBL Hebrew" w:cs="SBL Hebrew" w:eastAsia="SBL Hebrew"/>
+          <w:b w:val="0"/>
+          <w:i w:val="0"/>
+          <w:color w:val="1A1A1A"/>
+          <w:sz w:val="22"/>
+        </w:rPr>
+        <w:t>רִאשׁוֹן</w:t>
+      </w:r>
+      <w:r>
+        <w:rPr>
+          <w:rFonts w:ascii="Georgia" w:hAnsi="Georgia" w:cs="SBL Hebrew" w:eastAsia="Georgia"/>
+          <w:b w:val="0"/>
+          <w:i w:val="0"/>
+          <w:color w:val="1A1A1A"/>
+          <w:sz w:val="22"/>
+        </w:rPr>
+        <w:t xml:space="preserve">) in his own teacher’s name, from the </w:t>
       </w:r>
       <w:r>
         <w:rPr>
@@ -5941,7 +8491,27 @@
           <w:color w:val="1A1A1A"/>
           <w:sz w:val="22"/>
         </w:rPr>
-        <w:t xml:space="preserve">. The refrain works as a plea </w:t>
+        <w:t xml:space="preserve"> (</w:t>
+      </w:r>
+      <w:r>
+        <w:rPr>
+          <w:rFonts w:ascii="SBL Hebrew" w:hAnsi="SBL Hebrew" w:cs="SBL Hebrew" w:eastAsia="SBL Hebrew"/>
+          <w:b w:val="0"/>
+          <w:i w:val="0"/>
+          <w:color w:val="1A1A1A"/>
+          <w:sz w:val="22"/>
+        </w:rPr>
+        <w:t>מְפָרְשִׁים</w:t>
+      </w:r>
+      <w:r>
+        <w:rPr>
+          <w:rFonts w:ascii="Georgia" w:hAnsi="Georgia" w:cs="SBL Hebrew" w:eastAsia="Georgia"/>
+          <w:b w:val="0"/>
+          <w:i w:val="0"/>
+          <w:color w:val="1A1A1A"/>
+          <w:sz w:val="22"/>
+        </w:rPr>
+        <w:t xml:space="preserve">). The refrain works as a plea </w:t>
       </w:r>
       <w:r>
         <w:rPr>
@@ -5996,7 +8566,27 @@
           <w:color w:val="1A1A1A"/>
           <w:sz w:val="22"/>
         </w:rPr>
-        <w:t xml:space="preserve"> in </w:t>
+        <w:t xml:space="preserve"> (</w:t>
+      </w:r>
+      <w:r>
+        <w:rPr>
+          <w:rFonts w:ascii="SBL Hebrew" w:hAnsi="SBL Hebrew" w:cs="SBL Hebrew" w:eastAsia="SBL Hebrew"/>
+          <w:b w:val="0"/>
+          <w:i w:val="0"/>
+          <w:color w:val="1A1A1A"/>
+          <w:sz w:val="22"/>
+        </w:rPr>
+        <w:t>גְּמָרָא</w:t>
+      </w:r>
+      <w:r>
+        <w:rPr>
+          <w:rFonts w:ascii="Georgia" w:hAnsi="Georgia" w:cs="SBL Hebrew" w:eastAsia="Georgia"/>
+          <w:b w:val="0"/>
+          <w:i w:val="0"/>
+          <w:color w:val="1A1A1A"/>
+          <w:sz w:val="22"/>
+        </w:rPr>
+        <w:t xml:space="preserve">) in </w:t>
       </w:r>
       <w:r>
         <w:rPr>
@@ -6007,6 +8597,36 @@
           <w:sz w:val="22"/>
         </w:rPr>
         <w:t>Megillah</w:t>
+      </w:r>
+      <w:r>
+        <w:rPr>
+          <w:rFonts w:ascii="Georgia" w:hAnsi="Georgia" w:cs="SBL Hebrew" w:eastAsia="Georgia"/>
+          <w:b w:val="0"/>
+          <w:i w:val="0"/>
+          <w:color w:val="1A1A1A"/>
+          <w:sz w:val="22"/>
+        </w:rPr>
+        <w:t xml:space="preserve"> (</w:t>
+      </w:r>
+      <w:r>
+        <w:rPr>
+          <w:rFonts w:ascii="SBL Hebrew" w:hAnsi="SBL Hebrew" w:cs="SBL Hebrew" w:eastAsia="SBL Hebrew"/>
+          <w:b w:val="0"/>
+          <w:i w:val="0"/>
+          <w:color w:val="1A1A1A"/>
+          <w:sz w:val="22"/>
+        </w:rPr>
+        <w:t>מְגִלָּה</w:t>
+      </w:r>
+      <w:r>
+        <w:rPr>
+          <w:rFonts w:ascii="Georgia" w:hAnsi="Georgia" w:cs="SBL Hebrew" w:eastAsia="Georgia"/>
+          <w:b w:val="0"/>
+          <w:i w:val="0"/>
+          <w:color w:val="1A1A1A"/>
+          <w:sz w:val="22"/>
+        </w:rPr>
+        <w:t>)</w:t>
       </w:r>
       <w:r>
         <w:rPr>
@@ -6045,7 +8665,27 @@
           <w:color w:val="1A1A1A"/>
           <w:sz w:val="22"/>
         </w:rPr>
-        <w:t xml:space="preserve"> — a person may be starving, may be impoverished, may be in dire need, </w:t>
+        <w:t xml:space="preserve"> (</w:t>
+      </w:r>
+      <w:r>
+        <w:rPr>
+          <w:rFonts w:ascii="SBL Hebrew" w:hAnsi="SBL Hebrew" w:cs="SBL Hebrew" w:eastAsia="SBL Hebrew"/>
+          <w:b w:val="0"/>
+          <w:i w:val="0"/>
+          <w:color w:val="1A1A1A"/>
+          <w:sz w:val="22"/>
+        </w:rPr>
+        <w:t>כָּפִין וְעָנִי וְלֹא יָדַע</w:t>
+      </w:r>
+      <w:r>
+        <w:rPr>
+          <w:rFonts w:ascii="Georgia" w:hAnsi="Georgia" w:cs="SBL Hebrew" w:eastAsia="Georgia"/>
+          <w:b w:val="0"/>
+          <w:i w:val="0"/>
+          <w:color w:val="1A1A1A"/>
+          <w:sz w:val="22"/>
+        </w:rPr>
+        <w:t xml:space="preserve">) — a person may be starving, may be impoverished, may be in dire need, </w:t>
       </w:r>
       <w:r>
         <w:rPr>
@@ -6085,7 +8725,27 @@
           <w:color w:val="1A1A1A"/>
           <w:sz w:val="22"/>
         </w:rPr>
-        <w:t xml:space="preserve">, is precisely our state. We have lived so long in </w:t>
+        <w:t xml:space="preserve"> (</w:t>
+      </w:r>
+      <w:r>
+        <w:rPr>
+          <w:rFonts w:ascii="SBL Hebrew" w:hAnsi="SBL Hebrew" w:cs="SBL Hebrew" w:eastAsia="SBL Hebrew"/>
+          <w:b w:val="0"/>
+          <w:i w:val="0"/>
+          <w:color w:val="1A1A1A"/>
+          <w:sz w:val="22"/>
+        </w:rPr>
+        <w:t>עֲבוֹדַת הַשֵּׁם</w:t>
+      </w:r>
+      <w:r>
+        <w:rPr>
+          <w:rFonts w:ascii="Georgia" w:hAnsi="Georgia" w:cs="SBL Hebrew" w:eastAsia="Georgia"/>
+          <w:b w:val="0"/>
+          <w:i w:val="0"/>
+          <w:color w:val="1A1A1A"/>
+          <w:sz w:val="22"/>
+        </w:rPr>
+        <w:t xml:space="preserve">), is precisely our state. We have lived so long in </w:t>
       </w:r>
       <w:r>
         <w:rPr>
@@ -6105,7 +8765,27 @@
           <w:color w:val="1A1A1A"/>
           <w:sz w:val="22"/>
         </w:rPr>
-        <w:t xml:space="preserve">, in </w:t>
+        <w:t xml:space="preserve"> (</w:t>
+      </w:r>
+      <w:r>
+        <w:rPr>
+          <w:rFonts w:ascii="SBL Hebrew" w:hAnsi="SBL Hebrew" w:cs="SBL Hebrew" w:eastAsia="SBL Hebrew"/>
+          <w:b w:val="0"/>
+          <w:i w:val="0"/>
+          <w:color w:val="1A1A1A"/>
+          <w:sz w:val="22"/>
+        </w:rPr>
+        <w:t>גָּלוּת</w:t>
+      </w:r>
+      <w:r>
+        <w:rPr>
+          <w:rFonts w:ascii="Georgia" w:hAnsi="Georgia" w:cs="SBL Hebrew" w:eastAsia="Georgia"/>
+          <w:b w:val="0"/>
+          <w:i w:val="0"/>
+          <w:color w:val="1A1A1A"/>
+          <w:sz w:val="22"/>
+        </w:rPr>
+        <w:t xml:space="preserve">), in </w:t>
       </w:r>
       <w:r>
         <w:rPr>
@@ -6125,7 +8805,27 @@
           <w:color w:val="1A1A1A"/>
           <w:sz w:val="22"/>
         </w:rPr>
-        <w:t xml:space="preserve">, in the flat noise of </w:t>
+        <w:t xml:space="preserve"> (</w:t>
+      </w:r>
+      <w:r>
+        <w:rPr>
+          <w:rFonts w:ascii="SBL Hebrew" w:hAnsi="SBL Hebrew" w:cs="SBL Hebrew" w:eastAsia="SBL Hebrew"/>
+          <w:b w:val="0"/>
+          <w:i w:val="0"/>
+          <w:color w:val="1A1A1A"/>
+          <w:sz w:val="22"/>
+        </w:rPr>
+        <w:t>הֶסְתֵּר פָּנִים</w:t>
+      </w:r>
+      <w:r>
+        <w:rPr>
+          <w:rFonts w:ascii="Georgia" w:hAnsi="Georgia" w:cs="SBL Hebrew" w:eastAsia="Georgia"/>
+          <w:b w:val="0"/>
+          <w:i w:val="0"/>
+          <w:color w:val="1A1A1A"/>
+          <w:sz w:val="22"/>
+        </w:rPr>
+        <w:t xml:space="preserve">), in the flat noise of </w:t>
       </w:r>
       <w:r>
         <w:rPr>
@@ -6145,7 +8845,27 @@
           <w:color w:val="1A1A1A"/>
           <w:sz w:val="22"/>
         </w:rPr>
-        <w:t xml:space="preserve">, that we are spiritually impoverished without feeling the impoverishment. The refrain </w:t>
+        <w:t xml:space="preserve"> (</w:t>
+      </w:r>
+      <w:r>
+        <w:rPr>
+          <w:rFonts w:ascii="SBL Hebrew" w:hAnsi="SBL Hebrew" w:cs="SBL Hebrew" w:eastAsia="SBL Hebrew"/>
+          <w:b w:val="0"/>
+          <w:i w:val="0"/>
+          <w:color w:val="1A1A1A"/>
+          <w:sz w:val="22"/>
+        </w:rPr>
+        <w:t>עוֹלָם הַזֶּה</w:t>
+      </w:r>
+      <w:r>
+        <w:rPr>
+          <w:rFonts w:ascii="Georgia" w:hAnsi="Georgia" w:cs="SBL Hebrew" w:eastAsia="Georgia"/>
+          <w:b w:val="0"/>
+          <w:i w:val="0"/>
+          <w:color w:val="1A1A1A"/>
+          <w:sz w:val="22"/>
+        </w:rPr>
+        <w:t xml:space="preserve">), that we are spiritually impoverished without feeling the impoverishment. The refrain </w:t>
       </w:r>
       <w:r>
         <w:rPr>
@@ -6259,7 +8979,27 @@
           <w:color w:val="1A1A1A"/>
           <w:sz w:val="22"/>
         </w:rPr>
-        <w:t xml:space="preserve"> closes upon its historical moment. </w:t>
+        <w:t xml:space="preserve"> (</w:t>
+      </w:r>
+      <w:r>
+        <w:rPr>
+          <w:rFonts w:ascii="SBL Hebrew" w:hAnsi="SBL Hebrew" w:cs="SBL Hebrew" w:eastAsia="SBL Hebrew"/>
+          <w:b w:val="0"/>
+          <w:i w:val="0"/>
+          <w:color w:val="1A1A1A"/>
+          <w:sz w:val="22"/>
+        </w:rPr>
+        <w:t>דְּרָשָׁה</w:t>
+      </w:r>
+      <w:r>
+        <w:rPr>
+          <w:rFonts w:ascii="Georgia" w:hAnsi="Georgia" w:cs="SBL Hebrew" w:eastAsia="Georgia"/>
+          <w:b w:val="0"/>
+          <w:i w:val="0"/>
+          <w:color w:val="1A1A1A"/>
+          <w:sz w:val="22"/>
+        </w:rPr>
+        <w:t xml:space="preserve">) closes upon its historical moment. </w:t>
       </w:r>
       <w:r>
         <w:rPr>
@@ -6279,7 +9019,27 @@
           <w:color w:val="1A1A1A"/>
           <w:sz w:val="22"/>
         </w:rPr>
-        <w:t xml:space="preserve"> in </w:t>
+        <w:t xml:space="preserve"> (</w:t>
+      </w:r>
+      <w:r>
+        <w:rPr>
+          <w:rFonts w:ascii="SBL Hebrew" w:hAnsi="SBL Hebrew" w:cs="SBL Hebrew" w:eastAsia="SBL Hebrew"/>
+          <w:b w:val="0"/>
+          <w:i w:val="0"/>
+          <w:color w:val="1A1A1A"/>
+          <w:sz w:val="22"/>
+        </w:rPr>
+        <w:t>בַּחוּרִים</w:t>
+      </w:r>
+      <w:r>
+        <w:rPr>
+          <w:rFonts w:ascii="Georgia" w:hAnsi="Georgia" w:cs="SBL Hebrew" w:eastAsia="Georgia"/>
+          <w:b w:val="0"/>
+          <w:i w:val="0"/>
+          <w:color w:val="1A1A1A"/>
+          <w:sz w:val="22"/>
+        </w:rPr>
+        <w:t xml:space="preserve">) in </w:t>
       </w:r>
       <w:r>
         <w:rPr>
@@ -6299,7 +9059,27 @@
           <w:color w:val="1A1A1A"/>
           <w:sz w:val="22"/>
         </w:rPr>
-        <w:t xml:space="preserve"> were dancing that night in celebration of partial </w:t>
+        <w:t xml:space="preserve"> (</w:t>
+      </w:r>
+      <w:r>
+        <w:rPr>
+          <w:rFonts w:ascii="SBL Hebrew" w:hAnsi="SBL Hebrew" w:cs="SBL Hebrew" w:eastAsia="SBL Hebrew"/>
+          <w:b w:val="0"/>
+          <w:i w:val="0"/>
+          <w:color w:val="1A1A1A"/>
+          <w:sz w:val="22"/>
+        </w:rPr>
+        <w:t>אֶרֶץ יִשְׂרָאֵל</w:t>
+      </w:r>
+      <w:r>
+        <w:rPr>
+          <w:rFonts w:ascii="Georgia" w:hAnsi="Georgia" w:cs="SBL Hebrew" w:eastAsia="Georgia"/>
+          <w:b w:val="0"/>
+          <w:i w:val="0"/>
+          <w:color w:val="1A1A1A"/>
+          <w:sz w:val="22"/>
+        </w:rPr>
+        <w:t xml:space="preserve">) were dancing that night in celebration of partial </w:t>
       </w:r>
       <w:r>
         <w:rPr>
@@ -6319,7 +9099,27 @@
           <w:color w:val="1A1A1A"/>
           <w:sz w:val="22"/>
         </w:rPr>
-        <w:t xml:space="preserve"> — senior Hezbollah leadership had been eliminated in the days preceding. But the </w:t>
+        <w:t xml:space="preserve"> (</w:t>
+      </w:r>
+      <w:r>
+        <w:rPr>
+          <w:rFonts w:ascii="SBL Hebrew" w:hAnsi="SBL Hebrew" w:cs="SBL Hebrew" w:eastAsia="SBL Hebrew"/>
+          <w:b w:val="0"/>
+          <w:i w:val="0"/>
+          <w:color w:val="1A1A1A"/>
+          <w:sz w:val="22"/>
+        </w:rPr>
+        <w:t>יְשׁוּעוֹת</w:t>
+      </w:r>
+      <w:r>
+        <w:rPr>
+          <w:rFonts w:ascii="Georgia" w:hAnsi="Georgia" w:cs="SBL Hebrew" w:eastAsia="Georgia"/>
+          <w:b w:val="0"/>
+          <w:i w:val="0"/>
+          <w:color w:val="1A1A1A"/>
+          <w:sz w:val="22"/>
+        </w:rPr>
+        <w:t xml:space="preserve">) — senior Hezbollah leadership had been eliminated in the days preceding. But the </w:t>
       </w:r>
       <w:r>
         <w:rPr>
@@ -6339,7 +9139,27 @@
           <w:color w:val="1A1A1A"/>
           <w:sz w:val="22"/>
         </w:rPr>
-        <w:t xml:space="preserve"> was not complete. As Rabbi Ephrati spoke, his phone showed a text message: </w:t>
+        <w:t xml:space="preserve"> (</w:t>
+      </w:r>
+      <w:r>
+        <w:rPr>
+          <w:rFonts w:ascii="SBL Hebrew" w:hAnsi="SBL Hebrew" w:cs="SBL Hebrew" w:eastAsia="SBL Hebrew"/>
+          <w:b w:val="0"/>
+          <w:i w:val="0"/>
+          <w:color w:val="1A1A1A"/>
+          <w:sz w:val="22"/>
+        </w:rPr>
+        <w:t>גְּאֻלָּה</w:t>
+      </w:r>
+      <w:r>
+        <w:rPr>
+          <w:rFonts w:ascii="Georgia" w:hAnsi="Georgia" w:cs="SBL Hebrew" w:eastAsia="Georgia"/>
+          <w:b w:val="0"/>
+          <w:i w:val="0"/>
+          <w:color w:val="1A1A1A"/>
+          <w:sz w:val="22"/>
+        </w:rPr>
+        <w:t xml:space="preserve">) was not complete. As Rabbi Ephrati spoke, his phone showed a text message: </w:t>
       </w:r>
       <w:r>
         <w:rPr>
@@ -6379,7 +9199,27 @@
           <w:color w:val="1A1A1A"/>
           <w:sz w:val="22"/>
         </w:rPr>
-        <w:t xml:space="preserve"> were kissing their wives and children goodbye and heading north. The </w:t>
+        <w:t xml:space="preserve"> (</w:t>
+      </w:r>
+      <w:r>
+        <w:rPr>
+          <w:rFonts w:ascii="SBL Hebrew" w:hAnsi="SBL Hebrew" w:cs="SBL Hebrew" w:eastAsia="SBL Hebrew"/>
+          <w:b w:val="0"/>
+          <w:i w:val="0"/>
+          <w:color w:val="1A1A1A"/>
+          <w:sz w:val="22"/>
+        </w:rPr>
+        <w:t>שַׁבָּת</w:t>
+      </w:r>
+      <w:r>
+        <w:rPr>
+          <w:rFonts w:ascii="Georgia" w:hAnsi="Georgia" w:cs="SBL Hebrew" w:eastAsia="Georgia"/>
+          <w:b w:val="0"/>
+          <w:i w:val="0"/>
+          <w:color w:val="1A1A1A"/>
+          <w:sz w:val="22"/>
+        </w:rPr>
+        <w:t xml:space="preserve">) were kissing their wives and children goodbye and heading north. The </w:t>
       </w:r>
       <w:r>
         <w:rPr>
@@ -6399,7 +9239,27 @@
           <w:color w:val="1A1A1A"/>
           <w:sz w:val="22"/>
         </w:rPr>
-        <w:t xml:space="preserve"> was </w:t>
+        <w:t xml:space="preserve"> (</w:t>
+      </w:r>
+      <w:r>
+        <w:rPr>
+          <w:rFonts w:ascii="SBL Hebrew" w:hAnsi="SBL Hebrew" w:cs="SBL Hebrew" w:eastAsia="SBL Hebrew"/>
+          <w:b w:val="0"/>
+          <w:i w:val="0"/>
+          <w:color w:val="1A1A1A"/>
+          <w:sz w:val="22"/>
+        </w:rPr>
+        <w:t>מַצָּב</w:t>
+      </w:r>
+      <w:r>
+        <w:rPr>
+          <w:rFonts w:ascii="Georgia" w:hAnsi="Georgia" w:cs="SBL Hebrew" w:eastAsia="Georgia"/>
+          <w:b w:val="0"/>
+          <w:i w:val="0"/>
+          <w:color w:val="1A1A1A"/>
+          <w:sz w:val="22"/>
+        </w:rPr>
+        <w:t xml:space="preserve">) was </w:t>
       </w:r>
       <w:r>
         <w:rPr>
@@ -6419,7 +9279,27 @@
           <w:color w:val="1A1A1A"/>
           <w:sz w:val="22"/>
         </w:rPr>
-        <w:t>.</w:t>
+        <w:t xml:space="preserve"> (</w:t>
+      </w:r>
+      <w:r>
+        <w:rPr>
+          <w:rFonts w:ascii="SBL Hebrew" w:hAnsi="SBL Hebrew" w:cs="SBL Hebrew" w:eastAsia="SBL Hebrew"/>
+          <w:b w:val="0"/>
+          <w:i w:val="0"/>
+          <w:color w:val="1A1A1A"/>
+          <w:sz w:val="22"/>
+        </w:rPr>
+        <w:t>קָשֶׁה מְאֹד</w:t>
+      </w:r>
+      <w:r>
+        <w:rPr>
+          <w:rFonts w:ascii="Georgia" w:hAnsi="Georgia" w:cs="SBL Hebrew" w:eastAsia="Georgia"/>
+          <w:b w:val="0"/>
+          <w:i w:val="0"/>
+          <w:color w:val="1A1A1A"/>
+          <w:sz w:val="22"/>
+        </w:rPr>
+        <w:t>).</w:t>
       </w:r>
     </w:p>
     <w:p>
@@ -6454,7 +9334,27 @@
           <w:color w:val="1A1A1A"/>
           <w:sz w:val="22"/>
         </w:rPr>
-        <w:t xml:space="preserve">,” Rabbi Ephrati said, “what would happen the very next day, we would have </w:t>
+        <w:t xml:space="preserve"> (</w:t>
+      </w:r>
+      <w:r>
+        <w:rPr>
+          <w:rFonts w:ascii="SBL Hebrew" w:hAnsi="SBL Hebrew" w:cs="SBL Hebrew" w:eastAsia="SBL Hebrew"/>
+          <w:b w:val="0"/>
+          <w:i w:val="0"/>
+          <w:color w:val="1A1A1A"/>
+          <w:sz w:val="22"/>
+        </w:rPr>
+        <w:t>עֶרֶב שִׂמְחַת תּוֹרָה תשפ״ד</w:t>
+      </w:r>
+      <w:r>
+        <w:rPr>
+          <w:rFonts w:ascii="Georgia" w:hAnsi="Georgia" w:cs="SBL Hebrew" w:eastAsia="Georgia"/>
+          <w:b w:val="0"/>
+          <w:i w:val="0"/>
+          <w:color w:val="1A1A1A"/>
+          <w:sz w:val="22"/>
+        </w:rPr>
+        <w:t xml:space="preserve">),” Rabbi Ephrati said, “what would happen the very next day, we would have </w:t>
       </w:r>
       <w:r>
         <w:rPr>
@@ -6514,7 +9414,27 @@
           <w:color w:val="1A1A1A"/>
           <w:sz w:val="22"/>
         </w:rPr>
-        <w:t xml:space="preserve"> followed by such a </w:t>
+        <w:t xml:space="preserve"> (</w:t>
+      </w:r>
+      <w:r>
+        <w:rPr>
+          <w:rFonts w:ascii="SBL Hebrew" w:hAnsi="SBL Hebrew" w:cs="SBL Hebrew" w:eastAsia="SBL Hebrew"/>
+          <w:b w:val="0"/>
+          <w:i w:val="0"/>
+          <w:color w:val="1A1A1A"/>
+          <w:sz w:val="22"/>
+        </w:rPr>
+        <w:t>יְמֵי רַחֲמִים</w:t>
+      </w:r>
+      <w:r>
+        <w:rPr>
+          <w:rFonts w:ascii="Georgia" w:hAnsi="Georgia" w:cs="SBL Hebrew" w:eastAsia="Georgia"/>
+          <w:b w:val="0"/>
+          <w:i w:val="0"/>
+          <w:color w:val="1A1A1A"/>
+          <w:sz w:val="22"/>
+        </w:rPr>
+        <w:t xml:space="preserve">) followed by such a </w:t>
       </w:r>
       <w:r>
         <w:rPr>
@@ -6534,7 +9454,27 @@
           <w:color w:val="1A1A1A"/>
           <w:sz w:val="22"/>
         </w:rPr>
-        <w:t xml:space="preserve"> for </w:t>
+        <w:t xml:space="preserve"> (</w:t>
+      </w:r>
+      <w:r>
+        <w:rPr>
+          <w:rFonts w:ascii="SBL Hebrew" w:hAnsi="SBL Hebrew" w:cs="SBL Hebrew" w:eastAsia="SBL Hebrew"/>
+          <w:b w:val="0"/>
+          <w:i w:val="0"/>
+          <w:color w:val="1A1A1A"/>
+          <w:sz w:val="22"/>
+        </w:rPr>
+        <w:t>קְלַאפּ</w:t>
+      </w:r>
+      <w:r>
+        <w:rPr>
+          <w:rFonts w:ascii="Georgia" w:hAnsi="Georgia" w:cs="SBL Hebrew" w:eastAsia="Georgia"/>
+          <w:b w:val="0"/>
+          <w:i w:val="0"/>
+          <w:color w:val="1A1A1A"/>
+          <w:sz w:val="22"/>
+        </w:rPr>
+        <w:t xml:space="preserve">) for </w:t>
       </w:r>
       <w:r>
         <w:rPr>
@@ -6554,7 +9494,27 @@
           <w:color w:val="1A1A1A"/>
           <w:sz w:val="22"/>
         </w:rPr>
-        <w:t>, with the entire year that followed shaped by the war — let us set the record straight this time.”</w:t>
+        <w:t xml:space="preserve"> (</w:t>
+      </w:r>
+      <w:r>
+        <w:rPr>
+          <w:rFonts w:ascii="SBL Hebrew" w:hAnsi="SBL Hebrew" w:cs="SBL Hebrew" w:eastAsia="SBL Hebrew"/>
+          <w:b w:val="0"/>
+          <w:i w:val="0"/>
+          <w:color w:val="1A1A1A"/>
+          <w:sz w:val="22"/>
+        </w:rPr>
+        <w:t>כְּלַל יִשְׂרָאֵל</w:t>
+      </w:r>
+      <w:r>
+        <w:rPr>
+          <w:rFonts w:ascii="Georgia" w:hAnsi="Georgia" w:cs="SBL Hebrew" w:eastAsia="Georgia"/>
+          <w:b w:val="0"/>
+          <w:i w:val="0"/>
+          <w:color w:val="1A1A1A"/>
+          <w:sz w:val="22"/>
+        </w:rPr>
+        <w:t>), with the entire year that followed shaped by the war — let us set the record straight this time.”</w:t>
       </w:r>
     </w:p>
     <w:p>
@@ -6608,7 +9568,27 @@
           <w:color w:val="1A1A1A"/>
           <w:sz w:val="22"/>
         </w:rPr>
-        <w:t xml:space="preserve"> that translate the </w:t>
+        <w:t xml:space="preserve"> (</w:t>
+      </w:r>
+      <w:r>
+        <w:rPr>
+          <w:rFonts w:ascii="SBL Hebrew" w:hAnsi="SBL Hebrew" w:cs="SBL Hebrew" w:eastAsia="SBL Hebrew"/>
+          <w:b w:val="0"/>
+          <w:i w:val="0"/>
+          <w:color w:val="1A1A1A"/>
+          <w:sz w:val="22"/>
+        </w:rPr>
+        <w:t>קַבָּלוֹת</w:t>
+      </w:r>
+      <w:r>
+        <w:rPr>
+          <w:rFonts w:ascii="Georgia" w:hAnsi="Georgia" w:cs="SBL Hebrew" w:eastAsia="Georgia"/>
+          <w:b w:val="0"/>
+          <w:i w:val="0"/>
+          <w:color w:val="1A1A1A"/>
+          <w:sz w:val="22"/>
+        </w:rPr>
+        <w:t xml:space="preserve">) that translate the </w:t>
       </w:r>
       <w:r>
         <w:rPr>
@@ -6628,7 +9608,27 @@
           <w:color w:val="1A1A1A"/>
           <w:sz w:val="22"/>
         </w:rPr>
-        <w:t xml:space="preserve"> into action across the four days that remain before </w:t>
+        <w:t xml:space="preserve"> (</w:t>
+      </w:r>
+      <w:r>
+        <w:rPr>
+          <w:rFonts w:ascii="SBL Hebrew" w:hAnsi="SBL Hebrew" w:cs="SBL Hebrew" w:eastAsia="SBL Hebrew"/>
+          <w:b w:val="0"/>
+          <w:i w:val="0"/>
+          <w:color w:val="1A1A1A"/>
+          <w:sz w:val="22"/>
+        </w:rPr>
+        <w:t>דְּרָשָׁה</w:t>
+      </w:r>
+      <w:r>
+        <w:rPr>
+          <w:rFonts w:ascii="Georgia" w:hAnsi="Georgia" w:cs="SBL Hebrew" w:eastAsia="Georgia"/>
+          <w:b w:val="0"/>
+          <w:i w:val="0"/>
+          <w:color w:val="1A1A1A"/>
+          <w:sz w:val="22"/>
+        </w:rPr>
+        <w:t xml:space="preserve">) into action across the four days that remain before </w:t>
       </w:r>
       <w:r>
         <w:rPr>
@@ -6648,7 +9648,27 @@
           <w:color w:val="1A1A1A"/>
           <w:sz w:val="22"/>
         </w:rPr>
-        <w:t>.</w:t>
+        <w:t xml:space="preserve"> (</w:t>
+      </w:r>
+      <w:r>
+        <w:rPr>
+          <w:rFonts w:ascii="SBL Hebrew" w:hAnsi="SBL Hebrew" w:cs="SBL Hebrew" w:eastAsia="SBL Hebrew"/>
+          <w:b w:val="0"/>
+          <w:i w:val="0"/>
+          <w:color w:val="1A1A1A"/>
+          <w:sz w:val="22"/>
+        </w:rPr>
+        <w:t>רֹאשׁ הַשָּׁנָה</w:t>
+      </w:r>
+      <w:r>
+        <w:rPr>
+          <w:rFonts w:ascii="Georgia" w:hAnsi="Georgia" w:cs="SBL Hebrew" w:eastAsia="Georgia"/>
+          <w:b w:val="0"/>
+          <w:i w:val="0"/>
+          <w:color w:val="1A1A1A"/>
+          <w:sz w:val="22"/>
+        </w:rPr>
+        <w:t>).</w:t>
       </w:r>
     </w:p>
     <w:p>
@@ -6752,7 +9772,27 @@
           <w:color w:val="1A1A1A"/>
           <w:sz w:val="22"/>
         </w:rPr>
-        <w:t xml:space="preserve"> is not a password but a path. </w:t>
+        <w:t xml:space="preserve"> (</w:t>
+      </w:r>
+      <w:r>
+        <w:rPr>
+          <w:rFonts w:ascii="SBL Hebrew" w:hAnsi="SBL Hebrew" w:cs="SBL Hebrew" w:eastAsia="SBL Hebrew"/>
+          <w:b w:val="0"/>
+          <w:i w:val="0"/>
+          <w:color w:val="1A1A1A"/>
+          <w:sz w:val="22"/>
+        </w:rPr>
+        <w:t>סְלִיחוֹת</w:t>
+      </w:r>
+      <w:r>
+        <w:rPr>
+          <w:rFonts w:ascii="Georgia" w:hAnsi="Georgia" w:cs="SBL Hebrew" w:eastAsia="Georgia"/>
+          <w:b w:val="0"/>
+          <w:i w:val="0"/>
+          <w:color w:val="1A1A1A"/>
+          <w:sz w:val="22"/>
+        </w:rPr>
+        <w:t xml:space="preserve">) is not a password but a path. </w:t>
       </w:r>
       <w:r>
         <w:rPr>
@@ -6772,7 +9812,27 @@
           <w:color w:val="1A1A1A"/>
           <w:sz w:val="22"/>
         </w:rPr>
-        <w:t xml:space="preserve"> means: arrive at </w:t>
+        <w:t xml:space="preserve"> (</w:t>
+      </w:r>
+      <w:r>
+        <w:rPr>
+          <w:rFonts w:ascii="SBL Hebrew" w:hAnsi="SBL Hebrew" w:cs="SBL Hebrew" w:eastAsia="SBL Hebrew"/>
+          <w:b w:val="0"/>
+          <w:i w:val="0"/>
+          <w:color w:val="1A1A1A"/>
+          <w:sz w:val="22"/>
+        </w:rPr>
+        <w:t>חֶסֶד וֶאֱמֶת יְקַדְּמוּ פָנֶיךָ</w:t>
+      </w:r>
+      <w:r>
+        <w:rPr>
+          <w:rFonts w:ascii="Georgia" w:hAnsi="Georgia" w:cs="SBL Hebrew" w:eastAsia="Georgia"/>
+          <w:b w:val="0"/>
+          <w:i w:val="0"/>
+          <w:color w:val="1A1A1A"/>
+          <w:sz w:val="22"/>
+        </w:rPr>
+        <w:t xml:space="preserve">) means: arrive at </w:t>
       </w:r>
       <w:r>
         <w:rPr>
@@ -6792,7 +9852,27 @@
           <w:color w:val="1A1A1A"/>
           <w:sz w:val="22"/>
         </w:rPr>
-        <w:t xml:space="preserve"> holding both </w:t>
+        <w:t xml:space="preserve"> (</w:t>
+      </w:r>
+      <w:r>
+        <w:rPr>
+          <w:rFonts w:ascii="SBL Hebrew" w:hAnsi="SBL Hebrew" w:cs="SBL Hebrew" w:eastAsia="SBL Hebrew"/>
+          <w:b w:val="0"/>
+          <w:i w:val="0"/>
+          <w:color w:val="1A1A1A"/>
+          <w:sz w:val="22"/>
+        </w:rPr>
+        <w:t>יוֹם הַדִּין</w:t>
+      </w:r>
+      <w:r>
+        <w:rPr>
+          <w:rFonts w:ascii="Georgia" w:hAnsi="Georgia" w:cs="SBL Hebrew" w:eastAsia="Georgia"/>
+          <w:b w:val="0"/>
+          <w:i w:val="0"/>
+          <w:color w:val="1A1A1A"/>
+          <w:sz w:val="22"/>
+        </w:rPr>
+        <w:t xml:space="preserve">) holding both </w:t>
       </w:r>
       <w:r>
         <w:rPr>
@@ -6812,7 +9892,27 @@
           <w:color w:val="1A1A1A"/>
           <w:sz w:val="22"/>
         </w:rPr>
-        <w:t xml:space="preserve"> and acts of kindness, embodying — not merely reciting — the thirteen </w:t>
+        <w:t xml:space="preserve"> (</w:t>
+      </w:r>
+      <w:r>
+        <w:rPr>
+          <w:rFonts w:ascii="SBL Hebrew" w:hAnsi="SBL Hebrew" w:cs="SBL Hebrew" w:eastAsia="SBL Hebrew"/>
+          <w:b w:val="0"/>
+          <w:i w:val="0"/>
+          <w:color w:val="1A1A1A"/>
+          <w:sz w:val="22"/>
+        </w:rPr>
+        <w:t>תּוֹרָה</w:t>
+      </w:r>
+      <w:r>
+        <w:rPr>
+          <w:rFonts w:ascii="Georgia" w:hAnsi="Georgia" w:cs="SBL Hebrew" w:eastAsia="Georgia"/>
+          <w:b w:val="0"/>
+          <w:i w:val="0"/>
+          <w:color w:val="1A1A1A"/>
+          <w:sz w:val="22"/>
+        </w:rPr>
+        <w:t xml:space="preserve">) and acts of kindness, embodying — not merely reciting — the thirteen </w:t>
       </w:r>
       <w:r>
         <w:rPr>
@@ -6832,7 +9932,27 @@
           <w:color w:val="1A1A1A"/>
           <w:sz w:val="22"/>
         </w:rPr>
-        <w:t xml:space="preserve">. Then </w:t>
+        <w:t xml:space="preserve"> (</w:t>
+      </w:r>
+      <w:r>
+        <w:rPr>
+          <w:rFonts w:ascii="SBL Hebrew" w:hAnsi="SBL Hebrew" w:cs="SBL Hebrew" w:eastAsia="SBL Hebrew"/>
+          <w:b w:val="0"/>
+          <w:i w:val="0"/>
+          <w:color w:val="1A1A1A"/>
+          <w:sz w:val="22"/>
+        </w:rPr>
+        <w:t>מִדּוֹת</w:t>
+      </w:r>
+      <w:r>
+        <w:rPr>
+          <w:rFonts w:ascii="Georgia" w:hAnsi="Georgia" w:cs="SBL Hebrew" w:eastAsia="Georgia"/>
+          <w:b w:val="0"/>
+          <w:i w:val="0"/>
+          <w:color w:val="1A1A1A"/>
+          <w:sz w:val="22"/>
+        </w:rPr>
+        <w:t xml:space="preserve">). Then </w:t>
       </w:r>
       <w:r>
         <w:rPr>
@@ -6852,7 +9972,27 @@
           <w:color w:val="1A1A1A"/>
           <w:sz w:val="22"/>
         </w:rPr>
-        <w:t xml:space="preserve"> becomes the reality, both for the individual Jew and for </w:t>
+        <w:t xml:space="preserve"> (</w:t>
+      </w:r>
+      <w:r>
+        <w:rPr>
+          <w:rFonts w:ascii="SBL Hebrew" w:hAnsi="SBL Hebrew" w:cs="SBL Hebrew" w:eastAsia="SBL Hebrew"/>
+          <w:b w:val="0"/>
+          <w:i w:val="0"/>
+          <w:color w:val="1A1A1A"/>
+          <w:sz w:val="22"/>
+        </w:rPr>
+        <w:t>וַאֲנִי מוֹחֵל לָהֶם</w:t>
+      </w:r>
+      <w:r>
+        <w:rPr>
+          <w:rFonts w:ascii="Georgia" w:hAnsi="Georgia" w:cs="SBL Hebrew" w:eastAsia="Georgia"/>
+          <w:b w:val="0"/>
+          <w:i w:val="0"/>
+          <w:color w:val="1A1A1A"/>
+          <w:sz w:val="22"/>
+        </w:rPr>
+        <w:t xml:space="preserve">) becomes the reality, both for the individual Jew and for </w:t>
       </w:r>
       <w:r>
         <w:rPr>
@@ -6872,7 +10012,27 @@
           <w:color w:val="1A1A1A"/>
           <w:sz w:val="22"/>
         </w:rPr>
-        <w:t xml:space="preserve"> as one bound bundle.</w:t>
+        <w:t xml:space="preserve"> (</w:t>
+      </w:r>
+      <w:r>
+        <w:rPr>
+          <w:rFonts w:ascii="SBL Hebrew" w:hAnsi="SBL Hebrew" w:cs="SBL Hebrew" w:eastAsia="SBL Hebrew"/>
+          <w:b w:val="0"/>
+          <w:i w:val="0"/>
+          <w:color w:val="1A1A1A"/>
+          <w:sz w:val="22"/>
+        </w:rPr>
+        <w:t>כְּלַל יִשְׂרָאֵל</w:t>
+      </w:r>
+      <w:r>
+        <w:rPr>
+          <w:rFonts w:ascii="Georgia" w:hAnsi="Georgia" w:cs="SBL Hebrew" w:eastAsia="Georgia"/>
+          <w:b w:val="0"/>
+          <w:i w:val="0"/>
+          <w:color w:val="1A1A1A"/>
+          <w:sz w:val="22"/>
+        </w:rPr>
+        <w:t>) as one bound bundle.</w:t>
       </w:r>
     </w:p>
     <w:p>
@@ -6907,7 +10067,27 @@
           <w:color w:val="1A1A1A"/>
           <w:sz w:val="22"/>
         </w:rPr>
-        <w:t xml:space="preserve">, prepared but half-invested. But the merchant — the Jew whose thirty days of preparation, compressed in a difficult year into four, are lived in the trembling awareness of what the crossing means, with </w:t>
+        <w:t xml:space="preserve"> (</w:t>
+      </w:r>
+      <w:r>
+        <w:rPr>
+          <w:rFonts w:ascii="SBL Hebrew" w:hAnsi="SBL Hebrew" w:cs="SBL Hebrew" w:eastAsia="SBL Hebrew"/>
+          <w:b w:val="0"/>
+          <w:i w:val="0"/>
+          <w:color w:val="1A1A1A"/>
+          <w:sz w:val="22"/>
+        </w:rPr>
+        <w:t>בַּעַל עֲגָלָה</w:t>
+      </w:r>
+      <w:r>
+        <w:rPr>
+          <w:rFonts w:ascii="Georgia" w:hAnsi="Georgia" w:cs="SBL Hebrew" w:eastAsia="Georgia"/>
+          <w:b w:val="0"/>
+          <w:i w:val="0"/>
+          <w:color w:val="1A1A1A"/>
+          <w:sz w:val="22"/>
+        </w:rPr>
+        <w:t xml:space="preserve">), prepared but half-invested. But the merchant — the Jew whose thirty days of preparation, compressed in a difficult year into four, are lived in the trembling awareness of what the crossing means, with </w:t>
       </w:r>
       <w:r>
         <w:rPr>
@@ -6927,7 +10107,27 @@
           <w:color w:val="1A1A1A"/>
           <w:sz w:val="22"/>
         </w:rPr>
-        <w:t xml:space="preserve"> and </w:t>
+        <w:t xml:space="preserve"> (</w:t>
+      </w:r>
+      <w:r>
+        <w:rPr>
+          <w:rFonts w:ascii="SBL Hebrew" w:hAnsi="SBL Hebrew" w:cs="SBL Hebrew" w:eastAsia="SBL Hebrew"/>
+          <w:b w:val="0"/>
+          <w:i w:val="0"/>
+          <w:color w:val="1A1A1A"/>
+          <w:sz w:val="22"/>
+        </w:rPr>
+        <w:t>חֶסֶד</w:t>
+      </w:r>
+      <w:r>
+        <w:rPr>
+          <w:rFonts w:ascii="Georgia" w:hAnsi="Georgia" w:cs="SBL Hebrew" w:eastAsia="Georgia"/>
+          <w:b w:val="0"/>
+          <w:i w:val="0"/>
+          <w:color w:val="1A1A1A"/>
+          <w:sz w:val="22"/>
+        </w:rPr>
+        <w:t xml:space="preserve">) and </w:t>
       </w:r>
       <w:r>
         <w:rPr>
@@ -6947,7 +10147,27 @@
           <w:color w:val="1A1A1A"/>
           <w:sz w:val="22"/>
         </w:rPr>
-        <w:t xml:space="preserve"> in hand as he approaches the border. May we be </w:t>
+        <w:t xml:space="preserve"> (</w:t>
+      </w:r>
+      <w:r>
+        <w:rPr>
+          <w:rFonts w:ascii="SBL Hebrew" w:hAnsi="SBL Hebrew" w:cs="SBL Hebrew" w:eastAsia="SBL Hebrew"/>
+          <w:b w:val="0"/>
+          <w:i w:val="0"/>
+          <w:color w:val="1A1A1A"/>
+          <w:sz w:val="22"/>
+        </w:rPr>
+        <w:t>אֱמֶת</w:t>
+      </w:r>
+      <w:r>
+        <w:rPr>
+          <w:rFonts w:ascii="Georgia" w:hAnsi="Georgia" w:cs="SBL Hebrew" w:eastAsia="Georgia"/>
+          <w:b w:val="0"/>
+          <w:i w:val="0"/>
+          <w:color w:val="1A1A1A"/>
+          <w:sz w:val="22"/>
+        </w:rPr>
+        <w:t xml:space="preserve">) in hand as he approaches the border. May we be </w:t>
       </w:r>
       <w:r>
         <w:rPr>
@@ -6967,7 +10187,27 @@
           <w:color w:val="1A1A1A"/>
           <w:sz w:val="22"/>
         </w:rPr>
-        <w:t xml:space="preserve"> that </w:t>
+        <w:t xml:space="preserve"> (</w:t>
+      </w:r>
+      <w:r>
+        <w:rPr>
+          <w:rFonts w:ascii="SBL Hebrew" w:hAnsi="SBL Hebrew" w:cs="SBL Hebrew" w:eastAsia="SBL Hebrew"/>
+          <w:b w:val="0"/>
+          <w:i w:val="0"/>
+          <w:color w:val="1A1A1A"/>
+          <w:sz w:val="22"/>
+        </w:rPr>
+        <w:t>זוֹכֶה</w:t>
+      </w:r>
+      <w:r>
+        <w:rPr>
+          <w:rFonts w:ascii="Georgia" w:hAnsi="Georgia" w:cs="SBL Hebrew" w:eastAsia="Georgia"/>
+          <w:b w:val="0"/>
+          <w:i w:val="0"/>
+          <w:color w:val="1A1A1A"/>
+          <w:sz w:val="22"/>
+        </w:rPr>
+        <w:t xml:space="preserve">) that </w:t>
       </w:r>
       <w:r>
         <w:rPr>
@@ -6987,7 +10227,27 @@
           <w:color w:val="1A1A1A"/>
           <w:sz w:val="22"/>
         </w:rPr>
-        <w:t xml:space="preserve"> move from </w:t>
+        <w:t xml:space="preserve"> (</w:t>
+      </w:r>
+      <w:r>
+        <w:rPr>
+          <w:rFonts w:ascii="SBL Hebrew" w:hAnsi="SBL Hebrew" w:cs="SBL Hebrew" w:eastAsia="SBL Hebrew"/>
+          <w:b w:val="0"/>
+          <w:i w:val="0"/>
+          <w:color w:val="1A1A1A"/>
+          <w:sz w:val="22"/>
+        </w:rPr>
+        <w:t>הַקָּדוֹשׁ בָּרוּךְ הוּא</w:t>
+      </w:r>
+      <w:r>
+        <w:rPr>
+          <w:rFonts w:ascii="Georgia" w:hAnsi="Georgia" w:cs="SBL Hebrew" w:eastAsia="Georgia"/>
+          <w:b w:val="0"/>
+          <w:i w:val="0"/>
+          <w:color w:val="1A1A1A"/>
+          <w:sz w:val="22"/>
+        </w:rPr>
+        <w:t xml:space="preserve">) move from </w:t>
       </w:r>
       <w:r>
         <w:rPr>
@@ -7007,7 +10267,27 @@
           <w:color w:val="1A1A1A"/>
           <w:sz w:val="22"/>
         </w:rPr>
-        <w:t xml:space="preserve"> to </w:t>
+        <w:t xml:space="preserve"> (</w:t>
+      </w:r>
+      <w:r>
+        <w:rPr>
+          <w:rFonts w:ascii="SBL Hebrew" w:hAnsi="SBL Hebrew" w:cs="SBL Hebrew" w:eastAsia="SBL Hebrew"/>
+          <w:b w:val="0"/>
+          <w:i w:val="0"/>
+          <w:color w:val="1A1A1A"/>
+          <w:sz w:val="22"/>
+        </w:rPr>
+        <w:t>כִּסֵּא הַדִּין</w:t>
+      </w:r>
+      <w:r>
+        <w:rPr>
+          <w:rFonts w:ascii="Georgia" w:hAnsi="Georgia" w:cs="SBL Hebrew" w:eastAsia="Georgia"/>
+          <w:b w:val="0"/>
+          <w:i w:val="0"/>
+          <w:color w:val="1A1A1A"/>
+          <w:sz w:val="22"/>
+        </w:rPr>
+        <w:t xml:space="preserve">) to </w:t>
       </w:r>
       <w:r>
         <w:rPr>
@@ -7027,7 +10307,27 @@
           <w:color w:val="1A1A1A"/>
           <w:sz w:val="22"/>
         </w:rPr>
-        <w:t xml:space="preserve">; that He grant </w:t>
+        <w:t xml:space="preserve"> (</w:t>
+      </w:r>
+      <w:r>
+        <w:rPr>
+          <w:rFonts w:ascii="SBL Hebrew" w:hAnsi="SBL Hebrew" w:cs="SBL Hebrew" w:eastAsia="SBL Hebrew"/>
+          <w:b w:val="0"/>
+          <w:i w:val="0"/>
+          <w:color w:val="1A1A1A"/>
+          <w:sz w:val="22"/>
+        </w:rPr>
+        <w:t>כִּסֵּא הָרַחֲמִים</w:t>
+      </w:r>
+      <w:r>
+        <w:rPr>
+          <w:rFonts w:ascii="Georgia" w:hAnsi="Georgia" w:cs="SBL Hebrew" w:eastAsia="Georgia"/>
+          <w:b w:val="0"/>
+          <w:i w:val="0"/>
+          <w:color w:val="1A1A1A"/>
+          <w:sz w:val="22"/>
+        </w:rPr>
+        <w:t xml:space="preserve">); that He grant </w:t>
       </w:r>
       <w:r>
         <w:rPr>
@@ -7047,7 +10347,27 @@
           <w:color w:val="1A1A1A"/>
           <w:sz w:val="22"/>
         </w:rPr>
-        <w:t xml:space="preserve"> to all of </w:t>
+        <w:t xml:space="preserve"> (</w:t>
+      </w:r>
+      <w:r>
+        <w:rPr>
+          <w:rFonts w:ascii="SBL Hebrew" w:hAnsi="SBL Hebrew" w:cs="SBL Hebrew" w:eastAsia="SBL Hebrew"/>
+          <w:b w:val="0"/>
+          <w:i w:val="0"/>
+          <w:color w:val="1A1A1A"/>
+          <w:sz w:val="22"/>
+        </w:rPr>
+        <w:t>כְּתִיבָה וַחֲתִימָה טוֹבָה</w:t>
+      </w:r>
+      <w:r>
+        <w:rPr>
+          <w:rFonts w:ascii="Georgia" w:hAnsi="Georgia" w:cs="SBL Hebrew" w:eastAsia="Georgia"/>
+          <w:b w:val="0"/>
+          <w:i w:val="0"/>
+          <w:color w:val="1A1A1A"/>
+          <w:sz w:val="22"/>
+        </w:rPr>
+        <w:t xml:space="preserve">) to all of </w:t>
       </w:r>
       <w:r>
         <w:rPr>
@@ -7087,7 +10407,27 @@
           <w:color w:val="1A1A1A"/>
           <w:sz w:val="22"/>
         </w:rPr>
-        <w:t xml:space="preserve"> see their sons and husbands return home safely; and that the </w:t>
+        <w:t xml:space="preserve"> (</w:t>
+      </w:r>
+      <w:r>
+        <w:rPr>
+          <w:rFonts w:ascii="SBL Hebrew" w:hAnsi="SBL Hebrew" w:cs="SBL Hebrew" w:eastAsia="SBL Hebrew"/>
+          <w:b w:val="0"/>
+          <w:i w:val="0"/>
+          <w:color w:val="1A1A1A"/>
+          <w:sz w:val="22"/>
+        </w:rPr>
+        <w:t>אֶרֶץ יִשְׂרָאֵל</w:t>
+      </w:r>
+      <w:r>
+        <w:rPr>
+          <w:rFonts w:ascii="Georgia" w:hAnsi="Georgia" w:cs="SBL Hebrew" w:eastAsia="Georgia"/>
+          <w:b w:val="0"/>
+          <w:i w:val="0"/>
+          <w:color w:val="1A1A1A"/>
+          <w:sz w:val="22"/>
+        </w:rPr>
+        <w:t xml:space="preserve">) see their sons and husbands return home safely; and that the </w:t>
       </w:r>
       <w:r>
         <w:rPr>
@@ -7107,7 +10447,27 @@
           <w:color w:val="1A1A1A"/>
           <w:sz w:val="22"/>
         </w:rPr>
-        <w:t xml:space="preserve"> arrive </w:t>
+        <w:t xml:space="preserve"> (</w:t>
+      </w:r>
+      <w:r>
+        <w:rPr>
+          <w:rFonts w:ascii="SBL Hebrew" w:hAnsi="SBL Hebrew" w:cs="SBL Hebrew" w:eastAsia="SBL Hebrew"/>
+          <w:b w:val="0"/>
+          <w:i w:val="0"/>
+          <w:color w:val="1A1A1A"/>
+          <w:sz w:val="22"/>
+        </w:rPr>
+        <w:t>גְּאֻלָּה שְׁלֵמָה</w:t>
+      </w:r>
+      <w:r>
+        <w:rPr>
+          <w:rFonts w:ascii="Georgia" w:hAnsi="Georgia" w:cs="SBL Hebrew" w:eastAsia="Georgia"/>
+          <w:b w:val="0"/>
+          <w:i w:val="0"/>
+          <w:color w:val="1A1A1A"/>
+          <w:sz w:val="22"/>
+        </w:rPr>
+        <w:t xml:space="preserve">) arrive </w:t>
       </w:r>
       <w:r>
         <w:rPr>
@@ -7127,7 +10487,27 @@
           <w:color w:val="1A1A1A"/>
           <w:sz w:val="22"/>
         </w:rPr>
-        <w:t>.</w:t>
+        <w:t xml:space="preserve"> (</w:t>
+      </w:r>
+      <w:r>
+        <w:rPr>
+          <w:rFonts w:ascii="SBL Hebrew" w:hAnsi="SBL Hebrew" w:cs="SBL Hebrew" w:eastAsia="SBL Hebrew"/>
+          <w:b w:val="0"/>
+          <w:i w:val="0"/>
+          <w:color w:val="1A1A1A"/>
+          <w:sz w:val="22"/>
+        </w:rPr>
+        <w:t>בִּמְהֵרָה בְּיָמֵינוּ אָמֵן</w:t>
+      </w:r>
+      <w:r>
+        <w:rPr>
+          <w:rFonts w:ascii="Georgia" w:hAnsi="Georgia" w:cs="SBL Hebrew" w:eastAsia="Georgia"/>
+          <w:b w:val="0"/>
+          <w:i w:val="0"/>
+          <w:color w:val="1A1A1A"/>
+          <w:sz w:val="22"/>
+        </w:rPr>
+        <w:t>).</w:t>
       </w:r>
     </w:p>
     <w:p>
